--- a/參考文件/交通部會議繳交區/交通部會議-114年上半年趨勢分析.docx
+++ b/參考文件/交通部會議繳交區/交通部會議-114年上半年趨勢分析.docx
@@ -1,10 +1,15 @@
 
 <file path=word/document.xml><?xml version="1.0" encoding="utf-8"?>
-<w:document xmlns:wpc="http://schemas.microsoft.com/office/word/2010/wordprocessingCanvas" xmlns:cx="http://schemas.microsoft.com/office/drawing/2014/chartex" xmlns:cx1="http://schemas.microsoft.com/office/drawing/2015/9/8/chartex" xmlns:cx2="http://schemas.microsoft.com/office/drawing/2015/10/21/chartex" xmlns:cx3="http://schemas.microsoft.com/office/drawing/2016/5/9/chartex" xmlns:cx4="http://schemas.microsoft.com/office/drawing/2016/5/10/chartex" xmlns:cx5="http://schemas.microsoft.com/office/drawing/2016/5/11/chartex" xmlns:cx6="http://schemas.microsoft.com/office/drawing/2016/5/12/chartex" xmlns:cx7="http://schemas.microsoft.com/office/drawing/2016/5/13/chartex" xmlns:cx8="http://schemas.microsoft.com/office/drawing/2016/5/14/chartex" xmlns:mc="http://schemas.openxmlformats.org/markup-compatibility/2006" xmlns:aink="http://schemas.microsoft.com/office/drawing/2016/ink" xmlns:am3d="http://schemas.microsoft.com/office/drawing/2017/model3d" xmlns:o="urn:schemas-microsoft-com:office:office" xmlns:oel="http://schemas.microsoft.com/office/2019/extlst" xmlns:r="http://schemas.openxmlformats.org/officeDocument/2006/relationships" xmlns:m="http://schemas.openxmlformats.org/officeDocument/2006/math" xmlns:v="urn:schemas-microsoft-com:vml" xmlns:wp14="http://schemas.microsoft.com/office/word/2010/wordprocessingDrawing" xmlns:wp="http://schemas.openxmlformats.org/drawingml/2006/wordprocessingDrawing" xmlns:w10="urn:schemas-microsoft-com:office:word" xmlns:w="http://schemas.openxmlformats.org/wordprocessingml/2006/main" xmlns:w14="http://schemas.microsoft.com/office/word/2010/wordml" xmlns:w15="http://schemas.microsoft.com/office/word/2012/wordml" xmlns:w16cex="http://schemas.microsoft.com/office/word/2018/wordml/cex" xmlns:w16cid="http://schemas.microsoft.com/office/word/2016/wordml/cid" xmlns:w16="http://schemas.microsoft.com/office/word/2018/wordml" xmlns:w16du="http://schemas.microsoft.com/office/word/2023/wordml/word16du" xmlns:w16sdtdh="http://schemas.microsoft.com/office/word/2020/wordml/sdtdatahash" xmlns:w16sdtfl="http://schemas.microsoft.com/office/word/2024/wordml/sdtformatlock" xmlns:w16se="http://schemas.microsoft.com/office/word/2015/wordml/symex" xmlns:wpg="http://schemas.microsoft.com/office/word/2010/wordprocessingGroup" xmlns:wpi="http://schemas.microsoft.com/office/word/2010/wordprocessingInk" xmlns:wne="http://schemas.microsoft.com/office/word/2006/wordml" xmlns:wps="http://schemas.microsoft.com/office/word/2010/wordprocessingShape" mc:Ignorable="w14 w15 w16se w16cid w16 w16cex w16sdtdh w16sdtfl w16du wp14">
+<w:document xmlns:wpc="http://schemas.microsoft.com/office/word/2010/wordprocessingCanvas" xmlns:cx="http://schemas.microsoft.com/office/drawing/2014/chartex" xmlns:cx1="http://schemas.microsoft.com/office/drawing/2015/9/8/chartex" xmlns:cx2="http://schemas.microsoft.com/office/drawing/2015/10/21/chartex" xmlns:cx3="http://schemas.microsoft.com/office/drawing/2016/5/9/chartex" xmlns:cx4="http://schemas.microsoft.com/office/drawing/2016/5/10/chartex" xmlns:cx5="http://schemas.microsoft.com/office/drawing/2016/5/11/chartex" xmlns:cx6="http://schemas.microsoft.com/office/drawing/2016/5/12/chartex" xmlns:cx7="http://schemas.microsoft.com/office/drawing/2016/5/13/chartex" xmlns:cx8="http://schemas.microsoft.com/office/drawing/2016/5/14/chartex" xmlns:mc="http://schemas.openxmlformats.org/markup-compatibility/2006" xmlns:aink="http://schemas.microsoft.com/office/drawing/2016/ink" xmlns:am3d="http://schemas.microsoft.com/office/drawing/2017/model3d" xmlns:o="urn:schemas-microsoft-com:office:office" xmlns:r="http://schemas.openxmlformats.org/officeDocument/2006/relationships" xmlns:m="http://schemas.openxmlformats.org/officeDocument/2006/math" xmlns:v="urn:schemas-microsoft-com:vml" xmlns:wp14="http://schemas.microsoft.com/office/word/2010/wordprocessingDrawing" xmlns:wp="http://schemas.openxmlformats.org/drawingml/2006/wordprocessingDrawing" xmlns:w10="urn:schemas-microsoft-com:office:word" xmlns:w="http://schemas.openxmlformats.org/wordprocessingml/2006/main" xmlns:w14="http://schemas.microsoft.com/office/word/2010/wordml" xmlns:w15="http://schemas.microsoft.com/office/word/2012/wordml" xmlns:w16cid="http://schemas.microsoft.com/office/word/2016/wordml/cid" xmlns:w16se="http://schemas.microsoft.com/office/word/2015/wordml/symex" xmlns:wpg="http://schemas.microsoft.com/office/word/2010/wordprocessingGroup" xmlns:wpi="http://schemas.microsoft.com/office/word/2010/wordprocessingInk" xmlns:wne="http://schemas.microsoft.com/office/word/2006/wordml" xmlns:wps="http://schemas.microsoft.com/office/word/2010/wordprocessingShape" mc:Ignorable="w14 w15 w16se w16cid wp14">
   <w:body>
     <w:sdt>
       <w:sdtPr>
         <w:rPr>
+          <w:rFonts w:ascii="Times New Roman" w:eastAsia="標楷體" w:hAnsi="Times New Roman" w:cs="Times New Roman"/>
+          <w:color w:val="auto"/>
+          <w:kern w:val="2"/>
+          <w:sz w:val="27"/>
+          <w:szCs w:val="27"/>
           <w:lang w:val="zh-TW"/>
         </w:rPr>
         <w:id w:val="-642813833"/>
@@ -15,13 +20,8 @@
       </w:sdtPr>
       <w:sdtEndPr>
         <w:rPr>
-          <w:rFonts w:ascii="Times New Roman" w:eastAsia="標楷體" w:hAnsi="Times New Roman" w:cstheme="minorBidi"/>
           <w:b/>
           <w:bCs/>
-          <w:color w:val="auto"/>
-          <w:kern w:val="2"/>
-          <w:sz w:val="27"/>
-          <w:szCs w:val="27"/>
         </w:rPr>
       </w:sdtEndPr>
       <w:sdtContent>
@@ -32,13 +32,13 @@
             <w:ind w:firstLine="540"/>
             <w:jc w:val="center"/>
             <w:rPr>
-              <w:rFonts w:ascii="標楷體" w:eastAsia="標楷體" w:hAnsi="標楷體" w:cs="Times New Roman"/>
+              <w:rFonts w:ascii="Times New Roman" w:eastAsia="標楷體" w:hAnsi="Times New Roman" w:cs="Times New Roman"/>
               <w:color w:val="auto"/>
             </w:rPr>
           </w:pPr>
           <w:r>
             <w:rPr>
-              <w:rFonts w:ascii="標楷體" w:eastAsia="標楷體" w:hAnsi="標楷體" w:cs="Times New Roman"/>
+              <w:rFonts w:ascii="Times New Roman" w:eastAsia="標楷體" w:hAnsi="Times New Roman" w:cs="Times New Roman"/>
               <w:color w:val="auto"/>
               <w:lang w:val="zh-TW"/>
             </w:rPr>
@@ -50,7 +50,7 @@
             <w:pStyle w:val="11"/>
             <w:spacing w:before="180" w:after="180"/>
             <w:rPr>
-              <w:rFonts w:asciiTheme="minorHAnsi" w:eastAsiaTheme="minorEastAsia" w:hAnsiTheme="minorHAnsi"/>
+              <w:rFonts w:cs="Times New Roman"/>
               <w:noProof/>
               <w:sz w:val="24"/>
               <w:szCs w:val="24"/>
@@ -58,19 +58,28 @@
             </w:rPr>
           </w:pPr>
           <w:r>
+            <w:rPr>
+              <w:rFonts w:cs="Times New Roman"/>
+            </w:rPr>
             <w:fldChar w:fldCharType="begin"/>
           </w:r>
           <w:r>
+            <w:rPr>
+              <w:rFonts w:cs="Times New Roman"/>
+            </w:rPr>
             <w:instrText xml:space="preserve"> TOC \o "1-3" \h \z \u </w:instrText>
           </w:r>
           <w:r>
+            <w:rPr>
+              <w:rFonts w:cs="Times New Roman"/>
+            </w:rPr>
             <w:fldChar w:fldCharType="separate"/>
           </w:r>
           <w:hyperlink w:anchor="_Toc226998713" w:history="1">
             <w:r>
               <w:rPr>
                 <w:rStyle w:val="af6"/>
-                <w:rFonts w:hint="eastAsia"/>
+                <w:rFonts w:cs="Times New Roman"/>
                 <w:noProof/>
               </w:rPr>
               <w:t>第</w:t>
@@ -78,7 +87,7 @@
             <w:r>
               <w:rPr>
                 <w:rStyle w:val="af6"/>
-                <w:rFonts w:hint="eastAsia"/>
+                <w:rFonts w:cs="Times New Roman"/>
                 <w:noProof/>
               </w:rPr>
               <w:t>1</w:t>
@@ -86,7 +95,7 @@
             <w:r>
               <w:rPr>
                 <w:rStyle w:val="af6"/>
-                <w:rFonts w:hint="eastAsia"/>
+                <w:rFonts w:cs="Times New Roman"/>
                 <w:noProof/>
               </w:rPr>
               <w:t>章</w:t>
@@ -94,7 +103,7 @@
             <w:r>
               <w:rPr>
                 <w:rStyle w:val="af6"/>
-                <w:rFonts w:hint="eastAsia"/>
+                <w:rFonts w:cs="Times New Roman"/>
                 <w:noProof/>
               </w:rPr>
               <w:t xml:space="preserve"> </w:t>
@@ -102,13 +111,14 @@
             <w:r>
               <w:rPr>
                 <w:rStyle w:val="af6"/>
-                <w:rFonts w:hint="eastAsia"/>
+                <w:rFonts w:cs="Times New Roman"/>
                 <w:noProof/>
               </w:rPr>
               <w:t>花蓮縣市區客運</w:t>
             </w:r>
             <w:r>
               <w:rPr>
+                <w:rFonts w:cs="Times New Roman"/>
                 <w:noProof/>
                 <w:webHidden/>
               </w:rPr>
@@ -116,6 +126,7 @@
             </w:r>
             <w:r>
               <w:rPr>
+                <w:rFonts w:cs="Times New Roman"/>
                 <w:noProof/>
                 <w:webHidden/>
               </w:rPr>
@@ -123,6 +134,7 @@
             </w:r>
             <w:r>
               <w:rPr>
+                <w:rFonts w:cs="Times New Roman"/>
                 <w:noProof/>
                 <w:webHidden/>
               </w:rPr>
@@ -130,12 +142,14 @@
             </w:r>
             <w:r>
               <w:rPr>
+                <w:rFonts w:cs="Times New Roman"/>
                 <w:noProof/>
                 <w:webHidden/>
               </w:rPr>
             </w:r>
             <w:r>
               <w:rPr>
+                <w:rFonts w:cs="Times New Roman"/>
                 <w:noProof/>
                 <w:webHidden/>
               </w:rPr>
@@ -143,6 +157,7 @@
             </w:r>
             <w:r>
               <w:rPr>
+                <w:rFonts w:cs="Times New Roman"/>
                 <w:noProof/>
                 <w:webHidden/>
               </w:rPr>
@@ -150,6 +165,7 @@
             </w:r>
             <w:r>
               <w:rPr>
+                <w:rFonts w:cs="Times New Roman"/>
                 <w:noProof/>
                 <w:webHidden/>
               </w:rPr>
@@ -162,7 +178,7 @@
             <w:pStyle w:val="11"/>
             <w:spacing w:before="180" w:after="180"/>
             <w:rPr>
-              <w:rFonts w:asciiTheme="minorHAnsi" w:eastAsiaTheme="minorEastAsia" w:hAnsiTheme="minorHAnsi"/>
+              <w:rFonts w:cs="Times New Roman"/>
               <w:noProof/>
               <w:sz w:val="24"/>
               <w:szCs w:val="24"/>
@@ -173,7 +189,7 @@
             <w:r>
               <w:rPr>
                 <w:rStyle w:val="af6"/>
-                <w:rFonts w:hint="eastAsia"/>
+                <w:rFonts w:cs="Times New Roman"/>
                 <w:noProof/>
               </w:rPr>
               <w:t>第</w:t>
@@ -181,7 +197,7 @@
             <w:r>
               <w:rPr>
                 <w:rStyle w:val="af6"/>
-                <w:rFonts w:hint="eastAsia"/>
+                <w:rFonts w:cs="Times New Roman"/>
                 <w:noProof/>
               </w:rPr>
               <w:t>2</w:t>
@@ -189,7 +205,7 @@
             <w:r>
               <w:rPr>
                 <w:rStyle w:val="af6"/>
-                <w:rFonts w:hint="eastAsia"/>
+                <w:rFonts w:cs="Times New Roman"/>
                 <w:noProof/>
               </w:rPr>
               <w:t>章</w:t>
@@ -197,7 +213,7 @@
             <w:r>
               <w:rPr>
                 <w:rStyle w:val="af6"/>
-                <w:rFonts w:hint="eastAsia"/>
+                <w:rFonts w:cs="Times New Roman"/>
                 <w:noProof/>
               </w:rPr>
               <w:t xml:space="preserve"> </w:t>
@@ -205,13 +221,14 @@
             <w:r>
               <w:rPr>
                 <w:rStyle w:val="af6"/>
-                <w:rFonts w:hint="eastAsia"/>
+                <w:rFonts w:cs="Times New Roman"/>
                 <w:noProof/>
               </w:rPr>
               <w:t>臺東縣市區客運</w:t>
             </w:r>
             <w:r>
               <w:rPr>
+                <w:rFonts w:cs="Times New Roman"/>
                 <w:noProof/>
                 <w:webHidden/>
               </w:rPr>
@@ -219,6 +236,7 @@
             </w:r>
             <w:r>
               <w:rPr>
+                <w:rFonts w:cs="Times New Roman"/>
                 <w:noProof/>
                 <w:webHidden/>
               </w:rPr>
@@ -226,6 +244,7 @@
             </w:r>
             <w:r>
               <w:rPr>
+                <w:rFonts w:cs="Times New Roman"/>
                 <w:noProof/>
                 <w:webHidden/>
               </w:rPr>
@@ -233,12 +252,14 @@
             </w:r>
             <w:r>
               <w:rPr>
+                <w:rFonts w:cs="Times New Roman"/>
                 <w:noProof/>
                 <w:webHidden/>
               </w:rPr>
             </w:r>
             <w:r>
               <w:rPr>
+                <w:rFonts w:cs="Times New Roman"/>
                 <w:noProof/>
                 <w:webHidden/>
               </w:rPr>
@@ -246,6 +267,7 @@
             </w:r>
             <w:r>
               <w:rPr>
+                <w:rFonts w:cs="Times New Roman"/>
                 <w:noProof/>
                 <w:webHidden/>
               </w:rPr>
@@ -253,6 +275,7 @@
             </w:r>
             <w:r>
               <w:rPr>
+                <w:rFonts w:cs="Times New Roman"/>
                 <w:noProof/>
                 <w:webHidden/>
               </w:rPr>
@@ -265,7 +288,7 @@
             <w:pStyle w:val="11"/>
             <w:spacing w:before="180" w:after="180"/>
             <w:rPr>
-              <w:rFonts w:asciiTheme="minorHAnsi" w:eastAsiaTheme="minorEastAsia" w:hAnsiTheme="minorHAnsi"/>
+              <w:rFonts w:cs="Times New Roman"/>
               <w:noProof/>
               <w:sz w:val="24"/>
               <w:szCs w:val="24"/>
@@ -276,7 +299,7 @@
             <w:r>
               <w:rPr>
                 <w:rStyle w:val="af6"/>
-                <w:rFonts w:hint="eastAsia"/>
+                <w:rFonts w:cs="Times New Roman"/>
                 <w:noProof/>
               </w:rPr>
               <w:t>第</w:t>
@@ -284,7 +307,7 @@
             <w:r>
               <w:rPr>
                 <w:rStyle w:val="af6"/>
-                <w:rFonts w:hint="eastAsia"/>
+                <w:rFonts w:cs="Times New Roman"/>
                 <w:noProof/>
               </w:rPr>
               <w:t>3</w:t>
@@ -292,7 +315,7 @@
             <w:r>
               <w:rPr>
                 <w:rStyle w:val="af6"/>
-                <w:rFonts w:hint="eastAsia"/>
+                <w:rFonts w:cs="Times New Roman"/>
                 <w:noProof/>
               </w:rPr>
               <w:t>章</w:t>
@@ -300,7 +323,7 @@
             <w:r>
               <w:rPr>
                 <w:rStyle w:val="af6"/>
-                <w:rFonts w:hint="eastAsia"/>
+                <w:rFonts w:cs="Times New Roman"/>
                 <w:noProof/>
               </w:rPr>
               <w:t xml:space="preserve"> </w:t>
@@ -308,13 +331,14 @@
             <w:r>
               <w:rPr>
                 <w:rStyle w:val="af6"/>
-                <w:rFonts w:hint="eastAsia"/>
+                <w:rFonts w:cs="Times New Roman"/>
                 <w:noProof/>
               </w:rPr>
               <w:t>花蓮縣公路客運</w:t>
             </w:r>
             <w:r>
               <w:rPr>
+                <w:rFonts w:cs="Times New Roman"/>
                 <w:noProof/>
                 <w:webHidden/>
               </w:rPr>
@@ -322,6 +346,7 @@
             </w:r>
             <w:r>
               <w:rPr>
+                <w:rFonts w:cs="Times New Roman"/>
                 <w:noProof/>
                 <w:webHidden/>
               </w:rPr>
@@ -329,6 +354,7 @@
             </w:r>
             <w:r>
               <w:rPr>
+                <w:rFonts w:cs="Times New Roman"/>
                 <w:noProof/>
                 <w:webHidden/>
               </w:rPr>
@@ -336,12 +362,14 @@
             </w:r>
             <w:r>
               <w:rPr>
+                <w:rFonts w:cs="Times New Roman"/>
                 <w:noProof/>
                 <w:webHidden/>
               </w:rPr>
             </w:r>
             <w:r>
               <w:rPr>
+                <w:rFonts w:cs="Times New Roman"/>
                 <w:noProof/>
                 <w:webHidden/>
               </w:rPr>
@@ -349,6 +377,7 @@
             </w:r>
             <w:r>
               <w:rPr>
+                <w:rFonts w:cs="Times New Roman"/>
                 <w:noProof/>
                 <w:webHidden/>
               </w:rPr>
@@ -356,6 +385,7 @@
             </w:r>
             <w:r>
               <w:rPr>
+                <w:rFonts w:cs="Times New Roman"/>
                 <w:noProof/>
                 <w:webHidden/>
               </w:rPr>
@@ -368,7 +398,7 @@
             <w:pStyle w:val="11"/>
             <w:spacing w:before="180" w:after="180"/>
             <w:rPr>
-              <w:rFonts w:asciiTheme="minorHAnsi" w:eastAsiaTheme="minorEastAsia" w:hAnsiTheme="minorHAnsi"/>
+              <w:rFonts w:cs="Times New Roman"/>
               <w:noProof/>
               <w:sz w:val="24"/>
               <w:szCs w:val="24"/>
@@ -379,7 +409,7 @@
             <w:r>
               <w:rPr>
                 <w:rStyle w:val="af6"/>
-                <w:rFonts w:hint="eastAsia"/>
+                <w:rFonts w:cs="Times New Roman"/>
                 <w:noProof/>
               </w:rPr>
               <w:t>第</w:t>
@@ -387,7 +417,7 @@
             <w:r>
               <w:rPr>
                 <w:rStyle w:val="af6"/>
-                <w:rFonts w:hint="eastAsia"/>
+                <w:rFonts w:cs="Times New Roman"/>
                 <w:noProof/>
               </w:rPr>
               <w:t>4</w:t>
@@ -395,7 +425,7 @@
             <w:r>
               <w:rPr>
                 <w:rStyle w:val="af6"/>
-                <w:rFonts w:hint="eastAsia"/>
+                <w:rFonts w:cs="Times New Roman"/>
                 <w:noProof/>
               </w:rPr>
               <w:t>章</w:t>
@@ -403,7 +433,7 @@
             <w:r>
               <w:rPr>
                 <w:rStyle w:val="af6"/>
-                <w:rFonts w:hint="eastAsia"/>
+                <w:rFonts w:cs="Times New Roman"/>
                 <w:noProof/>
               </w:rPr>
               <w:t xml:space="preserve"> </w:t>
@@ -411,13 +441,14 @@
             <w:r>
               <w:rPr>
                 <w:rStyle w:val="af6"/>
-                <w:rFonts w:hint="eastAsia"/>
+                <w:rFonts w:cs="Times New Roman"/>
                 <w:noProof/>
               </w:rPr>
               <w:t>臺東縣公路客運</w:t>
             </w:r>
             <w:r>
               <w:rPr>
+                <w:rFonts w:cs="Times New Roman"/>
                 <w:noProof/>
                 <w:webHidden/>
               </w:rPr>
@@ -425,6 +456,7 @@
             </w:r>
             <w:r>
               <w:rPr>
+                <w:rFonts w:cs="Times New Roman"/>
                 <w:noProof/>
                 <w:webHidden/>
               </w:rPr>
@@ -432,6 +464,7 @@
             </w:r>
             <w:r>
               <w:rPr>
+                <w:rFonts w:cs="Times New Roman"/>
                 <w:noProof/>
                 <w:webHidden/>
               </w:rPr>
@@ -439,12 +472,14 @@
             </w:r>
             <w:r>
               <w:rPr>
+                <w:rFonts w:cs="Times New Roman"/>
                 <w:noProof/>
                 <w:webHidden/>
               </w:rPr>
             </w:r>
             <w:r>
               <w:rPr>
+                <w:rFonts w:cs="Times New Roman"/>
                 <w:noProof/>
                 <w:webHidden/>
               </w:rPr>
@@ -452,6 +487,7 @@
             </w:r>
             <w:r>
               <w:rPr>
+                <w:rFonts w:cs="Times New Roman"/>
                 <w:noProof/>
                 <w:webHidden/>
               </w:rPr>
@@ -459,6 +495,7 @@
             </w:r>
             <w:r>
               <w:rPr>
+                <w:rFonts w:cs="Times New Roman"/>
                 <w:noProof/>
                 <w:webHidden/>
               </w:rPr>
@@ -470,9 +507,13 @@
           <w:pPr>
             <w:spacing w:before="180" w:after="180"/>
             <w:ind w:firstLine="541"/>
+            <w:rPr>
+              <w:rFonts w:cs="Times New Roman"/>
+            </w:rPr>
           </w:pPr>
           <w:r>
             <w:rPr>
+              <w:rFonts w:cs="Times New Roman"/>
               <w:b/>
               <w:bCs/>
               <w:lang w:val="zh-TW"/>
@@ -489,7 +530,7 @@
         <w:ind w:firstLineChars="0" w:firstLine="0"/>
         <w:jc w:val="left"/>
         <w:rPr>
-          <w:rFonts w:cstheme="majorBidi"/>
+          <w:rFonts w:cs="Times New Roman"/>
           <w:b/>
           <w:kern w:val="52"/>
           <w:sz w:val="32"/>
@@ -498,6 +539,9 @@
       </w:pPr>
       <w:bookmarkStart w:id="0" w:name="_Toc226998713"/>
       <w:r>
+        <w:rPr>
+          <w:rFonts w:cs="Times New Roman"/>
+        </w:rPr>
         <w:br w:type="page"/>
       </w:r>
     </w:p>
@@ -505,19 +549,16 @@
       <w:pPr>
         <w:pStyle w:val="1"/>
         <w:spacing w:before="36" w:after="36"/>
+        <w:rPr>
+          <w:rFonts w:cs="Times New Roman"/>
+        </w:rPr>
       </w:pPr>
       <w:r>
         <w:rPr>
-          <w:rFonts w:hint="eastAsia"/>
+          <w:rFonts w:cs="Times New Roman"/>
         </w:rPr>
         <w:lastRenderedPageBreak/>
-        <w:t>花蓮縣</w:t>
-      </w:r>
-      <w:r>
-        <w:rPr>
-          <w:rFonts w:hint="eastAsia"/>
-        </w:rPr>
-        <w:t>市區客運</w:t>
+        <w:t>花蓮縣市區客運</w:t>
       </w:r>
       <w:bookmarkEnd w:id="0"/>
     </w:p>
@@ -525,11 +566,15 @@
       <w:pPr>
         <w:keepNext/>
         <w:spacing w:before="180" w:after="180"/>
-        <w:ind w:firstLine="540"/>
+        <w:ind w:firstLineChars="0" w:firstLine="0"/>
+        <w:jc w:val="center"/>
+        <w:rPr>
+          <w:rFonts w:cs="Times New Roman"/>
+        </w:rPr>
       </w:pPr>
       <w:r>
         <w:rPr>
-          <w:rFonts w:hint="eastAsia"/>
+          <w:rFonts w:cs="Times New Roman"/>
           <w:noProof/>
           <w14:ligatures w14:val="standardContextual"/>
         </w:rPr>
@@ -575,155 +620,163 @@
         <w:pStyle w:val="af"/>
         <w:spacing w:before="180" w:after="180"/>
         <w:ind w:firstLine="540"/>
+        <w:rPr>
+          <w:rFonts w:cs="Times New Roman"/>
+        </w:rPr>
       </w:pPr>
       <w:bookmarkStart w:id="1" w:name="_Ref226993998"/>
       <w:r>
         <w:rPr>
-          <w:rFonts w:hint="eastAsia"/>
+          <w:rFonts w:cs="Times New Roman"/>
         </w:rPr>
         <w:t>圖</w:t>
       </w:r>
       <w:r>
         <w:rPr>
-          <w:rFonts w:hint="eastAsia"/>
+          <w:rFonts w:cs="Times New Roman"/>
         </w:rPr>
         <w:t xml:space="preserve"> </w:t>
       </w:r>
       <w:r>
+        <w:rPr>
+          <w:rFonts w:cs="Times New Roman"/>
+        </w:rPr>
         <w:fldChar w:fldCharType="begin"/>
       </w:r>
       <w:r>
-        <w:instrText xml:space="preserve"> </w:instrText>
-      </w:r>
-      <w:r>
-        <w:rPr>
-          <w:rFonts w:hint="eastAsia"/>
-        </w:rPr>
-        <w:instrText>STYLEREF 1 \s</w:instrText>
-      </w:r>
-      <w:r>
-        <w:instrText xml:space="preserve"> </w:instrText>
-      </w:r>
-      <w:r>
+        <w:rPr>
+          <w:rFonts w:cs="Times New Roman"/>
+        </w:rPr>
+        <w:instrText xml:space="preserve"> STYLEREF 1 \s </w:instrText>
+      </w:r>
+      <w:r>
+        <w:rPr>
+          <w:rFonts w:cs="Times New Roman"/>
+        </w:rPr>
         <w:fldChar w:fldCharType="separate"/>
       </w:r>
       <w:r>
         <w:rPr>
+          <w:rFonts w:cs="Times New Roman"/>
           <w:noProof/>
         </w:rPr>
         <w:t>1</w:t>
       </w:r>
       <w:r>
+        <w:rPr>
+          <w:rFonts w:cs="Times New Roman"/>
+        </w:rPr>
         <w:fldChar w:fldCharType="end"/>
       </w:r>
       <w:r>
+        <w:rPr>
+          <w:rFonts w:cs="Times New Roman"/>
+        </w:rPr>
         <w:t>.</w:t>
       </w:r>
       <w:r>
+        <w:rPr>
+          <w:rFonts w:cs="Times New Roman"/>
+        </w:rPr>
         <w:fldChar w:fldCharType="begin"/>
       </w:r>
       <w:r>
-        <w:instrText xml:space="preserve"> </w:instrText>
-      </w:r>
-      <w:r>
-        <w:rPr>
-          <w:rFonts w:hint="eastAsia"/>
-        </w:rPr>
-        <w:instrText xml:space="preserve">SEQ </w:instrText>
-      </w:r>
-      <w:r>
-        <w:rPr>
-          <w:rFonts w:hint="eastAsia"/>
+        <w:rPr>
+          <w:rFonts w:cs="Times New Roman"/>
+        </w:rPr>
+        <w:instrText xml:space="preserve"> SEQ </w:instrText>
+      </w:r>
+      <w:r>
+        <w:rPr>
+          <w:rFonts w:cs="Times New Roman"/>
         </w:rPr>
         <w:instrText>圖</w:instrText>
       </w:r>
       <w:r>
         <w:rPr>
-          <w:rFonts w:hint="eastAsia"/>
-        </w:rPr>
-        <w:instrText xml:space="preserve"> \* ARABIC \s 1</w:instrText>
-      </w:r>
-      <w:r>
-        <w:instrText xml:space="preserve"> </w:instrText>
-      </w:r>
-      <w:r>
+          <w:rFonts w:cs="Times New Roman"/>
+        </w:rPr>
+        <w:instrText xml:space="preserve"> \* ARABIC \s 1 </w:instrText>
+      </w:r>
+      <w:r>
+        <w:rPr>
+          <w:rFonts w:cs="Times New Roman"/>
+        </w:rPr>
         <w:fldChar w:fldCharType="separate"/>
       </w:r>
       <w:r>
         <w:rPr>
+          <w:rFonts w:cs="Times New Roman"/>
           <w:noProof/>
         </w:rPr>
         <w:t>1</w:t>
       </w:r>
       <w:r>
+        <w:rPr>
+          <w:rFonts w:cs="Times New Roman"/>
+        </w:rPr>
         <w:fldChar w:fldCharType="end"/>
       </w:r>
       <w:bookmarkEnd w:id="1"/>
       <w:r>
         <w:rPr>
-          <w:rFonts w:hint="eastAsia"/>
+          <w:rFonts w:cs="Times New Roman"/>
         </w:rPr>
         <w:t xml:space="preserve">　</w:t>
       </w:r>
       <w:r>
         <w:rPr>
-          <w:rFonts w:hint="eastAsia"/>
+          <w:rFonts w:cs="Times New Roman"/>
         </w:rPr>
         <w:t>114</w:t>
       </w:r>
       <w:r>
         <w:rPr>
-          <w:rFonts w:hint="eastAsia"/>
+          <w:rFonts w:cs="Times New Roman"/>
         </w:rPr>
         <w:t>年</w:t>
       </w:r>
       <w:r>
         <w:rPr>
-          <w:rFonts w:hint="eastAsia"/>
+          <w:rFonts w:cs="Times New Roman"/>
         </w:rPr>
         <w:t>1</w:t>
       </w:r>
       <w:r>
         <w:rPr>
-          <w:rFonts w:hint="eastAsia"/>
+          <w:rFonts w:cs="Times New Roman"/>
         </w:rPr>
         <w:t>月至</w:t>
       </w:r>
       <w:r>
         <w:rPr>
-          <w:rFonts w:hint="eastAsia"/>
+          <w:rFonts w:cs="Times New Roman"/>
         </w:rPr>
         <w:t>114</w:t>
       </w:r>
       <w:r>
         <w:rPr>
-          <w:rFonts w:hint="eastAsia"/>
+          <w:rFonts w:cs="Times New Roman"/>
         </w:rPr>
         <w:t>年</w:t>
       </w:r>
       <w:r>
         <w:rPr>
-          <w:rFonts w:hint="eastAsia"/>
+          <w:rFonts w:cs="Times New Roman"/>
         </w:rPr>
         <w:t>6</w:t>
       </w:r>
       <w:r>
         <w:rPr>
-          <w:rFonts w:hint="eastAsia"/>
+          <w:rFonts w:cs="Times New Roman"/>
         </w:rPr>
         <w:t>月</w:t>
       </w:r>
       <w:r>
         <w:rPr>
-          <w:rFonts w:hint="eastAsia"/>
-        </w:rPr>
-        <w:t>花蓮縣市區客運</w:t>
-      </w:r>
-      <w:r>
-        <w:rPr>
-          <w:rFonts w:hint="eastAsia"/>
-        </w:rPr>
-        <w:t>運量折線圖</w:t>
+          <w:rFonts w:cs="Times New Roman"/>
+        </w:rPr>
+        <w:t>花蓮縣市區客運運量折線圖</w:t>
       </w:r>
     </w:p>
     <w:p>
@@ -731,188 +784,186 @@
         <w:spacing w:before="180" w:after="180"/>
         <w:ind w:firstLine="540"/>
         <w:rPr>
-          <w:rFonts w:hint="eastAsia"/>
+          <w:rFonts w:cs="Times New Roman"/>
         </w:rPr>
       </w:pPr>
       <w:r>
         <w:rPr>
-          <w:rFonts w:ascii="標楷體" w:hAnsi="標楷體" w:hint="eastAsia"/>
+          <w:rFonts w:cs="Times New Roman"/>
         </w:rPr>
         <w:t>由</w:t>
       </w:r>
       <w:r>
         <w:rPr>
-          <w:rFonts w:ascii="標楷體" w:hAnsi="標楷體"/>
+          <w:rFonts w:cs="Times New Roman"/>
         </w:rPr>
         <w:fldChar w:fldCharType="begin"/>
       </w:r>
       <w:r>
         <w:rPr>
-          <w:rFonts w:ascii="標楷體" w:hAnsi="標楷體"/>
-        </w:rPr>
-        <w:instrText xml:space="preserve"> </w:instrText>
-      </w:r>
-      <w:r>
-        <w:rPr>
-          <w:rFonts w:ascii="標楷體" w:hAnsi="標楷體" w:hint="eastAsia"/>
-        </w:rPr>
-        <w:instrText>REF _Ref226993998 \h</w:instrText>
-      </w:r>
-      <w:r>
-        <w:rPr>
-          <w:rFonts w:ascii="標楷體" w:hAnsi="標楷體"/>
-        </w:rPr>
-        <w:instrText xml:space="preserve"> </w:instrText>
-      </w:r>
-      <w:r>
-        <w:rPr>
-          <w:rFonts w:ascii="標楷體" w:hAnsi="標楷體"/>
-        </w:rPr>
-      </w:r>
-      <w:r>
-        <w:rPr>
-          <w:rFonts w:ascii="標楷體" w:hAnsi="標楷體"/>
+          <w:rFonts w:cs="Times New Roman"/>
+        </w:rPr>
+        <w:instrText xml:space="preserve"> REF _Ref226993998 \h </w:instrText>
+      </w:r>
+      <w:r>
+        <w:rPr>
+          <w:rFonts w:cs="Times New Roman"/>
+        </w:rPr>
+      </w:r>
+      <w:r>
+        <w:rPr>
+          <w:rFonts w:cs="Times New Roman"/>
+        </w:rPr>
+        <w:instrText xml:space="preserve"> \* MERGEFORMAT </w:instrText>
+      </w:r>
+      <w:r>
+        <w:rPr>
+          <w:rFonts w:cs="Times New Roman"/>
         </w:rPr>
         <w:fldChar w:fldCharType="separate"/>
       </w:r>
       <w:r>
         <w:rPr>
-          <w:rFonts w:hint="eastAsia"/>
+          <w:rFonts w:cs="Times New Roman"/>
         </w:rPr>
         <w:t>圖</w:t>
       </w:r>
       <w:r>
         <w:rPr>
-          <w:rFonts w:hint="eastAsia"/>
+          <w:rFonts w:cs="Times New Roman"/>
         </w:rPr>
         <w:t xml:space="preserve"> </w:t>
       </w:r>
       <w:r>
         <w:rPr>
+          <w:rFonts w:cs="Times New Roman"/>
           <w:noProof/>
         </w:rPr>
         <w:t>1</w:t>
       </w:r>
       <w:r>
+        <w:rPr>
+          <w:rFonts w:cs="Times New Roman"/>
+        </w:rPr>
         <w:t>.</w:t>
       </w:r>
       <w:r>
         <w:rPr>
+          <w:rFonts w:cs="Times New Roman"/>
           <w:noProof/>
         </w:rPr>
         <w:t>1</w:t>
       </w:r>
       <w:r>
         <w:rPr>
-          <w:rFonts w:ascii="標楷體" w:hAnsi="標楷體"/>
+          <w:rFonts w:cs="Times New Roman"/>
         </w:rPr>
         <w:fldChar w:fldCharType="end"/>
       </w:r>
       <w:r>
         <w:rPr>
-          <w:rFonts w:ascii="標楷體" w:hAnsi="標楷體" w:hint="eastAsia"/>
-        </w:rPr>
-        <w:t>可以看出</w:t>
-      </w:r>
-      <w:r>
-        <w:rPr>
-          <w:rFonts w:ascii="標楷體" w:hAnsi="標楷體"/>
-        </w:rPr>
-        <w:t>，</w:t>
-      </w:r>
-      <w:r>
-        <w:rPr>
-          <w:rFonts w:ascii="標楷體" w:hAnsi="標楷體" w:hint="eastAsia"/>
-        </w:rPr>
-        <w:t>114年上半年的花蓮市區客運的逐月運量趨勢，</w:t>
-      </w:r>
-      <w:r>
-        <w:rPr>
-          <w:rFonts w:ascii="標楷體" w:hAnsi="標楷體"/>
+          <w:rFonts w:cs="Times New Roman"/>
+        </w:rPr>
+        <w:t>可以看出，</w:t>
+      </w:r>
+      <w:r>
+        <w:rPr>
+          <w:rFonts w:cs="Times New Roman"/>
+        </w:rPr>
+        <w:t>114</w:t>
+      </w:r>
+      <w:r>
+        <w:rPr>
+          <w:rFonts w:cs="Times New Roman"/>
+        </w:rPr>
+        <w:t>年上半年的花蓮市區客運的逐月運量趨勢，</w:t>
+      </w:r>
+      <w:r>
+        <w:rPr>
+          <w:rFonts w:cs="Times New Roman"/>
         </w:rPr>
         <w:t>1</w:t>
       </w:r>
       <w:r>
         <w:rPr>
-          <w:rFonts w:ascii="標楷體" w:hAnsi="標楷體" w:hint="eastAsia"/>
+          <w:rFonts w:cs="Times New Roman"/>
         </w:rPr>
         <w:t>月至</w:t>
       </w:r>
       <w:r>
         <w:rPr>
-          <w:rFonts w:ascii="標楷體" w:hAnsi="標楷體"/>
-        </w:rPr>
-        <w:t>2月</w:t>
-      </w:r>
-      <w:r>
-        <w:rPr>
-          <w:rFonts w:ascii="標楷體" w:hAnsi="標楷體" w:hint="eastAsia"/>
-        </w:rPr>
-        <w:t>逢農曆過年花蓮縣市區公車搭乘次數差異不大，顯示年節縣民返鄉的需求並未顯著反應到公車及客運的整體運量上；而2月</w:t>
-      </w:r>
-      <w:r>
-        <w:rPr>
-          <w:rFonts w:ascii="標楷體" w:hAnsi="標楷體"/>
-        </w:rPr>
-        <w:t>至</w:t>
-      </w:r>
-      <w:r>
-        <w:rPr>
-          <w:rFonts w:ascii="標楷體" w:hAnsi="標楷體" w:hint="eastAsia"/>
+          <w:rFonts w:cs="Times New Roman"/>
+        </w:rPr>
+        <w:t>2</w:t>
+      </w:r>
+      <w:r>
+        <w:rPr>
+          <w:rFonts w:cs="Times New Roman"/>
+        </w:rPr>
+        <w:t>月逢農曆過年花蓮縣市區公車搭乘次數差異不大，顯示年節縣民返鄉的需求並未顯著反應到公車及客運的整體運量上；而</w:t>
+      </w:r>
+      <w:r>
+        <w:rPr>
+          <w:rFonts w:cs="Times New Roman"/>
+        </w:rPr>
+        <w:t>2</w:t>
+      </w:r>
+      <w:r>
+        <w:rPr>
+          <w:rFonts w:cs="Times New Roman"/>
+        </w:rPr>
+        <w:t>月至</w:t>
+      </w:r>
+      <w:r>
+        <w:rPr>
+          <w:rFonts w:cs="Times New Roman"/>
         </w:rPr>
         <w:t>3</w:t>
       </w:r>
       <w:r>
         <w:rPr>
-          <w:rFonts w:ascii="標楷體" w:hAnsi="標楷體"/>
-        </w:rPr>
-        <w:t>月</w:t>
-      </w:r>
-      <w:r>
-        <w:rPr>
-          <w:rFonts w:ascii="標楷體" w:hAnsi="標楷體" w:hint="eastAsia"/>
-        </w:rPr>
-        <w:t>市區客運搭乘次數有</w:t>
-      </w:r>
-      <w:r>
-        <w:rPr>
-          <w:rFonts w:ascii="標楷體" w:hAnsi="標楷體"/>
-        </w:rPr>
-        <w:t>明顯上升</w:t>
-      </w:r>
-      <w:r>
-        <w:rPr>
-          <w:rFonts w:ascii="標楷體" w:hAnsi="標楷體" w:hint="eastAsia"/>
-        </w:rPr>
-        <w:t>並在3月至6月維持大致的搭乘量</w:t>
-      </w:r>
-      <w:r>
-        <w:rPr>
-          <w:rFonts w:ascii="標楷體" w:hAnsi="標楷體"/>
-        </w:rPr>
-        <w:t>，</w:t>
-      </w:r>
-      <w:r>
-        <w:rPr>
-          <w:rFonts w:ascii="標楷體" w:hAnsi="標楷體" w:hint="eastAsia"/>
-        </w:rPr>
-        <w:t>推測原因為學期開始，學生族群的通學需求回流而致</w:t>
-      </w:r>
-      <w:r>
-        <w:rPr>
-          <w:rFonts w:ascii="標楷體" w:hAnsi="標楷體" w:hint="eastAsia"/>
-        </w:rPr>
-        <w:t>。</w:t>
+          <w:rFonts w:cs="Times New Roman"/>
+        </w:rPr>
+        <w:t>月市區客運搭乘次數有明顯上升並在</w:t>
+      </w:r>
+      <w:r>
+        <w:rPr>
+          <w:rFonts w:cs="Times New Roman"/>
+        </w:rPr>
+        <w:t>3</w:t>
+      </w:r>
+      <w:r>
+        <w:rPr>
+          <w:rFonts w:cs="Times New Roman"/>
+        </w:rPr>
+        <w:t>月至</w:t>
+      </w:r>
+      <w:r>
+        <w:rPr>
+          <w:rFonts w:cs="Times New Roman"/>
+        </w:rPr>
+        <w:t>6</w:t>
+      </w:r>
+      <w:r>
+        <w:rPr>
+          <w:rFonts w:cs="Times New Roman"/>
+        </w:rPr>
+        <w:t>月維持大致的搭乘量，推測原因為學期開始，學生族群的通學需求回流而致。</w:t>
       </w:r>
     </w:p>
     <w:p>
       <w:pPr>
         <w:keepNext/>
         <w:spacing w:before="180" w:after="180"/>
-        <w:ind w:firstLine="540"/>
+        <w:ind w:firstLineChars="0" w:firstLine="0"/>
+        <w:jc w:val="center"/>
+        <w:rPr>
+          <w:rFonts w:cs="Times New Roman"/>
+        </w:rPr>
       </w:pPr>
       <w:r>
         <w:rPr>
+          <w:rFonts w:cs="Times New Roman"/>
           <w:noProof/>
         </w:rPr>
         <w:lastRenderedPageBreak/>
@@ -971,155 +1022,157 @@
         <w:pStyle w:val="af"/>
         <w:spacing w:before="180" w:after="180"/>
         <w:ind w:firstLine="540"/>
+        <w:rPr>
+          <w:rFonts w:cs="Times New Roman"/>
+        </w:rPr>
       </w:pPr>
       <w:bookmarkStart w:id="2" w:name="_Ref226994191"/>
       <w:r>
         <w:rPr>
-          <w:rFonts w:hint="eastAsia"/>
+          <w:rFonts w:cs="Times New Roman"/>
         </w:rPr>
         <w:t>圖</w:t>
       </w:r>
       <w:r>
         <w:rPr>
-          <w:rFonts w:hint="eastAsia"/>
+          <w:rFonts w:cs="Times New Roman"/>
         </w:rPr>
         <w:t xml:space="preserve"> </w:t>
       </w:r>
       <w:r>
+        <w:rPr>
+          <w:rFonts w:cs="Times New Roman"/>
+        </w:rPr>
         <w:fldChar w:fldCharType="begin"/>
       </w:r>
       <w:r>
-        <w:instrText xml:space="preserve"> </w:instrText>
-      </w:r>
-      <w:r>
-        <w:rPr>
-          <w:rFonts w:hint="eastAsia"/>
-        </w:rPr>
-        <w:instrText>STYLEREF 1 \s</w:instrText>
-      </w:r>
-      <w:r>
-        <w:instrText xml:space="preserve"> </w:instrText>
-      </w:r>
-      <w:r>
+        <w:rPr>
+          <w:rFonts w:cs="Times New Roman"/>
+        </w:rPr>
+        <w:instrText xml:space="preserve"> STYLEREF 1 \s </w:instrText>
+      </w:r>
+      <w:r>
+        <w:rPr>
+          <w:rFonts w:cs="Times New Roman"/>
+        </w:rPr>
         <w:fldChar w:fldCharType="separate"/>
       </w:r>
       <w:r>
         <w:rPr>
+          <w:rFonts w:cs="Times New Roman"/>
           <w:noProof/>
         </w:rPr>
         <w:t>1</w:t>
       </w:r>
       <w:r>
+        <w:rPr>
+          <w:rFonts w:cs="Times New Roman"/>
+        </w:rPr>
         <w:fldChar w:fldCharType="end"/>
       </w:r>
       <w:r>
+        <w:rPr>
+          <w:rFonts w:cs="Times New Roman"/>
+        </w:rPr>
         <w:t>.</w:t>
       </w:r>
       <w:r>
+        <w:rPr>
+          <w:rFonts w:cs="Times New Roman"/>
+        </w:rPr>
         <w:fldChar w:fldCharType="begin"/>
       </w:r>
       <w:r>
-        <w:instrText xml:space="preserve"> </w:instrText>
-      </w:r>
-      <w:r>
-        <w:rPr>
-          <w:rFonts w:hint="eastAsia"/>
-        </w:rPr>
-        <w:instrText xml:space="preserve">SEQ </w:instrText>
-      </w:r>
-      <w:r>
-        <w:rPr>
-          <w:rFonts w:hint="eastAsia"/>
+        <w:rPr>
+          <w:rFonts w:cs="Times New Roman"/>
+        </w:rPr>
+        <w:instrText xml:space="preserve"> SEQ </w:instrText>
+      </w:r>
+      <w:r>
+        <w:rPr>
+          <w:rFonts w:cs="Times New Roman"/>
         </w:rPr>
         <w:instrText>圖</w:instrText>
       </w:r>
       <w:r>
         <w:rPr>
-          <w:rFonts w:hint="eastAsia"/>
-        </w:rPr>
-        <w:instrText xml:space="preserve"> \* ARABIC \s 1</w:instrText>
-      </w:r>
-      <w:r>
-        <w:instrText xml:space="preserve"> </w:instrText>
-      </w:r>
-      <w:r>
+          <w:rFonts w:cs="Times New Roman"/>
+        </w:rPr>
+        <w:instrText xml:space="preserve"> \* ARABIC \s 1 </w:instrText>
+      </w:r>
+      <w:r>
+        <w:rPr>
+          <w:rFonts w:cs="Times New Roman"/>
+        </w:rPr>
         <w:fldChar w:fldCharType="separate"/>
       </w:r>
       <w:r>
         <w:rPr>
+          <w:rFonts w:cs="Times New Roman"/>
           <w:noProof/>
         </w:rPr>
         <w:t>2</w:t>
       </w:r>
       <w:r>
+        <w:rPr>
+          <w:rFonts w:cs="Times New Roman"/>
+        </w:rPr>
         <w:fldChar w:fldCharType="end"/>
       </w:r>
       <w:bookmarkEnd w:id="2"/>
       <w:r>
         <w:rPr>
-          <w:rFonts w:hint="eastAsia"/>
+          <w:rFonts w:cs="Times New Roman"/>
         </w:rPr>
         <w:t xml:space="preserve">　</w:t>
       </w:r>
       <w:r>
         <w:rPr>
-          <w:rFonts w:hint="eastAsia"/>
+          <w:rFonts w:cs="Times New Roman"/>
         </w:rPr>
         <w:t>114</w:t>
       </w:r>
       <w:r>
         <w:rPr>
-          <w:rFonts w:hint="eastAsia"/>
+          <w:rFonts w:cs="Times New Roman"/>
         </w:rPr>
         <w:t>年</w:t>
       </w:r>
       <w:r>
         <w:rPr>
-          <w:rFonts w:hint="eastAsia"/>
+          <w:rFonts w:cs="Times New Roman"/>
         </w:rPr>
         <w:t>1</w:t>
       </w:r>
       <w:r>
         <w:rPr>
-          <w:rFonts w:hint="eastAsia"/>
+          <w:rFonts w:cs="Times New Roman"/>
         </w:rPr>
         <w:t>月至</w:t>
       </w:r>
       <w:r>
         <w:rPr>
-          <w:rFonts w:hint="eastAsia"/>
+          <w:rFonts w:cs="Times New Roman"/>
         </w:rPr>
         <w:t>114</w:t>
       </w:r>
       <w:r>
         <w:rPr>
-          <w:rFonts w:hint="eastAsia"/>
+          <w:rFonts w:cs="Times New Roman"/>
         </w:rPr>
         <w:t>年</w:t>
       </w:r>
       <w:r>
         <w:rPr>
-          <w:rFonts w:hint="eastAsia"/>
+          <w:rFonts w:cs="Times New Roman"/>
         </w:rPr>
         <w:t>6</w:t>
       </w:r>
       <w:r>
         <w:rPr>
-          <w:rFonts w:hint="eastAsia"/>
-        </w:rPr>
-        <w:t>月</w:t>
-      </w:r>
-      <w:r>
-        <w:rPr>
-          <w:rFonts w:hint="eastAsia"/>
-        </w:rPr>
-        <w:t>花蓮縣市區客運</w:t>
-      </w:r>
-      <w:r>
-        <w:rPr>
-          <w:rFonts w:hint="eastAsia"/>
-        </w:rPr>
-        <w:t>持卡身分長條圖</w:t>
+          <w:rFonts w:cs="Times New Roman"/>
+        </w:rPr>
+        <w:t>月花蓮縣市區客運持卡身分長條圖</w:t>
       </w:r>
     </w:p>
     <w:p>
@@ -1127,162 +1180,219 @@
         <w:spacing w:before="180" w:after="180"/>
         <w:ind w:firstLine="540"/>
         <w:rPr>
-          <w:rFonts w:hint="eastAsia"/>
+          <w:rFonts w:cs="Times New Roman"/>
         </w:rPr>
       </w:pPr>
       <w:r>
         <w:rPr>
-          <w:rFonts w:hint="eastAsia"/>
+          <w:rFonts w:cs="Times New Roman"/>
         </w:rPr>
         <w:t>由</w:t>
       </w:r>
       <w:r>
+        <w:rPr>
+          <w:rFonts w:cs="Times New Roman"/>
+        </w:rPr>
         <w:fldChar w:fldCharType="begin"/>
       </w:r>
       <w:r>
-        <w:instrText xml:space="preserve"> </w:instrText>
-      </w:r>
-      <w:r>
-        <w:rPr>
-          <w:rFonts w:hint="eastAsia"/>
-        </w:rPr>
-        <w:instrText>REF _Ref226994191 \h</w:instrText>
-      </w:r>
-      <w:r>
-        <w:instrText xml:space="preserve"> </w:instrText>
-      </w:r>
-      <w:r>
+        <w:rPr>
+          <w:rFonts w:cs="Times New Roman"/>
+        </w:rPr>
+        <w:instrText xml:space="preserve"> REF _Ref226994191 \h </w:instrText>
+      </w:r>
+      <w:r>
+        <w:rPr>
+          <w:rFonts w:cs="Times New Roman"/>
+        </w:rPr>
+      </w:r>
+      <w:r>
+        <w:rPr>
+          <w:rFonts w:cs="Times New Roman"/>
+        </w:rPr>
+        <w:instrText xml:space="preserve"> \* MERGEFORMAT </w:instrText>
+      </w:r>
+      <w:r>
+        <w:rPr>
+          <w:rFonts w:cs="Times New Roman"/>
+        </w:rPr>
         <w:fldChar w:fldCharType="separate"/>
       </w:r>
       <w:r>
         <w:rPr>
-          <w:rFonts w:hint="eastAsia"/>
+          <w:rFonts w:cs="Times New Roman"/>
         </w:rPr>
         <w:t>圖</w:t>
       </w:r>
       <w:r>
         <w:rPr>
-          <w:rFonts w:hint="eastAsia"/>
+          <w:rFonts w:cs="Times New Roman"/>
         </w:rPr>
         <w:t xml:space="preserve"> </w:t>
       </w:r>
       <w:r>
         <w:rPr>
+          <w:rFonts w:cs="Times New Roman"/>
           <w:noProof/>
         </w:rPr>
         <w:t>1</w:t>
       </w:r>
       <w:r>
+        <w:rPr>
+          <w:rFonts w:cs="Times New Roman"/>
+        </w:rPr>
         <w:t>.</w:t>
       </w:r>
       <w:r>
         <w:rPr>
+          <w:rFonts w:cs="Times New Roman"/>
           <w:noProof/>
         </w:rPr>
         <w:t>2</w:t>
       </w:r>
       <w:r>
+        <w:rPr>
+          <w:rFonts w:cs="Times New Roman"/>
+        </w:rPr>
         <w:fldChar w:fldCharType="end"/>
       </w:r>
       <w:r>
         <w:rPr>
-          <w:rFonts w:hint="eastAsia"/>
+          <w:rFonts w:cs="Times New Roman"/>
         </w:rPr>
         <w:t>可見，</w:t>
       </w:r>
       <w:r>
         <w:rPr>
-          <w:rFonts w:hint="eastAsia"/>
+          <w:rFonts w:cs="Times New Roman"/>
         </w:rPr>
         <w:t>114</w:t>
       </w:r>
       <w:r>
         <w:rPr>
-          <w:rFonts w:hint="eastAsia"/>
+          <w:rFonts w:cs="Times New Roman"/>
         </w:rPr>
         <w:t>年</w:t>
       </w:r>
       <w:r>
         <w:rPr>
-          <w:rFonts w:hint="eastAsia"/>
+          <w:rFonts w:cs="Times New Roman"/>
         </w:rPr>
         <w:t>1</w:t>
       </w:r>
       <w:r>
         <w:rPr>
-          <w:rFonts w:hint="eastAsia"/>
+          <w:rFonts w:cs="Times New Roman"/>
         </w:rPr>
         <w:t>月至</w:t>
       </w:r>
       <w:r>
         <w:rPr>
-          <w:rFonts w:hint="eastAsia"/>
+          <w:rFonts w:cs="Times New Roman"/>
         </w:rPr>
         <w:t>6</w:t>
       </w:r>
       <w:r>
         <w:rPr>
-          <w:rFonts w:hint="eastAsia"/>
+          <w:rFonts w:cs="Times New Roman"/>
         </w:rPr>
         <w:t>月花蓮縣市區客運乘客以普通（含</w:t>
       </w:r>
       <w:r>
         <w:rPr>
-          <w:rFonts w:hint="eastAsia"/>
+          <w:rFonts w:cs="Times New Roman"/>
         </w:rPr>
         <w:t>TPASS</w:t>
       </w:r>
       <w:r>
         <w:rPr>
-          <w:rFonts w:hint="eastAsia"/>
-        </w:rPr>
-        <w:t>）的身分佔比最多，為</w:t>
-      </w:r>
-      <w:r>
-        <w:rPr>
-          <w:rFonts w:hint="eastAsia"/>
+          <w:rFonts w:cs="Times New Roman"/>
+        </w:rPr>
+        <w:t>）的身分</w:t>
+      </w:r>
+      <w:proofErr w:type="gramStart"/>
+      <w:r>
+        <w:rPr>
+          <w:rFonts w:cs="Times New Roman"/>
+        </w:rPr>
+        <w:t>佔</w:t>
+      </w:r>
+      <w:proofErr w:type="gramEnd"/>
+      <w:r>
+        <w:rPr>
+          <w:rFonts w:cs="Times New Roman"/>
+        </w:rPr>
+        <w:t>比最多，為</w:t>
+      </w:r>
+      <w:r>
+        <w:rPr>
+          <w:rFonts w:cs="Times New Roman"/>
         </w:rPr>
         <w:t>64.9%</w:t>
       </w:r>
       <w:r>
         <w:rPr>
-          <w:rFonts w:hint="eastAsia"/>
-        </w:rPr>
-        <w:t>，其次學生身分佔</w:t>
-      </w:r>
-      <w:r>
-        <w:rPr>
-          <w:rFonts w:hint="eastAsia"/>
+          <w:rFonts w:cs="Times New Roman"/>
+        </w:rPr>
+        <w:t>，其次學生身分</w:t>
+      </w:r>
+      <w:proofErr w:type="gramStart"/>
+      <w:r>
+        <w:rPr>
+          <w:rFonts w:cs="Times New Roman"/>
+        </w:rPr>
+        <w:t>佔</w:t>
+      </w:r>
+      <w:proofErr w:type="gramEnd"/>
+      <w:r>
+        <w:rPr>
+          <w:rFonts w:cs="Times New Roman"/>
         </w:rPr>
         <w:t>15.3%</w:t>
       </w:r>
       <w:r>
         <w:rPr>
-          <w:rFonts w:hint="eastAsia"/>
-        </w:rPr>
-        <w:t>，而其他優待佔</w:t>
-      </w:r>
-      <w:r>
-        <w:rPr>
-          <w:rFonts w:hint="eastAsia"/>
+          <w:rFonts w:cs="Times New Roman"/>
+        </w:rPr>
+        <w:t>，而其他優待</w:t>
+      </w:r>
+      <w:proofErr w:type="gramStart"/>
+      <w:r>
+        <w:rPr>
+          <w:rFonts w:cs="Times New Roman"/>
+        </w:rPr>
+        <w:t>佔</w:t>
+      </w:r>
+      <w:proofErr w:type="gramEnd"/>
+      <w:r>
+        <w:rPr>
+          <w:rFonts w:cs="Times New Roman"/>
         </w:rPr>
         <w:t>10.3%</w:t>
       </w:r>
       <w:r>
         <w:rPr>
-          <w:rFonts w:hint="eastAsia"/>
-        </w:rPr>
-        <w:t>，愛心優待僅佔</w:t>
-      </w:r>
-      <w:r>
-        <w:rPr>
-          <w:rFonts w:hint="eastAsia"/>
+          <w:rFonts w:cs="Times New Roman"/>
+        </w:rPr>
+        <w:t>，愛心優待僅</w:t>
+      </w:r>
+      <w:proofErr w:type="gramStart"/>
+      <w:r>
+        <w:rPr>
+          <w:rFonts w:cs="Times New Roman"/>
+        </w:rPr>
+        <w:t>佔</w:t>
+      </w:r>
+      <w:proofErr w:type="gramEnd"/>
+      <w:r>
+        <w:rPr>
+          <w:rFonts w:cs="Times New Roman"/>
         </w:rPr>
         <w:t>2.5%</w:t>
       </w:r>
       <w:r>
         <w:rPr>
-          <w:rFonts w:hint="eastAsia"/>
+          <w:rFonts w:cs="Times New Roman"/>
         </w:rPr>
         <w:t>，此分布反映出客運使用情形仍受地區實際人口結構與移動需求差異之影響。</w:t>
       </w:r>
@@ -1291,12 +1401,15 @@
       <w:pPr>
         <w:pStyle w:val="1"/>
         <w:spacing w:before="36" w:after="36"/>
+        <w:rPr>
+          <w:rFonts w:cs="Times New Roman"/>
+        </w:rPr>
       </w:pPr>
       <w:bookmarkStart w:id="3" w:name="_Toc226998714"/>
       <w:proofErr w:type="gramStart"/>
       <w:r>
         <w:rPr>
-          <w:rFonts w:hint="eastAsia"/>
+          <w:rFonts w:cs="Times New Roman"/>
         </w:rPr>
         <w:lastRenderedPageBreak/>
         <w:t>臺</w:t>
@@ -1304,7 +1417,7 @@
       <w:proofErr w:type="gramEnd"/>
       <w:r>
         <w:rPr>
-          <w:rFonts w:hint="eastAsia"/>
+          <w:rFonts w:cs="Times New Roman"/>
         </w:rPr>
         <w:t>東縣市區客運</w:t>
       </w:r>
@@ -1314,11 +1427,15 @@
       <w:pPr>
         <w:keepNext/>
         <w:spacing w:before="180" w:after="180"/>
-        <w:ind w:firstLine="540"/>
+        <w:ind w:firstLineChars="0" w:firstLine="0"/>
+        <w:jc w:val="center"/>
+        <w:rPr>
+          <w:rFonts w:cs="Times New Roman"/>
+        </w:rPr>
       </w:pPr>
       <w:r>
         <w:rPr>
-          <w:rFonts w:hint="eastAsia"/>
+          <w:rFonts w:cs="Times New Roman"/>
           <w:noProof/>
         </w:rPr>
         <w:drawing>
@@ -1376,155 +1493,157 @@
         <w:pStyle w:val="af"/>
         <w:spacing w:before="180" w:after="180"/>
         <w:ind w:firstLine="540"/>
+        <w:rPr>
+          <w:rFonts w:cs="Times New Roman"/>
+        </w:rPr>
       </w:pPr>
       <w:bookmarkStart w:id="4" w:name="_Ref226994579"/>
       <w:r>
         <w:rPr>
-          <w:rFonts w:hint="eastAsia"/>
+          <w:rFonts w:cs="Times New Roman"/>
         </w:rPr>
         <w:t>圖</w:t>
       </w:r>
       <w:r>
         <w:rPr>
-          <w:rFonts w:hint="eastAsia"/>
+          <w:rFonts w:cs="Times New Roman"/>
         </w:rPr>
         <w:t xml:space="preserve"> </w:t>
       </w:r>
       <w:r>
+        <w:rPr>
+          <w:rFonts w:cs="Times New Roman"/>
+        </w:rPr>
         <w:fldChar w:fldCharType="begin"/>
       </w:r>
       <w:r>
-        <w:instrText xml:space="preserve"> </w:instrText>
-      </w:r>
-      <w:r>
-        <w:rPr>
-          <w:rFonts w:hint="eastAsia"/>
-        </w:rPr>
-        <w:instrText>STYLEREF 1 \s</w:instrText>
-      </w:r>
-      <w:r>
-        <w:instrText xml:space="preserve"> </w:instrText>
-      </w:r>
-      <w:r>
+        <w:rPr>
+          <w:rFonts w:cs="Times New Roman"/>
+        </w:rPr>
+        <w:instrText xml:space="preserve"> STYLEREF 1 \s </w:instrText>
+      </w:r>
+      <w:r>
+        <w:rPr>
+          <w:rFonts w:cs="Times New Roman"/>
+        </w:rPr>
         <w:fldChar w:fldCharType="separate"/>
       </w:r>
       <w:r>
         <w:rPr>
+          <w:rFonts w:cs="Times New Roman"/>
           <w:noProof/>
         </w:rPr>
         <w:t>2</w:t>
       </w:r>
       <w:r>
+        <w:rPr>
+          <w:rFonts w:cs="Times New Roman"/>
+        </w:rPr>
         <w:fldChar w:fldCharType="end"/>
       </w:r>
       <w:r>
+        <w:rPr>
+          <w:rFonts w:cs="Times New Roman"/>
+        </w:rPr>
         <w:t>.</w:t>
       </w:r>
       <w:r>
+        <w:rPr>
+          <w:rFonts w:cs="Times New Roman"/>
+        </w:rPr>
         <w:fldChar w:fldCharType="begin"/>
       </w:r>
       <w:r>
-        <w:instrText xml:space="preserve"> </w:instrText>
-      </w:r>
-      <w:r>
-        <w:rPr>
-          <w:rFonts w:hint="eastAsia"/>
-        </w:rPr>
-        <w:instrText xml:space="preserve">SEQ </w:instrText>
-      </w:r>
-      <w:r>
-        <w:rPr>
-          <w:rFonts w:hint="eastAsia"/>
+        <w:rPr>
+          <w:rFonts w:cs="Times New Roman"/>
+        </w:rPr>
+        <w:instrText xml:space="preserve"> SEQ </w:instrText>
+      </w:r>
+      <w:r>
+        <w:rPr>
+          <w:rFonts w:cs="Times New Roman"/>
         </w:rPr>
         <w:instrText>圖</w:instrText>
       </w:r>
       <w:r>
         <w:rPr>
-          <w:rFonts w:hint="eastAsia"/>
-        </w:rPr>
-        <w:instrText xml:space="preserve"> \* ARABIC \s 1</w:instrText>
-      </w:r>
-      <w:r>
-        <w:instrText xml:space="preserve"> </w:instrText>
-      </w:r>
-      <w:r>
+          <w:rFonts w:cs="Times New Roman"/>
+        </w:rPr>
+        <w:instrText xml:space="preserve"> \* ARABIC \s 1 </w:instrText>
+      </w:r>
+      <w:r>
+        <w:rPr>
+          <w:rFonts w:cs="Times New Roman"/>
+        </w:rPr>
         <w:fldChar w:fldCharType="separate"/>
       </w:r>
       <w:r>
         <w:rPr>
+          <w:rFonts w:cs="Times New Roman"/>
           <w:noProof/>
         </w:rPr>
         <w:t>1</w:t>
       </w:r>
       <w:r>
+        <w:rPr>
+          <w:rFonts w:cs="Times New Roman"/>
+        </w:rPr>
         <w:fldChar w:fldCharType="end"/>
       </w:r>
       <w:bookmarkEnd w:id="4"/>
       <w:r>
         <w:rPr>
-          <w:rFonts w:hint="eastAsia"/>
+          <w:rFonts w:cs="Times New Roman"/>
         </w:rPr>
         <w:t xml:space="preserve">　</w:t>
       </w:r>
       <w:r>
         <w:rPr>
-          <w:rFonts w:hint="eastAsia"/>
+          <w:rFonts w:cs="Times New Roman"/>
         </w:rPr>
         <w:t>114</w:t>
       </w:r>
       <w:r>
         <w:rPr>
-          <w:rFonts w:hint="eastAsia"/>
+          <w:rFonts w:cs="Times New Roman"/>
         </w:rPr>
         <w:t>年</w:t>
       </w:r>
       <w:r>
         <w:rPr>
-          <w:rFonts w:hint="eastAsia"/>
+          <w:rFonts w:cs="Times New Roman"/>
         </w:rPr>
         <w:t>1</w:t>
       </w:r>
       <w:r>
         <w:rPr>
-          <w:rFonts w:hint="eastAsia"/>
+          <w:rFonts w:cs="Times New Roman"/>
         </w:rPr>
         <w:t>月至</w:t>
       </w:r>
       <w:r>
         <w:rPr>
-          <w:rFonts w:hint="eastAsia"/>
+          <w:rFonts w:cs="Times New Roman"/>
         </w:rPr>
         <w:t>114</w:t>
       </w:r>
       <w:r>
         <w:rPr>
-          <w:rFonts w:hint="eastAsia"/>
+          <w:rFonts w:cs="Times New Roman"/>
         </w:rPr>
         <w:t>年</w:t>
       </w:r>
       <w:r>
         <w:rPr>
-          <w:rFonts w:hint="eastAsia"/>
+          <w:rFonts w:cs="Times New Roman"/>
         </w:rPr>
         <w:t>6</w:t>
       </w:r>
       <w:r>
         <w:rPr>
-          <w:rFonts w:hint="eastAsia"/>
-        </w:rPr>
-        <w:t>月</w:t>
-      </w:r>
-      <w:r>
-        <w:rPr>
-          <w:rFonts w:hint="eastAsia"/>
-        </w:rPr>
-        <w:t>臺東</w:t>
-      </w:r>
-      <w:r>
-        <w:rPr>
-          <w:rFonts w:hint="eastAsia"/>
-        </w:rPr>
-        <w:t>縣市區客運運量折線圖</w:t>
+          <w:rFonts w:cs="Times New Roman"/>
+        </w:rPr>
+        <w:t>月臺東縣市區客運運量折線圖</w:t>
       </w:r>
     </w:p>
     <w:p>
@@ -1532,196 +1651,215 @@
         <w:spacing w:before="180" w:after="180"/>
         <w:ind w:firstLine="540"/>
         <w:rPr>
-          <w:rFonts w:hint="eastAsia"/>
+          <w:rFonts w:cs="Times New Roman"/>
         </w:rPr>
       </w:pPr>
       <w:r>
         <w:rPr>
-          <w:rFonts w:hint="eastAsia"/>
+          <w:rFonts w:cs="Times New Roman"/>
         </w:rPr>
         <w:t>由</w:t>
       </w:r>
       <w:r>
+        <w:rPr>
+          <w:rFonts w:cs="Times New Roman"/>
+        </w:rPr>
         <w:fldChar w:fldCharType="begin"/>
       </w:r>
       <w:r>
-        <w:instrText xml:space="preserve"> </w:instrText>
-      </w:r>
-      <w:r>
-        <w:rPr>
-          <w:rFonts w:hint="eastAsia"/>
-        </w:rPr>
-        <w:instrText>REF _Ref226994579 \h</w:instrText>
-      </w:r>
-      <w:r>
-        <w:instrText xml:space="preserve"> </w:instrText>
-      </w:r>
-      <w:r>
+        <w:rPr>
+          <w:rFonts w:cs="Times New Roman"/>
+        </w:rPr>
+        <w:instrText xml:space="preserve"> REF _Ref226994579 \h </w:instrText>
+      </w:r>
+      <w:r>
+        <w:rPr>
+          <w:rFonts w:cs="Times New Roman"/>
+        </w:rPr>
+      </w:r>
+      <w:r>
+        <w:rPr>
+          <w:rFonts w:cs="Times New Roman"/>
+        </w:rPr>
+        <w:instrText xml:space="preserve"> \* MERGEFORMAT </w:instrText>
+      </w:r>
+      <w:r>
+        <w:rPr>
+          <w:rFonts w:cs="Times New Roman"/>
+        </w:rPr>
         <w:fldChar w:fldCharType="separate"/>
       </w:r>
       <w:r>
         <w:rPr>
-          <w:rFonts w:hint="eastAsia"/>
+          <w:rFonts w:cs="Times New Roman"/>
         </w:rPr>
         <w:t>圖</w:t>
       </w:r>
       <w:r>
         <w:rPr>
-          <w:rFonts w:hint="eastAsia"/>
+          <w:rFonts w:cs="Times New Roman"/>
         </w:rPr>
         <w:t xml:space="preserve"> </w:t>
       </w:r>
       <w:r>
         <w:rPr>
+          <w:rFonts w:cs="Times New Roman"/>
           <w:noProof/>
         </w:rPr>
         <w:t>2</w:t>
       </w:r>
       <w:r>
+        <w:rPr>
+          <w:rFonts w:cs="Times New Roman"/>
+        </w:rPr>
         <w:t>.</w:t>
       </w:r>
       <w:r>
         <w:rPr>
+          <w:rFonts w:cs="Times New Roman"/>
           <w:noProof/>
         </w:rPr>
         <w:t>1</w:t>
       </w:r>
       <w:r>
+        <w:rPr>
+          <w:rFonts w:cs="Times New Roman"/>
+        </w:rPr>
         <w:fldChar w:fldCharType="end"/>
       </w:r>
       <w:r>
         <w:rPr>
-          <w:rFonts w:hint="eastAsia"/>
+          <w:rFonts w:cs="Times New Roman"/>
         </w:rPr>
         <w:t>可以看出，</w:t>
       </w:r>
       <w:proofErr w:type="gramStart"/>
       <w:r>
         <w:rPr>
-          <w:rFonts w:hint="eastAsia"/>
+          <w:rFonts w:cs="Times New Roman"/>
         </w:rPr>
         <w:t>臺</w:t>
       </w:r>
       <w:proofErr w:type="gramEnd"/>
       <w:r>
         <w:rPr>
-          <w:rFonts w:hint="eastAsia"/>
+          <w:rFonts w:cs="Times New Roman"/>
         </w:rPr>
         <w:t>東縣市區客運上半年運量呈現與花蓮縣市區客運相似的趨勢，在</w:t>
       </w:r>
       <w:r>
         <w:rPr>
-          <w:rFonts w:hint="eastAsia"/>
+          <w:rFonts w:cs="Times New Roman"/>
         </w:rPr>
         <w:t>2</w:t>
       </w:r>
       <w:r>
         <w:rPr>
-          <w:rFonts w:hint="eastAsia"/>
+          <w:rFonts w:cs="Times New Roman"/>
         </w:rPr>
         <w:t>月後呈現運量上升的趨勢。從</w:t>
       </w:r>
       <w:r>
         <w:rPr>
-          <w:rFonts w:hint="eastAsia"/>
+          <w:rFonts w:cs="Times New Roman"/>
         </w:rPr>
         <w:t>3</w:t>
       </w:r>
       <w:r>
         <w:rPr>
-          <w:rFonts w:hint="eastAsia"/>
+          <w:rFonts w:cs="Times New Roman"/>
         </w:rPr>
         <w:t>月至</w:t>
       </w:r>
       <w:r>
         <w:rPr>
-          <w:rFonts w:hint="eastAsia"/>
+          <w:rFonts w:cs="Times New Roman"/>
         </w:rPr>
         <w:t>4</w:t>
       </w:r>
       <w:r>
         <w:rPr>
-          <w:rFonts w:hint="eastAsia"/>
+          <w:rFonts w:cs="Times New Roman"/>
         </w:rPr>
         <w:t>月運量逐漸攀升，除了學生族群的通學需求回流外，猜測與當時</w:t>
       </w:r>
       <w:proofErr w:type="gramStart"/>
       <w:r>
         <w:rPr>
-          <w:rFonts w:hint="eastAsia"/>
+          <w:rFonts w:cs="Times New Roman"/>
         </w:rPr>
         <w:t>臺</w:t>
       </w:r>
       <w:proofErr w:type="gramEnd"/>
       <w:r>
         <w:rPr>
-          <w:rFonts w:hint="eastAsia"/>
+          <w:rFonts w:cs="Times New Roman"/>
         </w:rPr>
         <w:t>東舉辦的</w:t>
       </w:r>
       <w:proofErr w:type="gramStart"/>
       <w:r>
         <w:rPr>
-          <w:rFonts w:hint="eastAsia"/>
+          <w:rFonts w:cs="Times New Roman"/>
         </w:rPr>
         <w:t>慢食節</w:t>
       </w:r>
       <w:proofErr w:type="gramEnd"/>
       <w:r>
         <w:rPr>
-          <w:rFonts w:hint="eastAsia"/>
+          <w:rFonts w:cs="Times New Roman"/>
         </w:rPr>
         <w:t>及自然</w:t>
       </w:r>
       <w:proofErr w:type="gramStart"/>
       <w:r>
         <w:rPr>
-          <w:rFonts w:hint="eastAsia"/>
+          <w:rFonts w:cs="Times New Roman"/>
         </w:rPr>
         <w:t>醒慢活祭</w:t>
       </w:r>
       <w:proofErr w:type="gramEnd"/>
       <w:r>
         <w:rPr>
-          <w:rFonts w:hint="eastAsia"/>
+          <w:rFonts w:cs="Times New Roman"/>
         </w:rPr>
         <w:t>相關，吸引少量觀光客利用客運代步。而</w:t>
       </w:r>
       <w:r>
         <w:rPr>
-          <w:rFonts w:hint="eastAsia"/>
+          <w:rFonts w:cs="Times New Roman"/>
         </w:rPr>
         <w:t>5</w:t>
       </w:r>
       <w:r>
         <w:rPr>
-          <w:rFonts w:hint="eastAsia"/>
+          <w:rFonts w:cs="Times New Roman"/>
         </w:rPr>
         <w:t>月至</w:t>
       </w:r>
       <w:r>
         <w:rPr>
-          <w:rFonts w:hint="eastAsia"/>
+          <w:rFonts w:cs="Times New Roman"/>
         </w:rPr>
         <w:t>6</w:t>
       </w:r>
       <w:r>
         <w:rPr>
-          <w:rFonts w:hint="eastAsia"/>
+          <w:rFonts w:cs="Times New Roman"/>
         </w:rPr>
         <w:t>月運量即便只有小幅上升但有延續住上升的趨勢，反映出地方政府在持續促進觀光活動的努力，帶動了</w:t>
       </w:r>
       <w:proofErr w:type="gramStart"/>
       <w:r>
         <w:rPr>
-          <w:rFonts w:hint="eastAsia"/>
+          <w:rFonts w:cs="Times New Roman"/>
         </w:rPr>
         <w:t>臺</w:t>
       </w:r>
       <w:proofErr w:type="gramEnd"/>
       <w:r>
         <w:rPr>
-          <w:rFonts w:hint="eastAsia"/>
+          <w:rFonts w:cs="Times New Roman"/>
         </w:rPr>
         <w:t>東縣市區客運量成長。</w:t>
       </w:r>
@@ -1730,10 +1868,15 @@
       <w:pPr>
         <w:keepNext/>
         <w:spacing w:before="180" w:after="180"/>
-        <w:ind w:firstLine="540"/>
+        <w:ind w:firstLineChars="0" w:firstLine="0"/>
+        <w:jc w:val="center"/>
+        <w:rPr>
+          <w:rFonts w:cs="Times New Roman"/>
+        </w:rPr>
       </w:pPr>
       <w:r>
         <w:rPr>
+          <w:rFonts w:cs="Times New Roman"/>
           <w:noProof/>
         </w:rPr>
         <w:lastRenderedPageBreak/>
@@ -1792,315 +1935,314 @@
         <w:pStyle w:val="af"/>
         <w:spacing w:before="180" w:after="180"/>
         <w:ind w:firstLine="540"/>
+        <w:rPr>
+          <w:rFonts w:cs="Times New Roman"/>
+        </w:rPr>
       </w:pPr>
       <w:r>
         <w:rPr>
-          <w:rFonts w:hint="eastAsia"/>
+          <w:rFonts w:cs="Times New Roman"/>
         </w:rPr>
         <w:t>圖</w:t>
       </w:r>
       <w:r>
         <w:rPr>
-          <w:rFonts w:hint="eastAsia"/>
+          <w:rFonts w:cs="Times New Roman"/>
         </w:rPr>
         <w:t xml:space="preserve"> </w:t>
       </w:r>
       <w:r>
+        <w:rPr>
+          <w:rFonts w:cs="Times New Roman"/>
+        </w:rPr>
         <w:fldChar w:fldCharType="begin"/>
       </w:r>
       <w:r>
-        <w:instrText xml:space="preserve"> </w:instrText>
-      </w:r>
-      <w:r>
-        <w:rPr>
-          <w:rFonts w:hint="eastAsia"/>
-        </w:rPr>
-        <w:instrText>STYLEREF 1 \s</w:instrText>
-      </w:r>
-      <w:r>
-        <w:instrText xml:space="preserve"> </w:instrText>
-      </w:r>
-      <w:r>
+        <w:rPr>
+          <w:rFonts w:cs="Times New Roman"/>
+        </w:rPr>
+        <w:instrText xml:space="preserve"> STYLEREF 1 \s </w:instrText>
+      </w:r>
+      <w:r>
+        <w:rPr>
+          <w:rFonts w:cs="Times New Roman"/>
+        </w:rPr>
         <w:fldChar w:fldCharType="separate"/>
       </w:r>
       <w:r>
         <w:rPr>
+          <w:rFonts w:cs="Times New Roman"/>
           <w:noProof/>
         </w:rPr>
         <w:t>2</w:t>
       </w:r>
       <w:r>
+        <w:rPr>
+          <w:rFonts w:cs="Times New Roman"/>
+        </w:rPr>
         <w:fldChar w:fldCharType="end"/>
       </w:r>
       <w:r>
+        <w:rPr>
+          <w:rFonts w:cs="Times New Roman"/>
+        </w:rPr>
         <w:t>.</w:t>
       </w:r>
       <w:r>
+        <w:rPr>
+          <w:rFonts w:cs="Times New Roman"/>
+        </w:rPr>
         <w:fldChar w:fldCharType="begin"/>
       </w:r>
       <w:r>
-        <w:instrText xml:space="preserve"> </w:instrText>
-      </w:r>
-      <w:r>
-        <w:rPr>
-          <w:rFonts w:hint="eastAsia"/>
-        </w:rPr>
-        <w:instrText xml:space="preserve">SEQ </w:instrText>
-      </w:r>
-      <w:r>
-        <w:rPr>
-          <w:rFonts w:hint="eastAsia"/>
+        <w:rPr>
+          <w:rFonts w:cs="Times New Roman"/>
+        </w:rPr>
+        <w:instrText xml:space="preserve"> SEQ </w:instrText>
+      </w:r>
+      <w:r>
+        <w:rPr>
+          <w:rFonts w:cs="Times New Roman"/>
         </w:rPr>
         <w:instrText>圖</w:instrText>
       </w:r>
       <w:r>
         <w:rPr>
-          <w:rFonts w:hint="eastAsia"/>
-        </w:rPr>
-        <w:instrText xml:space="preserve"> \* ARABIC \s 1</w:instrText>
-      </w:r>
-      <w:r>
-        <w:instrText xml:space="preserve"> </w:instrText>
-      </w:r>
-      <w:r>
+          <w:rFonts w:cs="Times New Roman"/>
+        </w:rPr>
+        <w:instrText xml:space="preserve"> \* ARABIC \s 1 </w:instrText>
+      </w:r>
+      <w:r>
+        <w:rPr>
+          <w:rFonts w:cs="Times New Roman"/>
+        </w:rPr>
         <w:fldChar w:fldCharType="separate"/>
       </w:r>
       <w:r>
         <w:rPr>
+          <w:rFonts w:cs="Times New Roman"/>
           <w:noProof/>
         </w:rPr>
         <w:t>2</w:t>
       </w:r>
       <w:r>
+        <w:rPr>
+          <w:rFonts w:cs="Times New Roman"/>
+        </w:rPr>
         <w:fldChar w:fldCharType="end"/>
       </w:r>
       <w:r>
         <w:rPr>
-          <w:rFonts w:hint="eastAsia"/>
+          <w:rFonts w:cs="Times New Roman"/>
         </w:rPr>
         <w:t xml:space="preserve">　</w:t>
       </w:r>
       <w:r>
         <w:rPr>
-          <w:rFonts w:hint="eastAsia"/>
+          <w:rFonts w:cs="Times New Roman"/>
         </w:rPr>
         <w:t>114</w:t>
       </w:r>
       <w:r>
         <w:rPr>
-          <w:rFonts w:hint="eastAsia"/>
+          <w:rFonts w:cs="Times New Roman"/>
         </w:rPr>
         <w:t>年</w:t>
       </w:r>
       <w:r>
         <w:rPr>
-          <w:rFonts w:hint="eastAsia"/>
+          <w:rFonts w:cs="Times New Roman"/>
         </w:rPr>
         <w:t>1</w:t>
       </w:r>
       <w:r>
         <w:rPr>
-          <w:rFonts w:hint="eastAsia"/>
+          <w:rFonts w:cs="Times New Roman"/>
         </w:rPr>
         <w:t>月至</w:t>
       </w:r>
       <w:r>
         <w:rPr>
-          <w:rFonts w:hint="eastAsia"/>
+          <w:rFonts w:cs="Times New Roman"/>
         </w:rPr>
         <w:t>114</w:t>
       </w:r>
       <w:r>
         <w:rPr>
-          <w:rFonts w:hint="eastAsia"/>
+          <w:rFonts w:cs="Times New Roman"/>
         </w:rPr>
         <w:t>年</w:t>
       </w:r>
       <w:r>
         <w:rPr>
-          <w:rFonts w:hint="eastAsia"/>
+          <w:rFonts w:cs="Times New Roman"/>
         </w:rPr>
         <w:t>6</w:t>
       </w:r>
       <w:r>
         <w:rPr>
-          <w:rFonts w:hint="eastAsia"/>
-        </w:rPr>
-        <w:t>月</w:t>
-      </w:r>
-      <w:r>
-        <w:rPr>
-          <w:rFonts w:hint="eastAsia"/>
-        </w:rPr>
-        <w:t>臺東</w:t>
-      </w:r>
-      <w:r>
-        <w:rPr>
-          <w:rFonts w:hint="eastAsia"/>
-        </w:rPr>
-        <w:t>縣市區客運</w:t>
-      </w:r>
-      <w:r>
-        <w:rPr>
-          <w:rFonts w:hint="eastAsia"/>
-        </w:rPr>
-        <w:t>持卡身分長條圖</w:t>
+          <w:rFonts w:cs="Times New Roman"/>
+        </w:rPr>
+        <w:t>月臺東縣市區客運持卡身分長條圖</w:t>
       </w:r>
     </w:p>
     <w:p>
       <w:pPr>
         <w:spacing w:before="180" w:after="180"/>
         <w:ind w:firstLine="540"/>
+        <w:rPr>
+          <w:rFonts w:cs="Times New Roman"/>
+        </w:rPr>
       </w:pPr>
       <w:r>
         <w:rPr>
-          <w:rFonts w:hint="eastAsia"/>
+          <w:rFonts w:cs="Times New Roman"/>
         </w:rPr>
         <w:t>114</w:t>
       </w:r>
       <w:r>
         <w:rPr>
-          <w:rFonts w:hint="eastAsia"/>
+          <w:rFonts w:cs="Times New Roman"/>
         </w:rPr>
         <w:t>年</w:t>
       </w:r>
       <w:r>
         <w:rPr>
-          <w:rFonts w:hint="eastAsia"/>
+          <w:rFonts w:cs="Times New Roman"/>
         </w:rPr>
         <w:t>1</w:t>
       </w:r>
       <w:r>
         <w:rPr>
-          <w:rFonts w:hint="eastAsia"/>
+          <w:rFonts w:cs="Times New Roman"/>
         </w:rPr>
         <w:t>月至</w:t>
       </w:r>
       <w:r>
         <w:rPr>
-          <w:rFonts w:hint="eastAsia"/>
+          <w:rFonts w:cs="Times New Roman"/>
         </w:rPr>
         <w:t>6</w:t>
       </w:r>
       <w:r>
         <w:rPr>
-          <w:rFonts w:hint="eastAsia"/>
+          <w:rFonts w:cs="Times New Roman"/>
         </w:rPr>
         <w:t>月臺東縣市區客運乘客以普通</w:t>
       </w:r>
       <w:r>
         <w:rPr>
-          <w:rFonts w:hint="eastAsia"/>
+          <w:rFonts w:cs="Times New Roman"/>
         </w:rPr>
         <w:t>（</w:t>
       </w:r>
       <w:r>
         <w:rPr>
-          <w:rFonts w:hint="eastAsia"/>
+          <w:rFonts w:cs="Times New Roman"/>
         </w:rPr>
         <w:t>含</w:t>
       </w:r>
       <w:r>
         <w:rPr>
-          <w:rFonts w:hint="eastAsia"/>
+          <w:rFonts w:cs="Times New Roman"/>
         </w:rPr>
         <w:t>TPASS</w:t>
       </w:r>
       <w:r>
         <w:rPr>
-          <w:rFonts w:hint="eastAsia"/>
+          <w:rFonts w:cs="Times New Roman"/>
         </w:rPr>
         <w:t>）</w:t>
       </w:r>
       <w:r>
         <w:rPr>
-          <w:rFonts w:hint="eastAsia"/>
+          <w:rFonts w:cs="Times New Roman"/>
         </w:rPr>
         <w:t>之身分</w:t>
       </w:r>
       <w:proofErr w:type="gramStart"/>
       <w:r>
         <w:rPr>
-          <w:rFonts w:hint="eastAsia"/>
+          <w:rFonts w:cs="Times New Roman"/>
         </w:rPr>
         <w:t>佔</w:t>
       </w:r>
       <w:proofErr w:type="gramEnd"/>
       <w:r>
         <w:rPr>
-          <w:rFonts w:hint="eastAsia"/>
+          <w:rFonts w:cs="Times New Roman"/>
         </w:rPr>
         <w:t>比最高，為</w:t>
       </w:r>
       <w:r>
         <w:rPr>
-          <w:rFonts w:hint="eastAsia"/>
+          <w:rFonts w:cs="Times New Roman"/>
         </w:rPr>
         <w:t>67.3%</w:t>
       </w:r>
       <w:r>
         <w:rPr>
-          <w:rFonts w:hint="eastAsia"/>
+          <w:rFonts w:cs="Times New Roman"/>
         </w:rPr>
         <w:t>。其次敬老優待</w:t>
       </w:r>
       <w:proofErr w:type="gramStart"/>
       <w:r>
         <w:rPr>
-          <w:rFonts w:hint="eastAsia"/>
+          <w:rFonts w:cs="Times New Roman"/>
         </w:rPr>
         <w:t>佔</w:t>
       </w:r>
       <w:proofErr w:type="gramEnd"/>
       <w:r>
         <w:rPr>
-          <w:rFonts w:hint="eastAsia"/>
+          <w:rFonts w:cs="Times New Roman"/>
         </w:rPr>
         <w:t>11.5%</w:t>
       </w:r>
       <w:r>
         <w:rPr>
-          <w:rFonts w:hint="eastAsia"/>
+          <w:rFonts w:cs="Times New Roman"/>
         </w:rPr>
         <w:t>，學生族群</w:t>
       </w:r>
       <w:proofErr w:type="gramStart"/>
       <w:r>
         <w:rPr>
-          <w:rFonts w:hint="eastAsia"/>
+          <w:rFonts w:cs="Times New Roman"/>
         </w:rPr>
         <w:t>佔</w:t>
       </w:r>
       <w:proofErr w:type="gramEnd"/>
       <w:r>
         <w:rPr>
-          <w:rFonts w:hint="eastAsia"/>
+          <w:rFonts w:cs="Times New Roman"/>
         </w:rPr>
         <w:t>8.6%</w:t>
       </w:r>
       <w:r>
         <w:rPr>
-          <w:rFonts w:hint="eastAsia"/>
+          <w:rFonts w:cs="Times New Roman"/>
         </w:rPr>
         <w:t>，而愛心優待僅</w:t>
       </w:r>
       <w:proofErr w:type="gramStart"/>
       <w:r>
         <w:rPr>
-          <w:rFonts w:hint="eastAsia"/>
+          <w:rFonts w:cs="Times New Roman"/>
         </w:rPr>
         <w:t>佔</w:t>
       </w:r>
       <w:proofErr w:type="gramEnd"/>
       <w:r>
         <w:rPr>
-          <w:rFonts w:hint="eastAsia"/>
+          <w:rFonts w:cs="Times New Roman"/>
         </w:rPr>
         <w:t>3.8%</w:t>
       </w:r>
       <w:r>
         <w:rPr>
-          <w:rFonts w:hint="eastAsia"/>
+          <w:rFonts w:cs="Times New Roman"/>
         </w:rPr>
         <w:t>。</w:t>
       </w:r>
@@ -2110,7 +2252,7 @@
         <w:spacing w:before="180" w:after="180"/>
         <w:ind w:firstLine="540"/>
         <w:rPr>
-          <w:rFonts w:hint="eastAsia"/>
+          <w:rFonts w:cs="Times New Roman"/>
         </w:rPr>
       </w:pPr>
     </w:p>
@@ -2118,11 +2260,14 @@
       <w:pPr>
         <w:pStyle w:val="1"/>
         <w:spacing w:before="36" w:after="36"/>
+        <w:rPr>
+          <w:rFonts w:cs="Times New Roman"/>
+        </w:rPr>
       </w:pPr>
       <w:bookmarkStart w:id="5" w:name="_Toc226998715"/>
       <w:r>
         <w:rPr>
-          <w:rFonts w:hint="eastAsia"/>
+          <w:rFonts w:cs="Times New Roman"/>
         </w:rPr>
         <w:lastRenderedPageBreak/>
         <w:t>花蓮縣公路客運</w:t>
@@ -2133,10 +2278,15 @@
       <w:pPr>
         <w:keepNext/>
         <w:spacing w:before="180" w:after="180"/>
-        <w:ind w:firstLine="540"/>
+        <w:ind w:firstLineChars="0" w:firstLine="0"/>
+        <w:jc w:val="center"/>
+        <w:rPr>
+          <w:rFonts w:cs="Times New Roman"/>
+        </w:rPr>
       </w:pPr>
       <w:r>
         <w:rPr>
+          <w:rFonts w:cs="Times New Roman"/>
           <w:noProof/>
         </w:rPr>
         <w:drawing>
@@ -2194,143 +2344,157 @@
         <w:pStyle w:val="af"/>
         <w:spacing w:before="180" w:after="180"/>
         <w:ind w:firstLine="540"/>
+        <w:rPr>
+          <w:rFonts w:cs="Times New Roman"/>
+        </w:rPr>
       </w:pPr>
       <w:bookmarkStart w:id="6" w:name="_Ref226995286"/>
       <w:r>
         <w:rPr>
-          <w:rFonts w:hint="eastAsia"/>
+          <w:rFonts w:cs="Times New Roman"/>
         </w:rPr>
         <w:t>圖</w:t>
       </w:r>
       <w:r>
         <w:rPr>
-          <w:rFonts w:hint="eastAsia"/>
+          <w:rFonts w:cs="Times New Roman"/>
         </w:rPr>
         <w:t xml:space="preserve"> </w:t>
       </w:r>
       <w:r>
+        <w:rPr>
+          <w:rFonts w:cs="Times New Roman"/>
+        </w:rPr>
         <w:fldChar w:fldCharType="begin"/>
       </w:r>
       <w:r>
-        <w:instrText xml:space="preserve"> </w:instrText>
-      </w:r>
-      <w:r>
-        <w:rPr>
-          <w:rFonts w:hint="eastAsia"/>
-        </w:rPr>
-        <w:instrText>STYLEREF 1 \s</w:instrText>
-      </w:r>
-      <w:r>
-        <w:instrText xml:space="preserve"> </w:instrText>
-      </w:r>
-      <w:r>
+        <w:rPr>
+          <w:rFonts w:cs="Times New Roman"/>
+        </w:rPr>
+        <w:instrText xml:space="preserve"> STYLEREF 1 \s </w:instrText>
+      </w:r>
+      <w:r>
+        <w:rPr>
+          <w:rFonts w:cs="Times New Roman"/>
+        </w:rPr>
         <w:fldChar w:fldCharType="separate"/>
       </w:r>
       <w:r>
         <w:rPr>
+          <w:rFonts w:cs="Times New Roman"/>
           <w:noProof/>
         </w:rPr>
         <w:t>3</w:t>
       </w:r>
       <w:r>
+        <w:rPr>
+          <w:rFonts w:cs="Times New Roman"/>
+        </w:rPr>
         <w:fldChar w:fldCharType="end"/>
       </w:r>
       <w:r>
+        <w:rPr>
+          <w:rFonts w:cs="Times New Roman"/>
+        </w:rPr>
         <w:t>.</w:t>
       </w:r>
       <w:r>
+        <w:rPr>
+          <w:rFonts w:cs="Times New Roman"/>
+        </w:rPr>
         <w:fldChar w:fldCharType="begin"/>
       </w:r>
       <w:r>
-        <w:instrText xml:space="preserve"> </w:instrText>
-      </w:r>
-      <w:r>
-        <w:rPr>
-          <w:rFonts w:hint="eastAsia"/>
-        </w:rPr>
-        <w:instrText xml:space="preserve">SEQ </w:instrText>
-      </w:r>
-      <w:r>
-        <w:rPr>
-          <w:rFonts w:hint="eastAsia"/>
+        <w:rPr>
+          <w:rFonts w:cs="Times New Roman"/>
+        </w:rPr>
+        <w:instrText xml:space="preserve"> SEQ </w:instrText>
+      </w:r>
+      <w:r>
+        <w:rPr>
+          <w:rFonts w:cs="Times New Roman"/>
         </w:rPr>
         <w:instrText>圖</w:instrText>
       </w:r>
       <w:r>
         <w:rPr>
-          <w:rFonts w:hint="eastAsia"/>
-        </w:rPr>
-        <w:instrText xml:space="preserve"> \* ARABIC \s 1</w:instrText>
-      </w:r>
-      <w:r>
-        <w:instrText xml:space="preserve"> </w:instrText>
-      </w:r>
-      <w:r>
+          <w:rFonts w:cs="Times New Roman"/>
+        </w:rPr>
+        <w:instrText xml:space="preserve"> \* ARABIC \s 1 </w:instrText>
+      </w:r>
+      <w:r>
+        <w:rPr>
+          <w:rFonts w:cs="Times New Roman"/>
+        </w:rPr>
         <w:fldChar w:fldCharType="separate"/>
       </w:r>
       <w:r>
         <w:rPr>
+          <w:rFonts w:cs="Times New Roman"/>
           <w:noProof/>
         </w:rPr>
         <w:t>1</w:t>
       </w:r>
       <w:r>
+        <w:rPr>
+          <w:rFonts w:cs="Times New Roman"/>
+        </w:rPr>
         <w:fldChar w:fldCharType="end"/>
       </w:r>
       <w:bookmarkEnd w:id="6"/>
       <w:r>
         <w:rPr>
-          <w:rFonts w:hint="eastAsia"/>
+          <w:rFonts w:cs="Times New Roman"/>
         </w:rPr>
         <w:t xml:space="preserve">　</w:t>
       </w:r>
       <w:r>
+        <w:rPr>
+          <w:rFonts w:cs="Times New Roman"/>
+        </w:rPr>
         <w:t>114</w:t>
       </w:r>
       <w:r>
         <w:rPr>
-          <w:rFonts w:hint="eastAsia"/>
+          <w:rFonts w:cs="Times New Roman"/>
         </w:rPr>
         <w:t>年</w:t>
       </w:r>
       <w:r>
+        <w:rPr>
+          <w:rFonts w:cs="Times New Roman"/>
+        </w:rPr>
         <w:t>1</w:t>
       </w:r>
       <w:r>
         <w:rPr>
-          <w:rFonts w:hint="eastAsia"/>
+          <w:rFonts w:cs="Times New Roman"/>
         </w:rPr>
         <w:t>月至</w:t>
       </w:r>
       <w:r>
+        <w:rPr>
+          <w:rFonts w:cs="Times New Roman"/>
+        </w:rPr>
         <w:t>114</w:t>
       </w:r>
       <w:r>
         <w:rPr>
-          <w:rFonts w:hint="eastAsia"/>
+          <w:rFonts w:cs="Times New Roman"/>
         </w:rPr>
         <w:t>年</w:t>
       </w:r>
       <w:r>
+        <w:rPr>
+          <w:rFonts w:cs="Times New Roman"/>
+        </w:rPr>
         <w:t>6</w:t>
       </w:r>
       <w:r>
         <w:rPr>
-          <w:rFonts w:hint="eastAsia"/>
-        </w:rPr>
-        <w:t>月花蓮縣</w:t>
-      </w:r>
-      <w:r>
-        <w:rPr>
-          <w:rFonts w:hint="eastAsia"/>
-        </w:rPr>
-        <w:t>公路</w:t>
-      </w:r>
-      <w:r>
-        <w:rPr>
-          <w:rFonts w:hint="eastAsia"/>
-        </w:rPr>
-        <w:t>客運運量折線圖</w:t>
+          <w:rFonts w:cs="Times New Roman"/>
+        </w:rPr>
+        <w:t>月花蓮縣公路客運運量折線圖</w:t>
       </w:r>
     </w:p>
     <w:p>
@@ -2338,180 +2502,199 @@
         <w:spacing w:before="180" w:after="180"/>
         <w:ind w:firstLine="540"/>
         <w:rPr>
-          <w:rFonts w:hint="eastAsia"/>
+          <w:rFonts w:cs="Times New Roman"/>
         </w:rPr>
       </w:pPr>
       <w:r>
+        <w:rPr>
+          <w:rFonts w:cs="Times New Roman"/>
+        </w:rPr>
         <w:fldChar w:fldCharType="begin"/>
       </w:r>
       <w:r>
-        <w:instrText xml:space="preserve"> </w:instrText>
-      </w:r>
-      <w:r>
-        <w:rPr>
-          <w:rFonts w:hint="eastAsia"/>
-        </w:rPr>
-        <w:instrText>REF _Ref226995286 \h</w:instrText>
-      </w:r>
-      <w:r>
-        <w:instrText xml:space="preserve"> </w:instrText>
-      </w:r>
-      <w:r>
+        <w:rPr>
+          <w:rFonts w:cs="Times New Roman"/>
+        </w:rPr>
+        <w:instrText xml:space="preserve"> REF _Ref226995286 \h </w:instrText>
+      </w:r>
+      <w:r>
+        <w:rPr>
+          <w:rFonts w:cs="Times New Roman"/>
+        </w:rPr>
+      </w:r>
+      <w:r>
+        <w:rPr>
+          <w:rFonts w:cs="Times New Roman"/>
+        </w:rPr>
+        <w:instrText xml:space="preserve"> \* MERGEFORMAT </w:instrText>
+      </w:r>
+      <w:r>
+        <w:rPr>
+          <w:rFonts w:cs="Times New Roman"/>
+        </w:rPr>
         <w:fldChar w:fldCharType="separate"/>
       </w:r>
       <w:r>
         <w:rPr>
-          <w:rFonts w:hint="eastAsia"/>
+          <w:rFonts w:cs="Times New Roman"/>
         </w:rPr>
         <w:t>圖</w:t>
       </w:r>
       <w:r>
         <w:rPr>
-          <w:rFonts w:hint="eastAsia"/>
+          <w:rFonts w:cs="Times New Roman"/>
         </w:rPr>
         <w:t xml:space="preserve"> </w:t>
       </w:r>
       <w:r>
         <w:rPr>
+          <w:rFonts w:cs="Times New Roman"/>
           <w:noProof/>
         </w:rPr>
         <w:t>3</w:t>
       </w:r>
       <w:r>
+        <w:rPr>
+          <w:rFonts w:cs="Times New Roman"/>
+        </w:rPr>
         <w:t>.</w:t>
       </w:r>
       <w:r>
         <w:rPr>
+          <w:rFonts w:cs="Times New Roman"/>
           <w:noProof/>
         </w:rPr>
         <w:t>1</w:t>
       </w:r>
       <w:r>
+        <w:rPr>
+          <w:rFonts w:cs="Times New Roman"/>
+        </w:rPr>
         <w:fldChar w:fldCharType="end"/>
       </w:r>
       <w:r>
         <w:rPr>
-          <w:rFonts w:hint="eastAsia"/>
+          <w:rFonts w:cs="Times New Roman"/>
         </w:rPr>
         <w:t>以折線圖呈現花蓮縣</w:t>
       </w:r>
       <w:r>
         <w:rPr>
-          <w:rFonts w:hint="eastAsia"/>
+          <w:rFonts w:cs="Times New Roman"/>
         </w:rPr>
         <w:t>114</w:t>
       </w:r>
       <w:r>
         <w:rPr>
-          <w:rFonts w:hint="eastAsia"/>
+          <w:rFonts w:cs="Times New Roman"/>
         </w:rPr>
         <w:t>上半年公路客運總運量。</w:t>
       </w:r>
       <w:r>
         <w:rPr>
-          <w:rFonts w:hint="eastAsia"/>
+          <w:rFonts w:cs="Times New Roman"/>
         </w:rPr>
         <w:t>1</w:t>
       </w:r>
       <w:r>
         <w:rPr>
-          <w:rFonts w:hint="eastAsia"/>
+          <w:rFonts w:cs="Times New Roman"/>
         </w:rPr>
         <w:t>、</w:t>
       </w:r>
       <w:r>
         <w:rPr>
-          <w:rFonts w:hint="eastAsia"/>
+          <w:rFonts w:cs="Times New Roman"/>
         </w:rPr>
         <w:t>2</w:t>
       </w:r>
       <w:r>
         <w:rPr>
-          <w:rFonts w:hint="eastAsia"/>
+          <w:rFonts w:cs="Times New Roman"/>
         </w:rPr>
         <w:t>月為相對較低點，</w:t>
       </w:r>
       <w:r>
         <w:rPr>
-          <w:rFonts w:hint="eastAsia"/>
+          <w:rFonts w:cs="Times New Roman"/>
         </w:rPr>
         <w:t>3</w:t>
       </w:r>
       <w:r>
         <w:rPr>
-          <w:rFonts w:hint="eastAsia"/>
+          <w:rFonts w:cs="Times New Roman"/>
         </w:rPr>
         <w:t>月起回升，</w:t>
       </w:r>
       <w:r>
         <w:rPr>
-          <w:rFonts w:hint="eastAsia"/>
+          <w:rFonts w:cs="Times New Roman"/>
         </w:rPr>
         <w:t>4</w:t>
       </w:r>
       <w:r>
         <w:rPr>
-          <w:rFonts w:hint="eastAsia"/>
+          <w:rFonts w:cs="Times New Roman"/>
         </w:rPr>
         <w:t>月達高峰，約為</w:t>
       </w:r>
       <w:r>
         <w:rPr>
-          <w:rFonts w:hint="eastAsia"/>
+          <w:rFonts w:cs="Times New Roman"/>
         </w:rPr>
         <w:t>15.5</w:t>
       </w:r>
       <w:r>
         <w:rPr>
-          <w:rFonts w:hint="eastAsia"/>
+          <w:rFonts w:cs="Times New Roman"/>
         </w:rPr>
         <w:t>萬人次，顯示連假與觀光帶動跨區移動需求。</w:t>
       </w:r>
       <w:r>
         <w:rPr>
-          <w:rFonts w:hint="eastAsia"/>
+          <w:rFonts w:cs="Times New Roman"/>
         </w:rPr>
         <w:t>5</w:t>
       </w:r>
       <w:r>
         <w:rPr>
-          <w:rFonts w:hint="eastAsia"/>
+          <w:rFonts w:cs="Times New Roman"/>
         </w:rPr>
         <w:t>、</w:t>
       </w:r>
       <w:r>
         <w:rPr>
-          <w:rFonts w:hint="eastAsia"/>
+          <w:rFonts w:cs="Times New Roman"/>
         </w:rPr>
         <w:t>6</w:t>
       </w:r>
       <w:r>
         <w:rPr>
-          <w:rFonts w:hint="eastAsia"/>
+          <w:rFonts w:cs="Times New Roman"/>
         </w:rPr>
         <w:t>月則回落至約</w:t>
       </w:r>
       <w:r>
         <w:rPr>
-          <w:rFonts w:hint="eastAsia"/>
+          <w:rFonts w:cs="Times New Roman"/>
         </w:rPr>
         <w:t>10</w:t>
       </w:r>
       <w:r>
         <w:rPr>
-          <w:rFonts w:hint="eastAsia"/>
+          <w:rFonts w:cs="Times New Roman"/>
         </w:rPr>
         <w:t>至</w:t>
       </w:r>
       <w:r>
         <w:rPr>
-          <w:rFonts w:hint="eastAsia"/>
+          <w:rFonts w:cs="Times New Roman"/>
         </w:rPr>
         <w:t>11</w:t>
       </w:r>
       <w:r>
         <w:rPr>
-          <w:rFonts w:hint="eastAsia"/>
+          <w:rFonts w:cs="Times New Roman"/>
         </w:rPr>
         <w:t>萬人次，表示需求逐漸穩定。</w:t>
       </w:r>
@@ -2520,11 +2703,15 @@
       <w:pPr>
         <w:keepNext/>
         <w:spacing w:before="180" w:after="180"/>
-        <w:ind w:firstLine="540"/>
+        <w:ind w:firstLineChars="0" w:firstLine="0"/>
+        <w:jc w:val="center"/>
+        <w:rPr>
+          <w:rFonts w:cs="Times New Roman"/>
+        </w:rPr>
       </w:pPr>
       <w:r>
         <w:rPr>
-          <w:rFonts w:hint="eastAsia"/>
+          <w:rFonts w:cs="Times New Roman"/>
           <w:noProof/>
         </w:rPr>
         <w:drawing>
@@ -2582,143 +2769,157 @@
         <w:pStyle w:val="af"/>
         <w:spacing w:before="180" w:after="180"/>
         <w:ind w:firstLine="540"/>
+        <w:rPr>
+          <w:rFonts w:cs="Times New Roman"/>
+        </w:rPr>
       </w:pPr>
       <w:bookmarkStart w:id="7" w:name="_Ref226997949"/>
       <w:r>
         <w:rPr>
-          <w:rFonts w:hint="eastAsia"/>
+          <w:rFonts w:cs="Times New Roman"/>
         </w:rPr>
         <w:t>圖</w:t>
       </w:r>
       <w:r>
         <w:rPr>
-          <w:rFonts w:hint="eastAsia"/>
+          <w:rFonts w:cs="Times New Roman"/>
         </w:rPr>
         <w:t xml:space="preserve"> </w:t>
       </w:r>
       <w:r>
+        <w:rPr>
+          <w:rFonts w:cs="Times New Roman"/>
+        </w:rPr>
         <w:fldChar w:fldCharType="begin"/>
       </w:r>
       <w:r>
-        <w:instrText xml:space="preserve"> </w:instrText>
-      </w:r>
-      <w:r>
-        <w:rPr>
-          <w:rFonts w:hint="eastAsia"/>
-        </w:rPr>
-        <w:instrText>STYLEREF 1 \s</w:instrText>
-      </w:r>
-      <w:r>
-        <w:instrText xml:space="preserve"> </w:instrText>
-      </w:r>
-      <w:r>
+        <w:rPr>
+          <w:rFonts w:cs="Times New Roman"/>
+        </w:rPr>
+        <w:instrText xml:space="preserve"> STYLEREF 1 \s </w:instrText>
+      </w:r>
+      <w:r>
+        <w:rPr>
+          <w:rFonts w:cs="Times New Roman"/>
+        </w:rPr>
         <w:fldChar w:fldCharType="separate"/>
       </w:r>
       <w:r>
         <w:rPr>
+          <w:rFonts w:cs="Times New Roman"/>
           <w:noProof/>
         </w:rPr>
         <w:t>3</w:t>
       </w:r>
       <w:r>
+        <w:rPr>
+          <w:rFonts w:cs="Times New Roman"/>
+        </w:rPr>
         <w:fldChar w:fldCharType="end"/>
       </w:r>
       <w:r>
+        <w:rPr>
+          <w:rFonts w:cs="Times New Roman"/>
+        </w:rPr>
         <w:t>.</w:t>
       </w:r>
       <w:r>
+        <w:rPr>
+          <w:rFonts w:cs="Times New Roman"/>
+        </w:rPr>
         <w:fldChar w:fldCharType="begin"/>
       </w:r>
       <w:r>
-        <w:instrText xml:space="preserve"> </w:instrText>
-      </w:r>
-      <w:r>
-        <w:rPr>
-          <w:rFonts w:hint="eastAsia"/>
-        </w:rPr>
-        <w:instrText xml:space="preserve">SEQ </w:instrText>
-      </w:r>
-      <w:r>
-        <w:rPr>
-          <w:rFonts w:hint="eastAsia"/>
+        <w:rPr>
+          <w:rFonts w:cs="Times New Roman"/>
+        </w:rPr>
+        <w:instrText xml:space="preserve"> SEQ </w:instrText>
+      </w:r>
+      <w:r>
+        <w:rPr>
+          <w:rFonts w:cs="Times New Roman"/>
         </w:rPr>
         <w:instrText>圖</w:instrText>
       </w:r>
       <w:r>
         <w:rPr>
-          <w:rFonts w:hint="eastAsia"/>
-        </w:rPr>
-        <w:instrText xml:space="preserve"> \* ARABIC \s 1</w:instrText>
-      </w:r>
-      <w:r>
-        <w:instrText xml:space="preserve"> </w:instrText>
-      </w:r>
-      <w:r>
+          <w:rFonts w:cs="Times New Roman"/>
+        </w:rPr>
+        <w:instrText xml:space="preserve"> \* ARABIC \s 1 </w:instrText>
+      </w:r>
+      <w:r>
+        <w:rPr>
+          <w:rFonts w:cs="Times New Roman"/>
+        </w:rPr>
         <w:fldChar w:fldCharType="separate"/>
       </w:r>
       <w:r>
         <w:rPr>
+          <w:rFonts w:cs="Times New Roman"/>
           <w:noProof/>
         </w:rPr>
         <w:t>2</w:t>
       </w:r>
       <w:r>
+        <w:rPr>
+          <w:rFonts w:cs="Times New Roman"/>
+        </w:rPr>
         <w:fldChar w:fldCharType="end"/>
       </w:r>
       <w:bookmarkEnd w:id="7"/>
       <w:r>
         <w:rPr>
-          <w:rFonts w:hint="eastAsia"/>
+          <w:rFonts w:cs="Times New Roman"/>
         </w:rPr>
         <w:t xml:space="preserve">　</w:t>
       </w:r>
       <w:r>
+        <w:rPr>
+          <w:rFonts w:cs="Times New Roman"/>
+        </w:rPr>
         <w:t>114</w:t>
       </w:r>
       <w:r>
         <w:rPr>
-          <w:rFonts w:hint="eastAsia"/>
+          <w:rFonts w:cs="Times New Roman"/>
         </w:rPr>
         <w:t>年</w:t>
       </w:r>
       <w:r>
+        <w:rPr>
+          <w:rFonts w:cs="Times New Roman"/>
+        </w:rPr>
         <w:t>1</w:t>
       </w:r>
       <w:r>
         <w:rPr>
-          <w:rFonts w:hint="eastAsia"/>
+          <w:rFonts w:cs="Times New Roman"/>
         </w:rPr>
         <w:t>月至</w:t>
       </w:r>
       <w:r>
+        <w:rPr>
+          <w:rFonts w:cs="Times New Roman"/>
+        </w:rPr>
         <w:t>114</w:t>
       </w:r>
       <w:r>
         <w:rPr>
-          <w:rFonts w:hint="eastAsia"/>
+          <w:rFonts w:cs="Times New Roman"/>
         </w:rPr>
         <w:t>年</w:t>
       </w:r>
       <w:r>
+        <w:rPr>
+          <w:rFonts w:cs="Times New Roman"/>
+        </w:rPr>
         <w:t>6</w:t>
       </w:r>
       <w:r>
         <w:rPr>
-          <w:rFonts w:hint="eastAsia"/>
-        </w:rPr>
-        <w:t>月花蓮縣</w:t>
-      </w:r>
-      <w:r>
-        <w:rPr>
-          <w:rFonts w:hint="eastAsia"/>
-        </w:rPr>
-        <w:t>公路</w:t>
-      </w:r>
-      <w:r>
-        <w:rPr>
-          <w:rFonts w:hint="eastAsia"/>
-        </w:rPr>
-        <w:t>客運持卡身分長條圖</w:t>
+          <w:rFonts w:cs="Times New Roman"/>
+        </w:rPr>
+        <w:t>月花蓮縣公路客運持卡身分長條圖</w:t>
       </w:r>
     </w:p>
     <w:p>
@@ -2726,193 +2927,212 @@
         <w:spacing w:before="180" w:after="180"/>
         <w:ind w:firstLine="540"/>
         <w:rPr>
-          <w:rFonts w:hint="eastAsia"/>
+          <w:rFonts w:cs="Times New Roman"/>
         </w:rPr>
       </w:pPr>
       <w:r>
         <w:rPr>
-          <w:rFonts w:hint="eastAsia"/>
+          <w:rFonts w:cs="Times New Roman"/>
         </w:rPr>
         <w:t>由</w:t>
       </w:r>
       <w:r>
+        <w:rPr>
+          <w:rFonts w:cs="Times New Roman"/>
+        </w:rPr>
         <w:fldChar w:fldCharType="begin"/>
       </w:r>
       <w:r>
-        <w:instrText xml:space="preserve"> </w:instrText>
-      </w:r>
-      <w:r>
-        <w:rPr>
-          <w:rFonts w:hint="eastAsia"/>
-        </w:rPr>
-        <w:instrText>REF _Ref226997949 \h</w:instrText>
-      </w:r>
-      <w:r>
-        <w:instrText xml:space="preserve"> </w:instrText>
-      </w:r>
-      <w:r>
+        <w:rPr>
+          <w:rFonts w:cs="Times New Roman"/>
+        </w:rPr>
+        <w:instrText xml:space="preserve"> REF _Ref226997949 \h </w:instrText>
+      </w:r>
+      <w:r>
+        <w:rPr>
+          <w:rFonts w:cs="Times New Roman"/>
+        </w:rPr>
+      </w:r>
+      <w:r>
+        <w:rPr>
+          <w:rFonts w:cs="Times New Roman"/>
+        </w:rPr>
+        <w:instrText xml:space="preserve"> \* MERGEFORMAT </w:instrText>
+      </w:r>
+      <w:r>
+        <w:rPr>
+          <w:rFonts w:cs="Times New Roman"/>
+        </w:rPr>
         <w:fldChar w:fldCharType="separate"/>
       </w:r>
       <w:r>
         <w:rPr>
-          <w:rFonts w:hint="eastAsia"/>
+          <w:rFonts w:cs="Times New Roman"/>
         </w:rPr>
         <w:t>圖</w:t>
       </w:r>
       <w:r>
         <w:rPr>
-          <w:rFonts w:hint="eastAsia"/>
+          <w:rFonts w:cs="Times New Roman"/>
         </w:rPr>
         <w:t xml:space="preserve"> </w:t>
       </w:r>
       <w:r>
         <w:rPr>
+          <w:rFonts w:cs="Times New Roman"/>
           <w:noProof/>
         </w:rPr>
         <w:t>3</w:t>
       </w:r>
       <w:r>
+        <w:rPr>
+          <w:rFonts w:cs="Times New Roman"/>
+        </w:rPr>
         <w:t>.</w:t>
       </w:r>
       <w:r>
         <w:rPr>
+          <w:rFonts w:cs="Times New Roman"/>
           <w:noProof/>
         </w:rPr>
         <w:t>2</w:t>
       </w:r>
       <w:r>
+        <w:rPr>
+          <w:rFonts w:cs="Times New Roman"/>
+        </w:rPr>
         <w:fldChar w:fldCharType="end"/>
       </w:r>
       <w:r>
         <w:rPr>
-          <w:rFonts w:hint="eastAsia"/>
+          <w:rFonts w:cs="Times New Roman"/>
         </w:rPr>
         <w:t>可見，</w:t>
       </w:r>
       <w:r>
         <w:rPr>
-          <w:rFonts w:hint="eastAsia"/>
+          <w:rFonts w:cs="Times New Roman"/>
         </w:rPr>
         <w:t>114</w:t>
       </w:r>
       <w:r>
         <w:rPr>
-          <w:rFonts w:hint="eastAsia"/>
+          <w:rFonts w:cs="Times New Roman"/>
         </w:rPr>
         <w:t>年</w:t>
       </w:r>
       <w:r>
         <w:rPr>
-          <w:rFonts w:hint="eastAsia"/>
+          <w:rFonts w:cs="Times New Roman"/>
         </w:rPr>
         <w:t>1</w:t>
       </w:r>
       <w:r>
         <w:rPr>
-          <w:rFonts w:hint="eastAsia"/>
+          <w:rFonts w:cs="Times New Roman"/>
         </w:rPr>
         <w:t>月至</w:t>
       </w:r>
       <w:r>
         <w:rPr>
-          <w:rFonts w:hint="eastAsia"/>
+          <w:rFonts w:cs="Times New Roman"/>
         </w:rPr>
         <w:t>6</w:t>
       </w:r>
       <w:r>
         <w:rPr>
-          <w:rFonts w:hint="eastAsia"/>
+          <w:rFonts w:cs="Times New Roman"/>
         </w:rPr>
         <w:t>月花蓮縣公路客運乘客以普通身分</w:t>
       </w:r>
       <w:r>
         <w:rPr>
-          <w:rFonts w:hint="eastAsia"/>
+          <w:rFonts w:cs="Times New Roman"/>
         </w:rPr>
         <w:lastRenderedPageBreak/>
         <w:t>（含</w:t>
       </w:r>
       <w:r>
         <w:rPr>
-          <w:rFonts w:hint="eastAsia"/>
+          <w:rFonts w:cs="Times New Roman"/>
         </w:rPr>
         <w:t>TPASS</w:t>
       </w:r>
       <w:r>
         <w:rPr>
-          <w:rFonts w:hint="eastAsia"/>
+          <w:rFonts w:cs="Times New Roman"/>
         </w:rPr>
         <w:t>）占</w:t>
       </w:r>
       <w:r>
         <w:rPr>
-          <w:rFonts w:hint="eastAsia"/>
+          <w:rFonts w:cs="Times New Roman"/>
         </w:rPr>
         <w:t>55.8%</w:t>
       </w:r>
       <w:r>
         <w:rPr>
-          <w:rFonts w:hint="eastAsia"/>
+          <w:rFonts w:cs="Times New Roman"/>
         </w:rPr>
         <w:t>最多，其次為敬老優待</w:t>
       </w:r>
       <w:r>
         <w:rPr>
-          <w:rFonts w:hint="eastAsia"/>
+          <w:rFonts w:cs="Times New Roman"/>
         </w:rPr>
         <w:t>32.7%</w:t>
       </w:r>
       <w:r>
         <w:rPr>
-          <w:rFonts w:hint="eastAsia"/>
+          <w:rFonts w:cs="Times New Roman"/>
         </w:rPr>
         <w:t>，顯示一般民眾與高齡族群為主要使用者。學生身分占</w:t>
       </w:r>
       <w:r>
         <w:rPr>
-          <w:rFonts w:hint="eastAsia"/>
+          <w:rFonts w:cs="Times New Roman"/>
         </w:rPr>
         <w:t>6.5%</w:t>
       </w:r>
       <w:r>
         <w:rPr>
-          <w:rFonts w:hint="eastAsia"/>
+          <w:rFonts w:cs="Times New Roman"/>
         </w:rPr>
         <w:t>，愛心優惠</w:t>
       </w:r>
       <w:r>
         <w:rPr>
-          <w:rFonts w:hint="eastAsia"/>
+          <w:rFonts w:cs="Times New Roman"/>
         </w:rPr>
         <w:t>4.1%</w:t>
       </w:r>
       <w:r>
         <w:rPr>
-          <w:rFonts w:hint="eastAsia"/>
+          <w:rFonts w:cs="Times New Roman"/>
         </w:rPr>
         <w:t>，其他優惠</w:t>
       </w:r>
       <w:r>
         <w:rPr>
-          <w:rFonts w:hint="eastAsia"/>
+          <w:rFonts w:cs="Times New Roman"/>
         </w:rPr>
         <w:t>0.8%</w:t>
       </w:r>
       <w:r>
         <w:rPr>
-          <w:rFonts w:hint="eastAsia"/>
+          <w:rFonts w:cs="Times New Roman"/>
         </w:rPr>
         <w:t>，三者比例相對較低。而無法區別為</w:t>
       </w:r>
       <w:r>
         <w:rPr>
-          <w:rFonts w:hint="eastAsia"/>
+          <w:rFonts w:cs="Times New Roman"/>
         </w:rPr>
         <w:t>0%</w:t>
       </w:r>
       <w:r>
         <w:rPr>
-          <w:rFonts w:hint="eastAsia"/>
+          <w:rFonts w:cs="Times New Roman"/>
         </w:rPr>
         <w:t>，表示資料分類趨近完整。整體而言，花蓮公路客運乘客以一般民眾與敬老族群為主體，呈現穩定且以日常交通需求為核心的使用特性。</w:t>
       </w:r>
@@ -2921,27 +3141,24 @@
       <w:pPr>
         <w:pStyle w:val="1"/>
         <w:spacing w:before="36" w:after="36"/>
+        <w:rPr>
+          <w:rFonts w:cs="Times New Roman"/>
+        </w:rPr>
       </w:pPr>
       <w:bookmarkStart w:id="8" w:name="_Toc226998716"/>
       <w:proofErr w:type="gramStart"/>
       <w:r>
         <w:rPr>
-          <w:rFonts w:hint="eastAsia"/>
+          <w:rFonts w:cs="Times New Roman"/>
         </w:rPr>
         <w:t>臺</w:t>
       </w:r>
       <w:proofErr w:type="gramEnd"/>
       <w:r>
         <w:rPr>
-          <w:rFonts w:hint="eastAsia"/>
-        </w:rPr>
-        <w:t>東縣</w:t>
-      </w:r>
-      <w:r>
-        <w:rPr>
-          <w:rFonts w:hint="eastAsia"/>
-        </w:rPr>
-        <w:t>公路客運</w:t>
+          <w:rFonts w:cs="Times New Roman"/>
+        </w:rPr>
+        <w:t>東縣公路客運</w:t>
       </w:r>
       <w:bookmarkEnd w:id="8"/>
     </w:p>
@@ -2949,11 +3166,15 @@
       <w:pPr>
         <w:keepNext/>
         <w:spacing w:before="180" w:after="180"/>
-        <w:ind w:firstLine="540"/>
+        <w:ind w:firstLineChars="0" w:firstLine="0"/>
+        <w:jc w:val="center"/>
+        <w:rPr>
+          <w:rFonts w:cs="Times New Roman"/>
+        </w:rPr>
       </w:pPr>
       <w:r>
         <w:rPr>
-          <w:rFonts w:hint="eastAsia"/>
+          <w:rFonts w:cs="Times New Roman"/>
           <w:noProof/>
         </w:rPr>
         <w:drawing>
@@ -3011,167 +3232,157 @@
         <w:pStyle w:val="af"/>
         <w:spacing w:before="180" w:after="180"/>
         <w:ind w:firstLine="540"/>
+        <w:rPr>
+          <w:rFonts w:cs="Times New Roman"/>
+        </w:rPr>
       </w:pPr>
       <w:bookmarkStart w:id="9" w:name="_Ref226998240"/>
       <w:r>
         <w:rPr>
-          <w:rFonts w:hint="eastAsia"/>
+          <w:rFonts w:cs="Times New Roman"/>
         </w:rPr>
         <w:t>圖</w:t>
       </w:r>
       <w:r>
         <w:rPr>
-          <w:rFonts w:hint="eastAsia"/>
+          <w:rFonts w:cs="Times New Roman"/>
         </w:rPr>
         <w:t xml:space="preserve"> </w:t>
       </w:r>
       <w:r>
+        <w:rPr>
+          <w:rFonts w:cs="Times New Roman"/>
+        </w:rPr>
         <w:fldChar w:fldCharType="begin"/>
       </w:r>
       <w:r>
-        <w:instrText xml:space="preserve"> </w:instrText>
-      </w:r>
-      <w:r>
-        <w:rPr>
-          <w:rFonts w:hint="eastAsia"/>
-        </w:rPr>
-        <w:instrText>STYLEREF 1 \s</w:instrText>
-      </w:r>
-      <w:r>
-        <w:instrText xml:space="preserve"> </w:instrText>
-      </w:r>
-      <w:r>
+        <w:rPr>
+          <w:rFonts w:cs="Times New Roman"/>
+        </w:rPr>
+        <w:instrText xml:space="preserve"> STYLEREF 1 \s </w:instrText>
+      </w:r>
+      <w:r>
+        <w:rPr>
+          <w:rFonts w:cs="Times New Roman"/>
+        </w:rPr>
         <w:fldChar w:fldCharType="separate"/>
       </w:r>
       <w:r>
         <w:rPr>
+          <w:rFonts w:cs="Times New Roman"/>
           <w:noProof/>
         </w:rPr>
         <w:t>4</w:t>
       </w:r>
       <w:r>
+        <w:rPr>
+          <w:rFonts w:cs="Times New Roman"/>
+        </w:rPr>
         <w:fldChar w:fldCharType="end"/>
       </w:r>
       <w:r>
+        <w:rPr>
+          <w:rFonts w:cs="Times New Roman"/>
+        </w:rPr>
         <w:t>.</w:t>
       </w:r>
       <w:r>
+        <w:rPr>
+          <w:rFonts w:cs="Times New Roman"/>
+        </w:rPr>
         <w:fldChar w:fldCharType="begin"/>
       </w:r>
       <w:r>
-        <w:instrText xml:space="preserve"> </w:instrText>
-      </w:r>
-      <w:r>
-        <w:rPr>
-          <w:rFonts w:hint="eastAsia"/>
-        </w:rPr>
-        <w:instrText xml:space="preserve">SEQ </w:instrText>
-      </w:r>
-      <w:r>
-        <w:rPr>
-          <w:rFonts w:hint="eastAsia"/>
+        <w:rPr>
+          <w:rFonts w:cs="Times New Roman"/>
+        </w:rPr>
+        <w:instrText xml:space="preserve"> SEQ </w:instrText>
+      </w:r>
+      <w:r>
+        <w:rPr>
+          <w:rFonts w:cs="Times New Roman"/>
         </w:rPr>
         <w:instrText>圖</w:instrText>
       </w:r>
       <w:r>
         <w:rPr>
-          <w:rFonts w:hint="eastAsia"/>
-        </w:rPr>
-        <w:instrText xml:space="preserve"> \* ARABIC \s 1</w:instrText>
-      </w:r>
-      <w:r>
-        <w:instrText xml:space="preserve"> </w:instrText>
-      </w:r>
-      <w:r>
+          <w:rFonts w:cs="Times New Roman"/>
+        </w:rPr>
+        <w:instrText xml:space="preserve"> \* ARABIC \s 1 </w:instrText>
+      </w:r>
+      <w:r>
+        <w:rPr>
+          <w:rFonts w:cs="Times New Roman"/>
+        </w:rPr>
         <w:fldChar w:fldCharType="separate"/>
       </w:r>
       <w:r>
         <w:rPr>
+          <w:rFonts w:cs="Times New Roman"/>
           <w:noProof/>
         </w:rPr>
         <w:t>1</w:t>
       </w:r>
       <w:r>
+        <w:rPr>
+          <w:rFonts w:cs="Times New Roman"/>
+        </w:rPr>
         <w:fldChar w:fldCharType="end"/>
       </w:r>
       <w:bookmarkEnd w:id="9"/>
       <w:r>
         <w:rPr>
-          <w:rFonts w:hint="eastAsia"/>
+          <w:rFonts w:cs="Times New Roman"/>
         </w:rPr>
         <w:t xml:space="preserve">　</w:t>
       </w:r>
       <w:r>
         <w:rPr>
-          <w:rFonts w:hint="eastAsia"/>
+          <w:rFonts w:cs="Times New Roman"/>
         </w:rPr>
         <w:t>114</w:t>
       </w:r>
       <w:r>
         <w:rPr>
-          <w:rFonts w:hint="eastAsia"/>
+          <w:rFonts w:cs="Times New Roman"/>
         </w:rPr>
         <w:t>年</w:t>
       </w:r>
       <w:r>
         <w:rPr>
-          <w:rFonts w:hint="eastAsia"/>
+          <w:rFonts w:cs="Times New Roman"/>
         </w:rPr>
         <w:t>1</w:t>
       </w:r>
       <w:r>
         <w:rPr>
-          <w:rFonts w:hint="eastAsia"/>
+          <w:rFonts w:cs="Times New Roman"/>
         </w:rPr>
         <w:t>月至</w:t>
       </w:r>
       <w:r>
         <w:rPr>
-          <w:rFonts w:hint="eastAsia"/>
+          <w:rFonts w:cs="Times New Roman"/>
         </w:rPr>
         <w:t>114</w:t>
       </w:r>
       <w:r>
         <w:rPr>
-          <w:rFonts w:hint="eastAsia"/>
+          <w:rFonts w:cs="Times New Roman"/>
         </w:rPr>
         <w:t>年</w:t>
       </w:r>
       <w:r>
         <w:rPr>
-          <w:rFonts w:hint="eastAsia"/>
+          <w:rFonts w:cs="Times New Roman"/>
         </w:rPr>
         <w:t>6</w:t>
       </w:r>
       <w:r>
         <w:rPr>
-          <w:rFonts w:hint="eastAsia"/>
-        </w:rPr>
-        <w:t>月</w:t>
-      </w:r>
-      <w:r>
-        <w:rPr>
-          <w:rFonts w:hint="eastAsia"/>
-        </w:rPr>
-        <w:t>臺東</w:t>
-      </w:r>
-      <w:r>
-        <w:rPr>
-          <w:rFonts w:hint="eastAsia"/>
-        </w:rPr>
-        <w:t>縣</w:t>
-      </w:r>
-      <w:r>
-        <w:rPr>
-          <w:rFonts w:hint="eastAsia"/>
-        </w:rPr>
-        <w:t>公路</w:t>
-      </w:r>
-      <w:r>
-        <w:rPr>
-          <w:rFonts w:hint="eastAsia"/>
-        </w:rPr>
-        <w:t>客運運量折線圖</w:t>
+          <w:rFonts w:cs="Times New Roman"/>
+        </w:rPr>
+        <w:t>月臺東縣公路客運運量折線圖</w:t>
       </w:r>
     </w:p>
     <w:p>
@@ -3179,108 +3390,108 @@
         <w:spacing w:before="180" w:after="180"/>
         <w:ind w:firstLine="540"/>
         <w:rPr>
-          <w:rFonts w:hint="eastAsia"/>
+          <w:rFonts w:cs="Times New Roman"/>
         </w:rPr>
       </w:pPr>
       <w:r>
         <w:rPr>
-          <w:rFonts w:hint="eastAsia"/>
+          <w:rFonts w:cs="Times New Roman"/>
         </w:rPr>
         <w:t>由圖</w:t>
       </w:r>
       <w:r>
         <w:rPr>
-          <w:rFonts w:hint="eastAsia"/>
+          <w:rFonts w:cs="Times New Roman"/>
         </w:rPr>
         <w:t xml:space="preserve"> 4.1</w:t>
       </w:r>
       <w:r>
         <w:rPr>
-          <w:rFonts w:hint="eastAsia"/>
+          <w:rFonts w:cs="Times New Roman"/>
         </w:rPr>
         <w:t>可見，</w:t>
       </w:r>
       <w:r>
         <w:rPr>
-          <w:rFonts w:hint="eastAsia"/>
+          <w:rFonts w:cs="Times New Roman"/>
         </w:rPr>
         <w:t>114</w:t>
       </w:r>
       <w:r>
         <w:rPr>
-          <w:rFonts w:hint="eastAsia"/>
+          <w:rFonts w:cs="Times New Roman"/>
         </w:rPr>
         <w:t>年上半年的月均搭乘人次介於</w:t>
       </w:r>
       <w:r>
         <w:rPr>
-          <w:rFonts w:hint="eastAsia"/>
+          <w:rFonts w:cs="Times New Roman"/>
         </w:rPr>
         <w:t>70,000</w:t>
       </w:r>
       <w:r>
         <w:rPr>
-          <w:rFonts w:hint="eastAsia"/>
+          <w:rFonts w:cs="Times New Roman"/>
         </w:rPr>
         <w:t>至</w:t>
       </w:r>
       <w:r>
         <w:rPr>
-          <w:rFonts w:hint="eastAsia"/>
+          <w:rFonts w:cs="Times New Roman"/>
         </w:rPr>
         <w:t>80,000</w:t>
       </w:r>
       <w:r>
         <w:rPr>
-          <w:rFonts w:hint="eastAsia"/>
+          <w:rFonts w:cs="Times New Roman"/>
         </w:rPr>
         <w:t>次之間。其中</w:t>
       </w:r>
       <w:r>
         <w:rPr>
-          <w:rFonts w:hint="eastAsia"/>
+          <w:rFonts w:cs="Times New Roman"/>
         </w:rPr>
         <w:t>2</w:t>
       </w:r>
       <w:r>
         <w:rPr>
-          <w:rFonts w:hint="eastAsia"/>
+          <w:rFonts w:cs="Times New Roman"/>
         </w:rPr>
         <w:t>月搭乘人次為六個月中最低，約為</w:t>
       </w:r>
       <w:r>
         <w:rPr>
-          <w:rFonts w:hint="eastAsia"/>
+          <w:rFonts w:cs="Times New Roman"/>
         </w:rPr>
         <w:t>70,000</w:t>
       </w:r>
       <w:r>
         <w:rPr>
-          <w:rFonts w:hint="eastAsia"/>
+          <w:rFonts w:cs="Times New Roman"/>
         </w:rPr>
         <w:t>人次；相較之下，</w:t>
       </w:r>
       <w:r>
         <w:rPr>
-          <w:rFonts w:hint="eastAsia"/>
+          <w:rFonts w:cs="Times New Roman"/>
         </w:rPr>
         <w:t>4</w:t>
       </w:r>
       <w:r>
         <w:rPr>
-          <w:rFonts w:hint="eastAsia"/>
+          <w:rFonts w:cs="Times New Roman"/>
         </w:rPr>
         <w:t>月搭乘人次為六個月中最高，約為</w:t>
       </w:r>
       <w:r>
         <w:rPr>
-          <w:rFonts w:hint="eastAsia"/>
+          <w:rFonts w:cs="Times New Roman"/>
         </w:rPr>
         <w:t>130,000</w:t>
       </w:r>
       <w:r>
         <w:rPr>
-          <w:rFonts w:hint="eastAsia"/>
+          <w:rFonts w:cs="Times New Roman"/>
         </w:rPr>
         <w:t>人次，提升上半年搭乘人次的總體平均。</w:t>
       </w:r>
@@ -3289,11 +3500,15 @@
       <w:pPr>
         <w:keepNext/>
         <w:spacing w:before="180" w:after="180"/>
-        <w:ind w:firstLine="540"/>
+        <w:ind w:firstLineChars="0" w:firstLine="0"/>
+        <w:jc w:val="center"/>
+        <w:rPr>
+          <w:rFonts w:cs="Times New Roman"/>
+        </w:rPr>
       </w:pPr>
       <w:r>
         <w:rPr>
-          <w:rFonts w:hint="eastAsia"/>
+          <w:rFonts w:cs="Times New Roman"/>
           <w:noProof/>
         </w:rPr>
         <w:lastRenderedPageBreak/>
@@ -3352,143 +3567,157 @@
         <w:pStyle w:val="af"/>
         <w:spacing w:before="180" w:after="180"/>
         <w:ind w:firstLine="540"/>
+        <w:rPr>
+          <w:rFonts w:cs="Times New Roman"/>
+        </w:rPr>
       </w:pPr>
       <w:bookmarkStart w:id="10" w:name="_Ref226998385"/>
       <w:r>
         <w:rPr>
-          <w:rFonts w:hint="eastAsia"/>
+          <w:rFonts w:cs="Times New Roman"/>
         </w:rPr>
         <w:t>圖</w:t>
       </w:r>
       <w:r>
         <w:rPr>
-          <w:rFonts w:hint="eastAsia"/>
+          <w:rFonts w:cs="Times New Roman"/>
         </w:rPr>
         <w:t xml:space="preserve"> </w:t>
       </w:r>
       <w:r>
+        <w:rPr>
+          <w:rFonts w:cs="Times New Roman"/>
+        </w:rPr>
         <w:fldChar w:fldCharType="begin"/>
       </w:r>
       <w:r>
-        <w:instrText xml:space="preserve"> </w:instrText>
-      </w:r>
-      <w:r>
-        <w:rPr>
-          <w:rFonts w:hint="eastAsia"/>
-        </w:rPr>
-        <w:instrText>STYLEREF 1 \s</w:instrText>
-      </w:r>
-      <w:r>
-        <w:instrText xml:space="preserve"> </w:instrText>
-      </w:r>
-      <w:r>
+        <w:rPr>
+          <w:rFonts w:cs="Times New Roman"/>
+        </w:rPr>
+        <w:instrText xml:space="preserve"> STYLEREF 1 \s </w:instrText>
+      </w:r>
+      <w:r>
+        <w:rPr>
+          <w:rFonts w:cs="Times New Roman"/>
+        </w:rPr>
         <w:fldChar w:fldCharType="separate"/>
       </w:r>
       <w:r>
         <w:rPr>
+          <w:rFonts w:cs="Times New Roman"/>
           <w:noProof/>
         </w:rPr>
         <w:t>4</w:t>
       </w:r>
       <w:r>
+        <w:rPr>
+          <w:rFonts w:cs="Times New Roman"/>
+        </w:rPr>
         <w:fldChar w:fldCharType="end"/>
       </w:r>
       <w:r>
+        <w:rPr>
+          <w:rFonts w:cs="Times New Roman"/>
+        </w:rPr>
         <w:t>.</w:t>
       </w:r>
       <w:r>
+        <w:rPr>
+          <w:rFonts w:cs="Times New Roman"/>
+        </w:rPr>
         <w:fldChar w:fldCharType="begin"/>
       </w:r>
       <w:r>
-        <w:instrText xml:space="preserve"> </w:instrText>
-      </w:r>
-      <w:r>
-        <w:rPr>
-          <w:rFonts w:hint="eastAsia"/>
-        </w:rPr>
-        <w:instrText xml:space="preserve">SEQ </w:instrText>
-      </w:r>
-      <w:r>
-        <w:rPr>
-          <w:rFonts w:hint="eastAsia"/>
+        <w:rPr>
+          <w:rFonts w:cs="Times New Roman"/>
+        </w:rPr>
+        <w:instrText xml:space="preserve"> SEQ </w:instrText>
+      </w:r>
+      <w:r>
+        <w:rPr>
+          <w:rFonts w:cs="Times New Roman"/>
         </w:rPr>
         <w:instrText>圖</w:instrText>
       </w:r>
       <w:r>
         <w:rPr>
-          <w:rFonts w:hint="eastAsia"/>
-        </w:rPr>
-        <w:instrText xml:space="preserve"> \* ARABIC \s 1</w:instrText>
-      </w:r>
-      <w:r>
-        <w:instrText xml:space="preserve"> </w:instrText>
-      </w:r>
-      <w:r>
+          <w:rFonts w:cs="Times New Roman"/>
+        </w:rPr>
+        <w:instrText xml:space="preserve"> \* ARABIC \s 1 </w:instrText>
+      </w:r>
+      <w:r>
+        <w:rPr>
+          <w:rFonts w:cs="Times New Roman"/>
+        </w:rPr>
         <w:fldChar w:fldCharType="separate"/>
       </w:r>
       <w:r>
         <w:rPr>
+          <w:rFonts w:cs="Times New Roman"/>
           <w:noProof/>
         </w:rPr>
         <w:t>2</w:t>
       </w:r>
       <w:r>
+        <w:rPr>
+          <w:rFonts w:cs="Times New Roman"/>
+        </w:rPr>
         <w:fldChar w:fldCharType="end"/>
       </w:r>
       <w:bookmarkEnd w:id="10"/>
       <w:r>
         <w:rPr>
-          <w:rFonts w:hint="eastAsia"/>
+          <w:rFonts w:cs="Times New Roman"/>
         </w:rPr>
         <w:t xml:space="preserve">　</w:t>
       </w:r>
       <w:r>
+        <w:rPr>
+          <w:rFonts w:cs="Times New Roman"/>
+        </w:rPr>
         <w:t>114</w:t>
       </w:r>
       <w:r>
         <w:rPr>
-          <w:rFonts w:hint="eastAsia"/>
+          <w:rFonts w:cs="Times New Roman"/>
         </w:rPr>
         <w:t>年</w:t>
       </w:r>
       <w:r>
+        <w:rPr>
+          <w:rFonts w:cs="Times New Roman"/>
+        </w:rPr>
         <w:t>1</w:t>
       </w:r>
       <w:r>
         <w:rPr>
-          <w:rFonts w:hint="eastAsia"/>
+          <w:rFonts w:cs="Times New Roman"/>
         </w:rPr>
         <w:t>月至</w:t>
       </w:r>
       <w:r>
+        <w:rPr>
+          <w:rFonts w:cs="Times New Roman"/>
+        </w:rPr>
         <w:t>114</w:t>
       </w:r>
       <w:r>
         <w:rPr>
-          <w:rFonts w:hint="eastAsia"/>
+          <w:rFonts w:cs="Times New Roman"/>
         </w:rPr>
         <w:t>年</w:t>
       </w:r>
       <w:r>
+        <w:rPr>
+          <w:rFonts w:cs="Times New Roman"/>
+        </w:rPr>
         <w:t>6</w:t>
       </w:r>
       <w:r>
         <w:rPr>
-          <w:rFonts w:hint="eastAsia"/>
-        </w:rPr>
-        <w:t>月臺東縣</w:t>
-      </w:r>
-      <w:r>
-        <w:rPr>
-          <w:rFonts w:hint="eastAsia"/>
-        </w:rPr>
-        <w:t>公路</w:t>
-      </w:r>
-      <w:r>
-        <w:rPr>
-          <w:rFonts w:hint="eastAsia"/>
-        </w:rPr>
-        <w:t>客運持卡身分長條圖</w:t>
+          <w:rFonts w:cs="Times New Roman"/>
+        </w:rPr>
+        <w:t>月臺東縣公路客運持卡身分長條圖</w:t>
       </w:r>
     </w:p>
     <w:p>
@@ -3496,150 +3725,163 @@
         <w:spacing w:before="180" w:after="180"/>
         <w:ind w:firstLine="540"/>
         <w:rPr>
-          <w:rFonts w:hint="eastAsia"/>
+          <w:rFonts w:cs="Times New Roman"/>
         </w:rPr>
       </w:pPr>
       <w:r>
         <w:rPr>
-          <w:rFonts w:hint="eastAsia"/>
+          <w:rFonts w:cs="Times New Roman"/>
         </w:rPr>
         <w:t>由</w:t>
       </w:r>
       <w:r>
+        <w:rPr>
+          <w:rFonts w:cs="Times New Roman"/>
+        </w:rPr>
         <w:fldChar w:fldCharType="begin"/>
       </w:r>
       <w:r>
-        <w:instrText xml:space="preserve"> </w:instrText>
-      </w:r>
-      <w:r>
-        <w:rPr>
-          <w:rFonts w:hint="eastAsia"/>
-        </w:rPr>
-        <w:instrText>REF _Ref226998385 \h</w:instrText>
-      </w:r>
-      <w:r>
-        <w:instrText xml:space="preserve"> </w:instrText>
-      </w:r>
-      <w:r>
+        <w:rPr>
+          <w:rFonts w:cs="Times New Roman"/>
+        </w:rPr>
+        <w:instrText xml:space="preserve"> REF _Ref226998385 \h </w:instrText>
+      </w:r>
+      <w:r>
+        <w:rPr>
+          <w:rFonts w:cs="Times New Roman"/>
+        </w:rPr>
+      </w:r>
+      <w:r>
+        <w:rPr>
+          <w:rFonts w:cs="Times New Roman"/>
+        </w:rPr>
+        <w:instrText xml:space="preserve"> \* MERGEFORMAT </w:instrText>
+      </w:r>
+      <w:r>
+        <w:rPr>
+          <w:rFonts w:cs="Times New Roman"/>
+        </w:rPr>
         <w:fldChar w:fldCharType="separate"/>
       </w:r>
       <w:r>
         <w:rPr>
-          <w:rFonts w:hint="eastAsia"/>
+          <w:rFonts w:cs="Times New Roman"/>
         </w:rPr>
         <w:t>圖</w:t>
       </w:r>
       <w:r>
         <w:rPr>
-          <w:rFonts w:hint="eastAsia"/>
+          <w:rFonts w:cs="Times New Roman"/>
         </w:rPr>
         <w:t xml:space="preserve"> </w:t>
       </w:r>
       <w:r>
         <w:rPr>
+          <w:rFonts w:cs="Times New Roman"/>
           <w:noProof/>
         </w:rPr>
         <w:t>4</w:t>
       </w:r>
       <w:r>
+        <w:rPr>
+          <w:rFonts w:cs="Times New Roman"/>
+        </w:rPr>
         <w:t>.</w:t>
       </w:r>
       <w:r>
         <w:rPr>
+          <w:rFonts w:cs="Times New Roman"/>
           <w:noProof/>
         </w:rPr>
         <w:t>2</w:t>
       </w:r>
       <w:r>
+        <w:rPr>
+          <w:rFonts w:cs="Times New Roman"/>
+        </w:rPr>
         <w:fldChar w:fldCharType="end"/>
       </w:r>
       <w:r>
         <w:rPr>
-          <w:rFonts w:hint="eastAsia"/>
-        </w:rPr>
-        <w:t>可見</w:t>
-      </w:r>
-      <w:r>
-        <w:rPr>
-          <w:rFonts w:hint="eastAsia"/>
-        </w:rPr>
-        <w:t>，在</w:t>
-      </w:r>
-      <w:r>
-        <w:rPr>
-          <w:rFonts w:hint="eastAsia"/>
+          <w:rFonts w:cs="Times New Roman"/>
+        </w:rPr>
+        <w:t>可見，在</w:t>
+      </w:r>
+      <w:r>
+        <w:rPr>
+          <w:rFonts w:cs="Times New Roman"/>
         </w:rPr>
         <w:t>114</w:t>
       </w:r>
       <w:r>
         <w:rPr>
-          <w:rFonts w:hint="eastAsia"/>
+          <w:rFonts w:cs="Times New Roman"/>
         </w:rPr>
         <w:t>上半年敬老票及普通票</w:t>
       </w:r>
       <w:r>
         <w:rPr>
-          <w:rFonts w:hint="eastAsia"/>
-        </w:rPr>
-        <w:t>(</w:t>
-      </w:r>
-      <w:r>
-        <w:rPr>
-          <w:rFonts w:hint="eastAsia"/>
+          <w:rFonts w:cs="Times New Roman"/>
+        </w:rPr>
+        <w:t>（</w:t>
+      </w:r>
+      <w:r>
+        <w:rPr>
+          <w:rFonts w:cs="Times New Roman"/>
         </w:rPr>
         <w:t>含</w:t>
       </w:r>
       <w:r>
         <w:rPr>
-          <w:rFonts w:hint="eastAsia"/>
-        </w:rPr>
-        <w:t>TPASS)</w:t>
-      </w:r>
-      <w:r>
-        <w:rPr>
-          <w:rFonts w:hint="eastAsia"/>
-        </w:rPr>
-        <w:t>共占逾六成，是</w:t>
+          <w:rFonts w:cs="Times New Roman"/>
+        </w:rPr>
+        <w:t>TPASS</w:t>
+      </w:r>
+      <w:r>
+        <w:rPr>
+          <w:rFonts w:cs="Times New Roman"/>
+        </w:rPr>
+        <w:t>）</w:t>
+      </w:r>
+      <w:r>
+        <w:rPr>
+          <w:rFonts w:cs="Times New Roman"/>
+        </w:rPr>
+        <w:t>共占逾六成，是臺東縣公路客運之主要客群，其次無法區別身分占逾兩成人次，已成為第三大類別，此比例持續上升將影響持卡身分</w:t>
+      </w:r>
+      <w:bookmarkStart w:id="11" w:name="_GoBack"/>
+      <w:bookmarkEnd w:id="11"/>
+      <w:r>
+        <w:rPr>
+          <w:rFonts w:cs="Times New Roman"/>
+        </w:rPr>
+        <w:t>結構分析的可信度。學生票的使用率剩約一成，</w:t>
       </w:r>
       <w:proofErr w:type="gramStart"/>
       <w:r>
         <w:rPr>
-          <w:rFonts w:hint="eastAsia"/>
-        </w:rPr>
-        <w:t>臺</w:t>
+          <w:rFonts w:cs="Times New Roman"/>
+        </w:rPr>
+        <w:t>佔</w:t>
       </w:r>
       <w:proofErr w:type="gramEnd"/>
       <w:r>
         <w:rPr>
-          <w:rFonts w:hint="eastAsia"/>
-        </w:rPr>
-        <w:t>東縣公路客運之主要客群，其次無法區別身分占逾兩成人次，已成為第三大類別，此比例持續上升將影響持卡身分結構分析的可信度。學生票的使用率剩約一成，</w:t>
+          <w:rFonts w:cs="Times New Roman"/>
+        </w:rPr>
+        <w:t>比相對偏低；其他優待與愛心優待</w:t>
       </w:r>
       <w:proofErr w:type="gramStart"/>
       <w:r>
         <w:rPr>
-          <w:rFonts w:hint="eastAsia"/>
+          <w:rFonts w:cs="Times New Roman"/>
         </w:rPr>
         <w:t>佔</w:t>
       </w:r>
       <w:proofErr w:type="gramEnd"/>
       <w:r>
         <w:rPr>
-          <w:rFonts w:hint="eastAsia"/>
-        </w:rPr>
-        <w:t>比相對偏低；其他優待與愛心優待</w:t>
-      </w:r>
-      <w:proofErr w:type="gramStart"/>
-      <w:r>
-        <w:rPr>
-          <w:rFonts w:hint="eastAsia"/>
-        </w:rPr>
-        <w:t>佔</w:t>
-      </w:r>
-      <w:proofErr w:type="gramEnd"/>
-      <w:r>
-        <w:rPr>
-          <w:rFonts w:hint="eastAsia"/>
+          <w:rFonts w:cs="Times New Roman"/>
         </w:rPr>
         <w:t>比皆低，對於整體影響較少。</w:t>
       </w:r>
@@ -3661,7 +3903,7 @@
 </file>
 
 <file path=word/endnotes.xml><?xml version="1.0" encoding="utf-8"?>
-<w:endnotes xmlns:wpc="http://schemas.microsoft.com/office/word/2010/wordprocessingCanvas" xmlns:cx="http://schemas.microsoft.com/office/drawing/2014/chartex" xmlns:cx1="http://schemas.microsoft.com/office/drawing/2015/9/8/chartex" xmlns:cx2="http://schemas.microsoft.com/office/drawing/2015/10/21/chartex" xmlns:cx3="http://schemas.microsoft.com/office/drawing/2016/5/9/chartex" xmlns:cx4="http://schemas.microsoft.com/office/drawing/2016/5/10/chartex" xmlns:cx5="http://schemas.microsoft.com/office/drawing/2016/5/11/chartex" xmlns:cx6="http://schemas.microsoft.com/office/drawing/2016/5/12/chartex" xmlns:cx7="http://schemas.microsoft.com/office/drawing/2016/5/13/chartex" xmlns:cx8="http://schemas.microsoft.com/office/drawing/2016/5/14/chartex" xmlns:mc="http://schemas.openxmlformats.org/markup-compatibility/2006" xmlns:aink="http://schemas.microsoft.com/office/drawing/2016/ink" xmlns:am3d="http://schemas.microsoft.com/office/drawing/2017/model3d" xmlns:o="urn:schemas-microsoft-com:office:office" xmlns:oel="http://schemas.microsoft.com/office/2019/extlst" xmlns:r="http://schemas.openxmlformats.org/officeDocument/2006/relationships" xmlns:m="http://schemas.openxmlformats.org/officeDocument/2006/math" xmlns:v="urn:schemas-microsoft-com:vml" xmlns:wp14="http://schemas.microsoft.com/office/word/2010/wordprocessingDrawing" xmlns:wp="http://schemas.openxmlformats.org/drawingml/2006/wordprocessingDrawing" xmlns:w10="urn:schemas-microsoft-com:office:word" xmlns:w="http://schemas.openxmlformats.org/wordprocessingml/2006/main" xmlns:w14="http://schemas.microsoft.com/office/word/2010/wordml" xmlns:w15="http://schemas.microsoft.com/office/word/2012/wordml" xmlns:w16cex="http://schemas.microsoft.com/office/word/2018/wordml/cex" xmlns:w16cid="http://schemas.microsoft.com/office/word/2016/wordml/cid" xmlns:w16="http://schemas.microsoft.com/office/word/2018/wordml" xmlns:w16du="http://schemas.microsoft.com/office/word/2023/wordml/word16du" xmlns:w16sdtdh="http://schemas.microsoft.com/office/word/2020/wordml/sdtdatahash" xmlns:w16sdtfl="http://schemas.microsoft.com/office/word/2024/wordml/sdtformatlock" xmlns:w16se="http://schemas.microsoft.com/office/word/2015/wordml/symex" xmlns:wpg="http://schemas.microsoft.com/office/word/2010/wordprocessingGroup" xmlns:wpi="http://schemas.microsoft.com/office/word/2010/wordprocessingInk" xmlns:wne="http://schemas.microsoft.com/office/word/2006/wordml" xmlns:wps="http://schemas.microsoft.com/office/word/2010/wordprocessingShape" mc:Ignorable="w14 w15 w16se w16cid w16 w16cex w16sdtdh w16sdtfl w16du wp14">
+<w:endnotes xmlns:wpc="http://schemas.microsoft.com/office/word/2010/wordprocessingCanvas" xmlns:cx="http://schemas.microsoft.com/office/drawing/2014/chartex" xmlns:cx1="http://schemas.microsoft.com/office/drawing/2015/9/8/chartex" xmlns:cx2="http://schemas.microsoft.com/office/drawing/2015/10/21/chartex" xmlns:cx3="http://schemas.microsoft.com/office/drawing/2016/5/9/chartex" xmlns:cx4="http://schemas.microsoft.com/office/drawing/2016/5/10/chartex" xmlns:cx5="http://schemas.microsoft.com/office/drawing/2016/5/11/chartex" xmlns:cx6="http://schemas.microsoft.com/office/drawing/2016/5/12/chartex" xmlns:cx7="http://schemas.microsoft.com/office/drawing/2016/5/13/chartex" xmlns:cx8="http://schemas.microsoft.com/office/drawing/2016/5/14/chartex" xmlns:mc="http://schemas.openxmlformats.org/markup-compatibility/2006" xmlns:aink="http://schemas.microsoft.com/office/drawing/2016/ink" xmlns:am3d="http://schemas.microsoft.com/office/drawing/2017/model3d" xmlns:o="urn:schemas-microsoft-com:office:office" xmlns:r="http://schemas.openxmlformats.org/officeDocument/2006/relationships" xmlns:m="http://schemas.openxmlformats.org/officeDocument/2006/math" xmlns:v="urn:schemas-microsoft-com:vml" xmlns:wp14="http://schemas.microsoft.com/office/word/2010/wordprocessingDrawing" xmlns:wp="http://schemas.openxmlformats.org/drawingml/2006/wordprocessingDrawing" xmlns:w10="urn:schemas-microsoft-com:office:word" xmlns:w="http://schemas.openxmlformats.org/wordprocessingml/2006/main" xmlns:w14="http://schemas.microsoft.com/office/word/2010/wordml" xmlns:w15="http://schemas.microsoft.com/office/word/2012/wordml" xmlns:w16cid="http://schemas.microsoft.com/office/word/2016/wordml/cid" xmlns:w16se="http://schemas.microsoft.com/office/word/2015/wordml/symex" xmlns:wpg="http://schemas.microsoft.com/office/word/2010/wordprocessingGroup" xmlns:wpi="http://schemas.microsoft.com/office/word/2010/wordprocessingInk" xmlns:wne="http://schemas.microsoft.com/office/word/2006/wordml" xmlns:wps="http://schemas.microsoft.com/office/word/2010/wordprocessingShape" mc:Ignorable="w14 w15 w16se w16cid wp14">
   <w:endnote w:type="separator" w:id="-1">
     <w:p>
       <w:pPr>
@@ -3688,7 +3930,7 @@
 </file>
 
 <file path=word/footer1.xml><?xml version="1.0" encoding="utf-8"?>
-<w:ftr xmlns:wpc="http://schemas.microsoft.com/office/word/2010/wordprocessingCanvas" xmlns:cx="http://schemas.microsoft.com/office/drawing/2014/chartex" xmlns:cx1="http://schemas.microsoft.com/office/drawing/2015/9/8/chartex" xmlns:cx2="http://schemas.microsoft.com/office/drawing/2015/10/21/chartex" xmlns:cx3="http://schemas.microsoft.com/office/drawing/2016/5/9/chartex" xmlns:cx4="http://schemas.microsoft.com/office/drawing/2016/5/10/chartex" xmlns:cx5="http://schemas.microsoft.com/office/drawing/2016/5/11/chartex" xmlns:cx6="http://schemas.microsoft.com/office/drawing/2016/5/12/chartex" xmlns:cx7="http://schemas.microsoft.com/office/drawing/2016/5/13/chartex" xmlns:cx8="http://schemas.microsoft.com/office/drawing/2016/5/14/chartex" xmlns:mc="http://schemas.openxmlformats.org/markup-compatibility/2006" xmlns:aink="http://schemas.microsoft.com/office/drawing/2016/ink" xmlns:am3d="http://schemas.microsoft.com/office/drawing/2017/model3d" xmlns:o="urn:schemas-microsoft-com:office:office" xmlns:oel="http://schemas.microsoft.com/office/2019/extlst" xmlns:r="http://schemas.openxmlformats.org/officeDocument/2006/relationships" xmlns:m="http://schemas.openxmlformats.org/officeDocument/2006/math" xmlns:v="urn:schemas-microsoft-com:vml" xmlns:wp14="http://schemas.microsoft.com/office/word/2010/wordprocessingDrawing" xmlns:wp="http://schemas.openxmlformats.org/drawingml/2006/wordprocessingDrawing" xmlns:w10="urn:schemas-microsoft-com:office:word" xmlns:w="http://schemas.openxmlformats.org/wordprocessingml/2006/main" xmlns:w14="http://schemas.microsoft.com/office/word/2010/wordml" xmlns:w15="http://schemas.microsoft.com/office/word/2012/wordml" xmlns:w16cex="http://schemas.microsoft.com/office/word/2018/wordml/cex" xmlns:w16cid="http://schemas.microsoft.com/office/word/2016/wordml/cid" xmlns:w16="http://schemas.microsoft.com/office/word/2018/wordml" xmlns:w16du="http://schemas.microsoft.com/office/word/2023/wordml/word16du" xmlns:w16sdtdh="http://schemas.microsoft.com/office/word/2020/wordml/sdtdatahash" xmlns:w16sdtfl="http://schemas.microsoft.com/office/word/2024/wordml/sdtformatlock" xmlns:w16se="http://schemas.microsoft.com/office/word/2015/wordml/symex" xmlns:wpg="http://schemas.microsoft.com/office/word/2010/wordprocessingGroup" xmlns:wpi="http://schemas.microsoft.com/office/word/2010/wordprocessingInk" xmlns:wne="http://schemas.microsoft.com/office/word/2006/wordml" xmlns:wps="http://schemas.microsoft.com/office/word/2010/wordprocessingShape" mc:Ignorable="w14 w15 w16se w16cid w16 w16cex w16sdtdh w16sdtfl w16du wp14">
+<w:ftr xmlns:wpc="http://schemas.microsoft.com/office/word/2010/wordprocessingCanvas" xmlns:cx="http://schemas.microsoft.com/office/drawing/2014/chartex" xmlns:cx1="http://schemas.microsoft.com/office/drawing/2015/9/8/chartex" xmlns:cx2="http://schemas.microsoft.com/office/drawing/2015/10/21/chartex" xmlns:cx3="http://schemas.microsoft.com/office/drawing/2016/5/9/chartex" xmlns:cx4="http://schemas.microsoft.com/office/drawing/2016/5/10/chartex" xmlns:cx5="http://schemas.microsoft.com/office/drawing/2016/5/11/chartex" xmlns:cx6="http://schemas.microsoft.com/office/drawing/2016/5/12/chartex" xmlns:cx7="http://schemas.microsoft.com/office/drawing/2016/5/13/chartex" xmlns:cx8="http://schemas.microsoft.com/office/drawing/2016/5/14/chartex" xmlns:mc="http://schemas.openxmlformats.org/markup-compatibility/2006" xmlns:aink="http://schemas.microsoft.com/office/drawing/2016/ink" xmlns:am3d="http://schemas.microsoft.com/office/drawing/2017/model3d" xmlns:o="urn:schemas-microsoft-com:office:office" xmlns:r="http://schemas.openxmlformats.org/officeDocument/2006/relationships" xmlns:m="http://schemas.openxmlformats.org/officeDocument/2006/math" xmlns:v="urn:schemas-microsoft-com:vml" xmlns:wp14="http://schemas.microsoft.com/office/word/2010/wordprocessingDrawing" xmlns:wp="http://schemas.openxmlformats.org/drawingml/2006/wordprocessingDrawing" xmlns:w10="urn:schemas-microsoft-com:office:word" xmlns:w="http://schemas.openxmlformats.org/wordprocessingml/2006/main" xmlns:w14="http://schemas.microsoft.com/office/word/2010/wordml" xmlns:w15="http://schemas.microsoft.com/office/word/2012/wordml" xmlns:w16cid="http://schemas.microsoft.com/office/word/2016/wordml/cid" xmlns:w16se="http://schemas.microsoft.com/office/word/2015/wordml/symex" xmlns:wpg="http://schemas.microsoft.com/office/word/2010/wordprocessingGroup" xmlns:wpi="http://schemas.microsoft.com/office/word/2010/wordprocessingInk" xmlns:wne="http://schemas.microsoft.com/office/word/2006/wordml" xmlns:wps="http://schemas.microsoft.com/office/word/2010/wordprocessingShape" mc:Ignorable="w14 w15 w16se w16cid wp14">
   <w:p>
     <w:pPr>
       <w:pStyle w:val="af3"/>
@@ -3699,7 +3941,7 @@
 </file>
 
 <file path=word/footer2.xml><?xml version="1.0" encoding="utf-8"?>
-<w:ftr xmlns:wpc="http://schemas.microsoft.com/office/word/2010/wordprocessingCanvas" xmlns:cx="http://schemas.microsoft.com/office/drawing/2014/chartex" xmlns:cx1="http://schemas.microsoft.com/office/drawing/2015/9/8/chartex" xmlns:cx2="http://schemas.microsoft.com/office/drawing/2015/10/21/chartex" xmlns:cx3="http://schemas.microsoft.com/office/drawing/2016/5/9/chartex" xmlns:cx4="http://schemas.microsoft.com/office/drawing/2016/5/10/chartex" xmlns:cx5="http://schemas.microsoft.com/office/drawing/2016/5/11/chartex" xmlns:cx6="http://schemas.microsoft.com/office/drawing/2016/5/12/chartex" xmlns:cx7="http://schemas.microsoft.com/office/drawing/2016/5/13/chartex" xmlns:cx8="http://schemas.microsoft.com/office/drawing/2016/5/14/chartex" xmlns:mc="http://schemas.openxmlformats.org/markup-compatibility/2006" xmlns:aink="http://schemas.microsoft.com/office/drawing/2016/ink" xmlns:am3d="http://schemas.microsoft.com/office/drawing/2017/model3d" xmlns:o="urn:schemas-microsoft-com:office:office" xmlns:oel="http://schemas.microsoft.com/office/2019/extlst" xmlns:r="http://schemas.openxmlformats.org/officeDocument/2006/relationships" xmlns:m="http://schemas.openxmlformats.org/officeDocument/2006/math" xmlns:v="urn:schemas-microsoft-com:vml" xmlns:wp14="http://schemas.microsoft.com/office/word/2010/wordprocessingDrawing" xmlns:wp="http://schemas.openxmlformats.org/drawingml/2006/wordprocessingDrawing" xmlns:w10="urn:schemas-microsoft-com:office:word" xmlns:w="http://schemas.openxmlformats.org/wordprocessingml/2006/main" xmlns:w14="http://schemas.microsoft.com/office/word/2010/wordml" xmlns:w15="http://schemas.microsoft.com/office/word/2012/wordml" xmlns:w16cex="http://schemas.microsoft.com/office/word/2018/wordml/cex" xmlns:w16cid="http://schemas.microsoft.com/office/word/2016/wordml/cid" xmlns:w16="http://schemas.microsoft.com/office/word/2018/wordml" xmlns:w16du="http://schemas.microsoft.com/office/word/2023/wordml/word16du" xmlns:w16sdtdh="http://schemas.microsoft.com/office/word/2020/wordml/sdtdatahash" xmlns:w16sdtfl="http://schemas.microsoft.com/office/word/2024/wordml/sdtformatlock" xmlns:w16se="http://schemas.microsoft.com/office/word/2015/wordml/symex" xmlns:wpg="http://schemas.microsoft.com/office/word/2010/wordprocessingGroup" xmlns:wpi="http://schemas.microsoft.com/office/word/2010/wordprocessingInk" xmlns:wne="http://schemas.microsoft.com/office/word/2006/wordml" xmlns:wps="http://schemas.microsoft.com/office/word/2010/wordprocessingShape" mc:Ignorable="w14 w15 w16se w16cid w16 w16cex w16sdtdh w16sdtfl w16du wp14">
+<w:ftr xmlns:wpc="http://schemas.microsoft.com/office/word/2010/wordprocessingCanvas" xmlns:cx="http://schemas.microsoft.com/office/drawing/2014/chartex" xmlns:cx1="http://schemas.microsoft.com/office/drawing/2015/9/8/chartex" xmlns:cx2="http://schemas.microsoft.com/office/drawing/2015/10/21/chartex" xmlns:cx3="http://schemas.microsoft.com/office/drawing/2016/5/9/chartex" xmlns:cx4="http://schemas.microsoft.com/office/drawing/2016/5/10/chartex" xmlns:cx5="http://schemas.microsoft.com/office/drawing/2016/5/11/chartex" xmlns:cx6="http://schemas.microsoft.com/office/drawing/2016/5/12/chartex" xmlns:cx7="http://schemas.microsoft.com/office/drawing/2016/5/13/chartex" xmlns:cx8="http://schemas.microsoft.com/office/drawing/2016/5/14/chartex" xmlns:mc="http://schemas.openxmlformats.org/markup-compatibility/2006" xmlns:aink="http://schemas.microsoft.com/office/drawing/2016/ink" xmlns:am3d="http://schemas.microsoft.com/office/drawing/2017/model3d" xmlns:o="urn:schemas-microsoft-com:office:office" xmlns:r="http://schemas.openxmlformats.org/officeDocument/2006/relationships" xmlns:m="http://schemas.openxmlformats.org/officeDocument/2006/math" xmlns:v="urn:schemas-microsoft-com:vml" xmlns:wp14="http://schemas.microsoft.com/office/word/2010/wordprocessingDrawing" xmlns:wp="http://schemas.openxmlformats.org/drawingml/2006/wordprocessingDrawing" xmlns:w10="urn:schemas-microsoft-com:office:word" xmlns:w="http://schemas.openxmlformats.org/wordprocessingml/2006/main" xmlns:w14="http://schemas.microsoft.com/office/word/2010/wordml" xmlns:w15="http://schemas.microsoft.com/office/word/2012/wordml" xmlns:w16cid="http://schemas.microsoft.com/office/word/2016/wordml/cid" xmlns:w16se="http://schemas.microsoft.com/office/word/2015/wordml/symex" xmlns:wpg="http://schemas.microsoft.com/office/word/2010/wordprocessingGroup" xmlns:wpi="http://schemas.microsoft.com/office/word/2010/wordprocessingInk" xmlns:wne="http://schemas.microsoft.com/office/word/2006/wordml" xmlns:wps="http://schemas.microsoft.com/office/word/2010/wordprocessingShape" mc:Ignorable="w14 w15 w16se w16cid wp14">
   <w:p>
     <w:pPr>
       <w:pStyle w:val="af3"/>
@@ -3710,7 +3952,7 @@
 </file>
 
 <file path=word/footer3.xml><?xml version="1.0" encoding="utf-8"?>
-<w:ftr xmlns:wpc="http://schemas.microsoft.com/office/word/2010/wordprocessingCanvas" xmlns:cx="http://schemas.microsoft.com/office/drawing/2014/chartex" xmlns:cx1="http://schemas.microsoft.com/office/drawing/2015/9/8/chartex" xmlns:cx2="http://schemas.microsoft.com/office/drawing/2015/10/21/chartex" xmlns:cx3="http://schemas.microsoft.com/office/drawing/2016/5/9/chartex" xmlns:cx4="http://schemas.microsoft.com/office/drawing/2016/5/10/chartex" xmlns:cx5="http://schemas.microsoft.com/office/drawing/2016/5/11/chartex" xmlns:cx6="http://schemas.microsoft.com/office/drawing/2016/5/12/chartex" xmlns:cx7="http://schemas.microsoft.com/office/drawing/2016/5/13/chartex" xmlns:cx8="http://schemas.microsoft.com/office/drawing/2016/5/14/chartex" xmlns:mc="http://schemas.openxmlformats.org/markup-compatibility/2006" xmlns:aink="http://schemas.microsoft.com/office/drawing/2016/ink" xmlns:am3d="http://schemas.microsoft.com/office/drawing/2017/model3d" xmlns:o="urn:schemas-microsoft-com:office:office" xmlns:oel="http://schemas.microsoft.com/office/2019/extlst" xmlns:r="http://schemas.openxmlformats.org/officeDocument/2006/relationships" xmlns:m="http://schemas.openxmlformats.org/officeDocument/2006/math" xmlns:v="urn:schemas-microsoft-com:vml" xmlns:wp14="http://schemas.microsoft.com/office/word/2010/wordprocessingDrawing" xmlns:wp="http://schemas.openxmlformats.org/drawingml/2006/wordprocessingDrawing" xmlns:w10="urn:schemas-microsoft-com:office:word" xmlns:w="http://schemas.openxmlformats.org/wordprocessingml/2006/main" xmlns:w14="http://schemas.microsoft.com/office/word/2010/wordml" xmlns:w15="http://schemas.microsoft.com/office/word/2012/wordml" xmlns:w16cex="http://schemas.microsoft.com/office/word/2018/wordml/cex" xmlns:w16cid="http://schemas.microsoft.com/office/word/2016/wordml/cid" xmlns:w16="http://schemas.microsoft.com/office/word/2018/wordml" xmlns:w16du="http://schemas.microsoft.com/office/word/2023/wordml/word16du" xmlns:w16sdtdh="http://schemas.microsoft.com/office/word/2020/wordml/sdtdatahash" xmlns:w16sdtfl="http://schemas.microsoft.com/office/word/2024/wordml/sdtformatlock" xmlns:w16se="http://schemas.microsoft.com/office/word/2015/wordml/symex" xmlns:wpg="http://schemas.microsoft.com/office/word/2010/wordprocessingGroup" xmlns:wpi="http://schemas.microsoft.com/office/word/2010/wordprocessingInk" xmlns:wne="http://schemas.microsoft.com/office/word/2006/wordml" xmlns:wps="http://schemas.microsoft.com/office/word/2010/wordprocessingShape" mc:Ignorable="w14 w15 w16se w16cid w16 w16cex w16sdtdh w16sdtfl w16du wp14">
+<w:ftr xmlns:wpc="http://schemas.microsoft.com/office/word/2010/wordprocessingCanvas" xmlns:cx="http://schemas.microsoft.com/office/drawing/2014/chartex" xmlns:cx1="http://schemas.microsoft.com/office/drawing/2015/9/8/chartex" xmlns:cx2="http://schemas.microsoft.com/office/drawing/2015/10/21/chartex" xmlns:cx3="http://schemas.microsoft.com/office/drawing/2016/5/9/chartex" xmlns:cx4="http://schemas.microsoft.com/office/drawing/2016/5/10/chartex" xmlns:cx5="http://schemas.microsoft.com/office/drawing/2016/5/11/chartex" xmlns:cx6="http://schemas.microsoft.com/office/drawing/2016/5/12/chartex" xmlns:cx7="http://schemas.microsoft.com/office/drawing/2016/5/13/chartex" xmlns:cx8="http://schemas.microsoft.com/office/drawing/2016/5/14/chartex" xmlns:mc="http://schemas.openxmlformats.org/markup-compatibility/2006" xmlns:aink="http://schemas.microsoft.com/office/drawing/2016/ink" xmlns:am3d="http://schemas.microsoft.com/office/drawing/2017/model3d" xmlns:o="urn:schemas-microsoft-com:office:office" xmlns:r="http://schemas.openxmlformats.org/officeDocument/2006/relationships" xmlns:m="http://schemas.openxmlformats.org/officeDocument/2006/math" xmlns:v="urn:schemas-microsoft-com:vml" xmlns:wp14="http://schemas.microsoft.com/office/word/2010/wordprocessingDrawing" xmlns:wp="http://schemas.openxmlformats.org/drawingml/2006/wordprocessingDrawing" xmlns:w10="urn:schemas-microsoft-com:office:word" xmlns:w="http://schemas.openxmlformats.org/wordprocessingml/2006/main" xmlns:w14="http://schemas.microsoft.com/office/word/2010/wordml" xmlns:w15="http://schemas.microsoft.com/office/word/2012/wordml" xmlns:w16cid="http://schemas.microsoft.com/office/word/2016/wordml/cid" xmlns:w16se="http://schemas.microsoft.com/office/word/2015/wordml/symex" xmlns:wpg="http://schemas.microsoft.com/office/word/2010/wordprocessingGroup" xmlns:wpi="http://schemas.microsoft.com/office/word/2010/wordprocessingInk" xmlns:wne="http://schemas.microsoft.com/office/word/2006/wordml" xmlns:wps="http://schemas.microsoft.com/office/word/2010/wordprocessingShape" mc:Ignorable="w14 w15 w16se w16cid wp14">
   <w:p>
     <w:pPr>
       <w:pStyle w:val="af3"/>
@@ -3721,7 +3963,7 @@
 </file>
 
 <file path=word/footnotes.xml><?xml version="1.0" encoding="utf-8"?>
-<w:footnotes xmlns:wpc="http://schemas.microsoft.com/office/word/2010/wordprocessingCanvas" xmlns:cx="http://schemas.microsoft.com/office/drawing/2014/chartex" xmlns:cx1="http://schemas.microsoft.com/office/drawing/2015/9/8/chartex" xmlns:cx2="http://schemas.microsoft.com/office/drawing/2015/10/21/chartex" xmlns:cx3="http://schemas.microsoft.com/office/drawing/2016/5/9/chartex" xmlns:cx4="http://schemas.microsoft.com/office/drawing/2016/5/10/chartex" xmlns:cx5="http://schemas.microsoft.com/office/drawing/2016/5/11/chartex" xmlns:cx6="http://schemas.microsoft.com/office/drawing/2016/5/12/chartex" xmlns:cx7="http://schemas.microsoft.com/office/drawing/2016/5/13/chartex" xmlns:cx8="http://schemas.microsoft.com/office/drawing/2016/5/14/chartex" xmlns:mc="http://schemas.openxmlformats.org/markup-compatibility/2006" xmlns:aink="http://schemas.microsoft.com/office/drawing/2016/ink" xmlns:am3d="http://schemas.microsoft.com/office/drawing/2017/model3d" xmlns:o="urn:schemas-microsoft-com:office:office" xmlns:oel="http://schemas.microsoft.com/office/2019/extlst" xmlns:r="http://schemas.openxmlformats.org/officeDocument/2006/relationships" xmlns:m="http://schemas.openxmlformats.org/officeDocument/2006/math" xmlns:v="urn:schemas-microsoft-com:vml" xmlns:wp14="http://schemas.microsoft.com/office/word/2010/wordprocessingDrawing" xmlns:wp="http://schemas.openxmlformats.org/drawingml/2006/wordprocessingDrawing" xmlns:w10="urn:schemas-microsoft-com:office:word" xmlns:w="http://schemas.openxmlformats.org/wordprocessingml/2006/main" xmlns:w14="http://schemas.microsoft.com/office/word/2010/wordml" xmlns:w15="http://schemas.microsoft.com/office/word/2012/wordml" xmlns:w16cex="http://schemas.microsoft.com/office/word/2018/wordml/cex" xmlns:w16cid="http://schemas.microsoft.com/office/word/2016/wordml/cid" xmlns:w16="http://schemas.microsoft.com/office/word/2018/wordml" xmlns:w16du="http://schemas.microsoft.com/office/word/2023/wordml/word16du" xmlns:w16sdtdh="http://schemas.microsoft.com/office/word/2020/wordml/sdtdatahash" xmlns:w16sdtfl="http://schemas.microsoft.com/office/word/2024/wordml/sdtformatlock" xmlns:w16se="http://schemas.microsoft.com/office/word/2015/wordml/symex" xmlns:wpg="http://schemas.microsoft.com/office/word/2010/wordprocessingGroup" xmlns:wpi="http://schemas.microsoft.com/office/word/2010/wordprocessingInk" xmlns:wne="http://schemas.microsoft.com/office/word/2006/wordml" xmlns:wps="http://schemas.microsoft.com/office/word/2010/wordprocessingShape" mc:Ignorable="w14 w15 w16se w16cid w16 w16cex w16sdtdh w16sdtfl w16du wp14">
+<w:footnotes xmlns:wpc="http://schemas.microsoft.com/office/word/2010/wordprocessingCanvas" xmlns:cx="http://schemas.microsoft.com/office/drawing/2014/chartex" xmlns:cx1="http://schemas.microsoft.com/office/drawing/2015/9/8/chartex" xmlns:cx2="http://schemas.microsoft.com/office/drawing/2015/10/21/chartex" xmlns:cx3="http://schemas.microsoft.com/office/drawing/2016/5/9/chartex" xmlns:cx4="http://schemas.microsoft.com/office/drawing/2016/5/10/chartex" xmlns:cx5="http://schemas.microsoft.com/office/drawing/2016/5/11/chartex" xmlns:cx6="http://schemas.microsoft.com/office/drawing/2016/5/12/chartex" xmlns:cx7="http://schemas.microsoft.com/office/drawing/2016/5/13/chartex" xmlns:cx8="http://schemas.microsoft.com/office/drawing/2016/5/14/chartex" xmlns:mc="http://schemas.openxmlformats.org/markup-compatibility/2006" xmlns:aink="http://schemas.microsoft.com/office/drawing/2016/ink" xmlns:am3d="http://schemas.microsoft.com/office/drawing/2017/model3d" xmlns:o="urn:schemas-microsoft-com:office:office" xmlns:r="http://schemas.openxmlformats.org/officeDocument/2006/relationships" xmlns:m="http://schemas.openxmlformats.org/officeDocument/2006/math" xmlns:v="urn:schemas-microsoft-com:vml" xmlns:wp14="http://schemas.microsoft.com/office/word/2010/wordprocessingDrawing" xmlns:wp="http://schemas.openxmlformats.org/drawingml/2006/wordprocessingDrawing" xmlns:w10="urn:schemas-microsoft-com:office:word" xmlns:w="http://schemas.openxmlformats.org/wordprocessingml/2006/main" xmlns:w14="http://schemas.microsoft.com/office/word/2010/wordml" xmlns:w15="http://schemas.microsoft.com/office/word/2012/wordml" xmlns:w16cid="http://schemas.microsoft.com/office/word/2016/wordml/cid" xmlns:w16se="http://schemas.microsoft.com/office/word/2015/wordml/symex" xmlns:wpg="http://schemas.microsoft.com/office/word/2010/wordprocessingGroup" xmlns:wpi="http://schemas.microsoft.com/office/word/2010/wordprocessingInk" xmlns:wne="http://schemas.microsoft.com/office/word/2006/wordml" xmlns:wps="http://schemas.microsoft.com/office/word/2010/wordprocessingShape" mc:Ignorable="w14 w15 w16se w16cid wp14">
   <w:footnote w:type="separator" w:id="-1">
     <w:p>
       <w:pPr>
@@ -3748,7 +3990,7 @@
 </file>
 
 <file path=word/header1.xml><?xml version="1.0" encoding="utf-8"?>
-<w:hdr xmlns:wpc="http://schemas.microsoft.com/office/word/2010/wordprocessingCanvas" xmlns:cx="http://schemas.microsoft.com/office/drawing/2014/chartex" xmlns:cx1="http://schemas.microsoft.com/office/drawing/2015/9/8/chartex" xmlns:cx2="http://schemas.microsoft.com/office/drawing/2015/10/21/chartex" xmlns:cx3="http://schemas.microsoft.com/office/drawing/2016/5/9/chartex" xmlns:cx4="http://schemas.microsoft.com/office/drawing/2016/5/10/chartex" xmlns:cx5="http://schemas.microsoft.com/office/drawing/2016/5/11/chartex" xmlns:cx6="http://schemas.microsoft.com/office/drawing/2016/5/12/chartex" xmlns:cx7="http://schemas.microsoft.com/office/drawing/2016/5/13/chartex" xmlns:cx8="http://schemas.microsoft.com/office/drawing/2016/5/14/chartex" xmlns:mc="http://schemas.openxmlformats.org/markup-compatibility/2006" xmlns:aink="http://schemas.microsoft.com/office/drawing/2016/ink" xmlns:am3d="http://schemas.microsoft.com/office/drawing/2017/model3d" xmlns:o="urn:schemas-microsoft-com:office:office" xmlns:oel="http://schemas.microsoft.com/office/2019/extlst" xmlns:r="http://schemas.openxmlformats.org/officeDocument/2006/relationships" xmlns:m="http://schemas.openxmlformats.org/officeDocument/2006/math" xmlns:v="urn:schemas-microsoft-com:vml" xmlns:wp14="http://schemas.microsoft.com/office/word/2010/wordprocessingDrawing" xmlns:wp="http://schemas.openxmlformats.org/drawingml/2006/wordprocessingDrawing" xmlns:w10="urn:schemas-microsoft-com:office:word" xmlns:w="http://schemas.openxmlformats.org/wordprocessingml/2006/main" xmlns:w14="http://schemas.microsoft.com/office/word/2010/wordml" xmlns:w15="http://schemas.microsoft.com/office/word/2012/wordml" xmlns:w16cex="http://schemas.microsoft.com/office/word/2018/wordml/cex" xmlns:w16cid="http://schemas.microsoft.com/office/word/2016/wordml/cid" xmlns:w16="http://schemas.microsoft.com/office/word/2018/wordml" xmlns:w16du="http://schemas.microsoft.com/office/word/2023/wordml/word16du" xmlns:w16sdtdh="http://schemas.microsoft.com/office/word/2020/wordml/sdtdatahash" xmlns:w16sdtfl="http://schemas.microsoft.com/office/word/2024/wordml/sdtformatlock" xmlns:w16se="http://schemas.microsoft.com/office/word/2015/wordml/symex" xmlns:wpg="http://schemas.microsoft.com/office/word/2010/wordprocessingGroup" xmlns:wpi="http://schemas.microsoft.com/office/word/2010/wordprocessingInk" xmlns:wne="http://schemas.microsoft.com/office/word/2006/wordml" xmlns:wps="http://schemas.microsoft.com/office/word/2010/wordprocessingShape" mc:Ignorable="w14 w15 w16se w16cid w16 w16cex w16sdtdh w16sdtfl w16du wp14">
+<w:hdr xmlns:wpc="http://schemas.microsoft.com/office/word/2010/wordprocessingCanvas" xmlns:cx="http://schemas.microsoft.com/office/drawing/2014/chartex" xmlns:cx1="http://schemas.microsoft.com/office/drawing/2015/9/8/chartex" xmlns:cx2="http://schemas.microsoft.com/office/drawing/2015/10/21/chartex" xmlns:cx3="http://schemas.microsoft.com/office/drawing/2016/5/9/chartex" xmlns:cx4="http://schemas.microsoft.com/office/drawing/2016/5/10/chartex" xmlns:cx5="http://schemas.microsoft.com/office/drawing/2016/5/11/chartex" xmlns:cx6="http://schemas.microsoft.com/office/drawing/2016/5/12/chartex" xmlns:cx7="http://schemas.microsoft.com/office/drawing/2016/5/13/chartex" xmlns:cx8="http://schemas.microsoft.com/office/drawing/2016/5/14/chartex" xmlns:mc="http://schemas.openxmlformats.org/markup-compatibility/2006" xmlns:aink="http://schemas.microsoft.com/office/drawing/2016/ink" xmlns:am3d="http://schemas.microsoft.com/office/drawing/2017/model3d" xmlns:o="urn:schemas-microsoft-com:office:office" xmlns:r="http://schemas.openxmlformats.org/officeDocument/2006/relationships" xmlns:m="http://schemas.openxmlformats.org/officeDocument/2006/math" xmlns:v="urn:schemas-microsoft-com:vml" xmlns:wp14="http://schemas.microsoft.com/office/word/2010/wordprocessingDrawing" xmlns:wp="http://schemas.openxmlformats.org/drawingml/2006/wordprocessingDrawing" xmlns:w10="urn:schemas-microsoft-com:office:word" xmlns:w="http://schemas.openxmlformats.org/wordprocessingml/2006/main" xmlns:w14="http://schemas.microsoft.com/office/word/2010/wordml" xmlns:w15="http://schemas.microsoft.com/office/word/2012/wordml" xmlns:w16cid="http://schemas.microsoft.com/office/word/2016/wordml/cid" xmlns:w16se="http://schemas.microsoft.com/office/word/2015/wordml/symex" xmlns:wpg="http://schemas.microsoft.com/office/word/2010/wordprocessingGroup" xmlns:wpi="http://schemas.microsoft.com/office/word/2010/wordprocessingInk" xmlns:wne="http://schemas.microsoft.com/office/word/2006/wordml" xmlns:wps="http://schemas.microsoft.com/office/word/2010/wordprocessingShape" mc:Ignorable="w14 w15 w16se w16cid wp14">
   <w:p>
     <w:pPr>
       <w:pStyle w:val="af1"/>
@@ -3759,7 +4001,7 @@
 </file>
 
 <file path=word/header2.xml><?xml version="1.0" encoding="utf-8"?>
-<w:hdr xmlns:wpc="http://schemas.microsoft.com/office/word/2010/wordprocessingCanvas" xmlns:cx="http://schemas.microsoft.com/office/drawing/2014/chartex" xmlns:cx1="http://schemas.microsoft.com/office/drawing/2015/9/8/chartex" xmlns:cx2="http://schemas.microsoft.com/office/drawing/2015/10/21/chartex" xmlns:cx3="http://schemas.microsoft.com/office/drawing/2016/5/9/chartex" xmlns:cx4="http://schemas.microsoft.com/office/drawing/2016/5/10/chartex" xmlns:cx5="http://schemas.microsoft.com/office/drawing/2016/5/11/chartex" xmlns:cx6="http://schemas.microsoft.com/office/drawing/2016/5/12/chartex" xmlns:cx7="http://schemas.microsoft.com/office/drawing/2016/5/13/chartex" xmlns:cx8="http://schemas.microsoft.com/office/drawing/2016/5/14/chartex" xmlns:mc="http://schemas.openxmlformats.org/markup-compatibility/2006" xmlns:aink="http://schemas.microsoft.com/office/drawing/2016/ink" xmlns:am3d="http://schemas.microsoft.com/office/drawing/2017/model3d" xmlns:o="urn:schemas-microsoft-com:office:office" xmlns:oel="http://schemas.microsoft.com/office/2019/extlst" xmlns:r="http://schemas.openxmlformats.org/officeDocument/2006/relationships" xmlns:m="http://schemas.openxmlformats.org/officeDocument/2006/math" xmlns:v="urn:schemas-microsoft-com:vml" xmlns:wp14="http://schemas.microsoft.com/office/word/2010/wordprocessingDrawing" xmlns:wp="http://schemas.openxmlformats.org/drawingml/2006/wordprocessingDrawing" xmlns:w10="urn:schemas-microsoft-com:office:word" xmlns:w="http://schemas.openxmlformats.org/wordprocessingml/2006/main" xmlns:w14="http://schemas.microsoft.com/office/word/2010/wordml" xmlns:w15="http://schemas.microsoft.com/office/word/2012/wordml" xmlns:w16cex="http://schemas.microsoft.com/office/word/2018/wordml/cex" xmlns:w16cid="http://schemas.microsoft.com/office/word/2016/wordml/cid" xmlns:w16="http://schemas.microsoft.com/office/word/2018/wordml" xmlns:w16du="http://schemas.microsoft.com/office/word/2023/wordml/word16du" xmlns:w16sdtdh="http://schemas.microsoft.com/office/word/2020/wordml/sdtdatahash" xmlns:w16sdtfl="http://schemas.microsoft.com/office/word/2024/wordml/sdtformatlock" xmlns:w16se="http://schemas.microsoft.com/office/word/2015/wordml/symex" xmlns:wpg="http://schemas.microsoft.com/office/word/2010/wordprocessingGroup" xmlns:wpi="http://schemas.microsoft.com/office/word/2010/wordprocessingInk" xmlns:wne="http://schemas.microsoft.com/office/word/2006/wordml" xmlns:wps="http://schemas.microsoft.com/office/word/2010/wordprocessingShape" mc:Ignorable="w14 w15 w16se w16cid w16 w16cex w16sdtdh w16sdtfl w16du wp14">
+<w:hdr xmlns:wpc="http://schemas.microsoft.com/office/word/2010/wordprocessingCanvas" xmlns:cx="http://schemas.microsoft.com/office/drawing/2014/chartex" xmlns:cx1="http://schemas.microsoft.com/office/drawing/2015/9/8/chartex" xmlns:cx2="http://schemas.microsoft.com/office/drawing/2015/10/21/chartex" xmlns:cx3="http://schemas.microsoft.com/office/drawing/2016/5/9/chartex" xmlns:cx4="http://schemas.microsoft.com/office/drawing/2016/5/10/chartex" xmlns:cx5="http://schemas.microsoft.com/office/drawing/2016/5/11/chartex" xmlns:cx6="http://schemas.microsoft.com/office/drawing/2016/5/12/chartex" xmlns:cx7="http://schemas.microsoft.com/office/drawing/2016/5/13/chartex" xmlns:cx8="http://schemas.microsoft.com/office/drawing/2016/5/14/chartex" xmlns:mc="http://schemas.openxmlformats.org/markup-compatibility/2006" xmlns:aink="http://schemas.microsoft.com/office/drawing/2016/ink" xmlns:am3d="http://schemas.microsoft.com/office/drawing/2017/model3d" xmlns:o="urn:schemas-microsoft-com:office:office" xmlns:r="http://schemas.openxmlformats.org/officeDocument/2006/relationships" xmlns:m="http://schemas.openxmlformats.org/officeDocument/2006/math" xmlns:v="urn:schemas-microsoft-com:vml" xmlns:wp14="http://schemas.microsoft.com/office/word/2010/wordprocessingDrawing" xmlns:wp="http://schemas.openxmlformats.org/drawingml/2006/wordprocessingDrawing" xmlns:w10="urn:schemas-microsoft-com:office:word" xmlns:w="http://schemas.openxmlformats.org/wordprocessingml/2006/main" xmlns:w14="http://schemas.microsoft.com/office/word/2010/wordml" xmlns:w15="http://schemas.microsoft.com/office/word/2012/wordml" xmlns:w16cid="http://schemas.microsoft.com/office/word/2016/wordml/cid" xmlns:w16se="http://schemas.microsoft.com/office/word/2015/wordml/symex" xmlns:wpg="http://schemas.microsoft.com/office/word/2010/wordprocessingGroup" xmlns:wpi="http://schemas.microsoft.com/office/word/2010/wordprocessingInk" xmlns:wne="http://schemas.microsoft.com/office/word/2006/wordml" xmlns:wps="http://schemas.microsoft.com/office/word/2010/wordprocessingShape" mc:Ignorable="w14 w15 w16se w16cid wp14">
   <w:p>
     <w:pPr>
       <w:pStyle w:val="af1"/>
@@ -3770,7 +4012,7 @@
 </file>
 
 <file path=word/header3.xml><?xml version="1.0" encoding="utf-8"?>
-<w:hdr xmlns:wpc="http://schemas.microsoft.com/office/word/2010/wordprocessingCanvas" xmlns:cx="http://schemas.microsoft.com/office/drawing/2014/chartex" xmlns:cx1="http://schemas.microsoft.com/office/drawing/2015/9/8/chartex" xmlns:cx2="http://schemas.microsoft.com/office/drawing/2015/10/21/chartex" xmlns:cx3="http://schemas.microsoft.com/office/drawing/2016/5/9/chartex" xmlns:cx4="http://schemas.microsoft.com/office/drawing/2016/5/10/chartex" xmlns:cx5="http://schemas.microsoft.com/office/drawing/2016/5/11/chartex" xmlns:cx6="http://schemas.microsoft.com/office/drawing/2016/5/12/chartex" xmlns:cx7="http://schemas.microsoft.com/office/drawing/2016/5/13/chartex" xmlns:cx8="http://schemas.microsoft.com/office/drawing/2016/5/14/chartex" xmlns:mc="http://schemas.openxmlformats.org/markup-compatibility/2006" xmlns:aink="http://schemas.microsoft.com/office/drawing/2016/ink" xmlns:am3d="http://schemas.microsoft.com/office/drawing/2017/model3d" xmlns:o="urn:schemas-microsoft-com:office:office" xmlns:oel="http://schemas.microsoft.com/office/2019/extlst" xmlns:r="http://schemas.openxmlformats.org/officeDocument/2006/relationships" xmlns:m="http://schemas.openxmlformats.org/officeDocument/2006/math" xmlns:v="urn:schemas-microsoft-com:vml" xmlns:wp14="http://schemas.microsoft.com/office/word/2010/wordprocessingDrawing" xmlns:wp="http://schemas.openxmlformats.org/drawingml/2006/wordprocessingDrawing" xmlns:w10="urn:schemas-microsoft-com:office:word" xmlns:w="http://schemas.openxmlformats.org/wordprocessingml/2006/main" xmlns:w14="http://schemas.microsoft.com/office/word/2010/wordml" xmlns:w15="http://schemas.microsoft.com/office/word/2012/wordml" xmlns:w16cex="http://schemas.microsoft.com/office/word/2018/wordml/cex" xmlns:w16cid="http://schemas.microsoft.com/office/word/2016/wordml/cid" xmlns:w16="http://schemas.microsoft.com/office/word/2018/wordml" xmlns:w16du="http://schemas.microsoft.com/office/word/2023/wordml/word16du" xmlns:w16sdtdh="http://schemas.microsoft.com/office/word/2020/wordml/sdtdatahash" xmlns:w16sdtfl="http://schemas.microsoft.com/office/word/2024/wordml/sdtformatlock" xmlns:w16se="http://schemas.microsoft.com/office/word/2015/wordml/symex" xmlns:wpg="http://schemas.microsoft.com/office/word/2010/wordprocessingGroup" xmlns:wpi="http://schemas.microsoft.com/office/word/2010/wordprocessingInk" xmlns:wne="http://schemas.microsoft.com/office/word/2006/wordml" xmlns:wps="http://schemas.microsoft.com/office/word/2010/wordprocessingShape" mc:Ignorable="w14 w15 w16se w16cid w16 w16cex w16sdtdh w16sdtfl w16du wp14">
+<w:hdr xmlns:wpc="http://schemas.microsoft.com/office/word/2010/wordprocessingCanvas" xmlns:cx="http://schemas.microsoft.com/office/drawing/2014/chartex" xmlns:cx1="http://schemas.microsoft.com/office/drawing/2015/9/8/chartex" xmlns:cx2="http://schemas.microsoft.com/office/drawing/2015/10/21/chartex" xmlns:cx3="http://schemas.microsoft.com/office/drawing/2016/5/9/chartex" xmlns:cx4="http://schemas.microsoft.com/office/drawing/2016/5/10/chartex" xmlns:cx5="http://schemas.microsoft.com/office/drawing/2016/5/11/chartex" xmlns:cx6="http://schemas.microsoft.com/office/drawing/2016/5/12/chartex" xmlns:cx7="http://schemas.microsoft.com/office/drawing/2016/5/13/chartex" xmlns:cx8="http://schemas.microsoft.com/office/drawing/2016/5/14/chartex" xmlns:mc="http://schemas.openxmlformats.org/markup-compatibility/2006" xmlns:aink="http://schemas.microsoft.com/office/drawing/2016/ink" xmlns:am3d="http://schemas.microsoft.com/office/drawing/2017/model3d" xmlns:o="urn:schemas-microsoft-com:office:office" xmlns:r="http://schemas.openxmlformats.org/officeDocument/2006/relationships" xmlns:m="http://schemas.openxmlformats.org/officeDocument/2006/math" xmlns:v="urn:schemas-microsoft-com:vml" xmlns:wp14="http://schemas.microsoft.com/office/word/2010/wordprocessingDrawing" xmlns:wp="http://schemas.openxmlformats.org/drawingml/2006/wordprocessingDrawing" xmlns:w10="urn:schemas-microsoft-com:office:word" xmlns:w="http://schemas.openxmlformats.org/wordprocessingml/2006/main" xmlns:w14="http://schemas.microsoft.com/office/word/2010/wordml" xmlns:w15="http://schemas.microsoft.com/office/word/2012/wordml" xmlns:w16cid="http://schemas.microsoft.com/office/word/2016/wordml/cid" xmlns:w16se="http://schemas.microsoft.com/office/word/2015/wordml/symex" xmlns:wpg="http://schemas.microsoft.com/office/word/2010/wordprocessingGroup" xmlns:wpi="http://schemas.microsoft.com/office/word/2010/wordprocessingInk" xmlns:wne="http://schemas.microsoft.com/office/word/2006/wordml" xmlns:wps="http://schemas.microsoft.com/office/word/2010/wordprocessingShape" mc:Ignorable="w14 w15 w16se w16cid wp14">
   <w:p>
     <w:pPr>
       <w:pStyle w:val="af1"/>
@@ -3781,7 +4023,7 @@
 </file>
 
 <file path=word/numbering.xml><?xml version="1.0" encoding="utf-8"?>
-<w:numbering xmlns:wpc="http://schemas.microsoft.com/office/word/2010/wordprocessingCanvas" xmlns:cx="http://schemas.microsoft.com/office/drawing/2014/chartex" xmlns:cx1="http://schemas.microsoft.com/office/drawing/2015/9/8/chartex" xmlns:cx2="http://schemas.microsoft.com/office/drawing/2015/10/21/chartex" xmlns:cx3="http://schemas.microsoft.com/office/drawing/2016/5/9/chartex" xmlns:cx4="http://schemas.microsoft.com/office/drawing/2016/5/10/chartex" xmlns:cx5="http://schemas.microsoft.com/office/drawing/2016/5/11/chartex" xmlns:cx6="http://schemas.microsoft.com/office/drawing/2016/5/12/chartex" xmlns:cx7="http://schemas.microsoft.com/office/drawing/2016/5/13/chartex" xmlns:cx8="http://schemas.microsoft.com/office/drawing/2016/5/14/chartex" xmlns:mc="http://schemas.openxmlformats.org/markup-compatibility/2006" xmlns:aink="http://schemas.microsoft.com/office/drawing/2016/ink" xmlns:am3d="http://schemas.microsoft.com/office/drawing/2017/model3d" xmlns:o="urn:schemas-microsoft-com:office:office" xmlns:oel="http://schemas.microsoft.com/office/2019/extlst" xmlns:r="http://schemas.openxmlformats.org/officeDocument/2006/relationships" xmlns:m="http://schemas.openxmlformats.org/officeDocument/2006/math" xmlns:v="urn:schemas-microsoft-com:vml" xmlns:wp14="http://schemas.microsoft.com/office/word/2010/wordprocessingDrawing" xmlns:wp="http://schemas.openxmlformats.org/drawingml/2006/wordprocessingDrawing" xmlns:w10="urn:schemas-microsoft-com:office:word" xmlns:w="http://schemas.openxmlformats.org/wordprocessingml/2006/main" xmlns:w14="http://schemas.microsoft.com/office/word/2010/wordml" xmlns:w15="http://schemas.microsoft.com/office/word/2012/wordml" xmlns:w16cex="http://schemas.microsoft.com/office/word/2018/wordml/cex" xmlns:w16cid="http://schemas.microsoft.com/office/word/2016/wordml/cid" xmlns:w16="http://schemas.microsoft.com/office/word/2018/wordml" xmlns:w16du="http://schemas.microsoft.com/office/word/2023/wordml/word16du" xmlns:w16sdtdh="http://schemas.microsoft.com/office/word/2020/wordml/sdtdatahash" xmlns:w16sdtfl="http://schemas.microsoft.com/office/word/2024/wordml/sdtformatlock" xmlns:w16se="http://schemas.microsoft.com/office/word/2015/wordml/symex" xmlns:wpg="http://schemas.microsoft.com/office/word/2010/wordprocessingGroup" xmlns:wpi="http://schemas.microsoft.com/office/word/2010/wordprocessingInk" xmlns:wne="http://schemas.microsoft.com/office/word/2006/wordml" xmlns:wps="http://schemas.microsoft.com/office/word/2010/wordprocessingShape" mc:Ignorable="w14 w15 w16se w16cid w16 w16cex w16sdtdh w16sdtfl w16du wp14">
+<w:numbering xmlns:wpc="http://schemas.microsoft.com/office/word/2010/wordprocessingCanvas" xmlns:cx="http://schemas.microsoft.com/office/drawing/2014/chartex" xmlns:cx1="http://schemas.microsoft.com/office/drawing/2015/9/8/chartex" xmlns:cx2="http://schemas.microsoft.com/office/drawing/2015/10/21/chartex" xmlns:cx3="http://schemas.microsoft.com/office/drawing/2016/5/9/chartex" xmlns:cx4="http://schemas.microsoft.com/office/drawing/2016/5/10/chartex" xmlns:cx5="http://schemas.microsoft.com/office/drawing/2016/5/11/chartex" xmlns:cx6="http://schemas.microsoft.com/office/drawing/2016/5/12/chartex" xmlns:cx7="http://schemas.microsoft.com/office/drawing/2016/5/13/chartex" xmlns:cx8="http://schemas.microsoft.com/office/drawing/2016/5/14/chartex" xmlns:mc="http://schemas.openxmlformats.org/markup-compatibility/2006" xmlns:aink="http://schemas.microsoft.com/office/drawing/2016/ink" xmlns:am3d="http://schemas.microsoft.com/office/drawing/2017/model3d" xmlns:o="urn:schemas-microsoft-com:office:office" xmlns:r="http://schemas.openxmlformats.org/officeDocument/2006/relationships" xmlns:m="http://schemas.openxmlformats.org/officeDocument/2006/math" xmlns:v="urn:schemas-microsoft-com:vml" xmlns:wp14="http://schemas.microsoft.com/office/word/2010/wordprocessingDrawing" xmlns:wp="http://schemas.openxmlformats.org/drawingml/2006/wordprocessingDrawing" xmlns:w10="urn:schemas-microsoft-com:office:word" xmlns:w="http://schemas.openxmlformats.org/wordprocessingml/2006/main" xmlns:w14="http://schemas.microsoft.com/office/word/2010/wordml" xmlns:w15="http://schemas.microsoft.com/office/word/2012/wordml" xmlns:w16cid="http://schemas.microsoft.com/office/word/2016/wordml/cid" xmlns:w16se="http://schemas.microsoft.com/office/word/2015/wordml/symex" xmlns:wpg="http://schemas.microsoft.com/office/word/2010/wordprocessingGroup" xmlns:wpi="http://schemas.microsoft.com/office/word/2010/wordprocessingInk" xmlns:wne="http://schemas.microsoft.com/office/word/2006/wordml" xmlns:wps="http://schemas.microsoft.com/office/word/2010/wordprocessingShape" mc:Ignorable="w14 w15 w16se w16cid wp14">
   <w:abstractNum w:abstractNumId="0" w15:restartNumberingAfterBreak="0">
     <w:nsid w:val="4F9A114E"/>
     <w:multiLevelType w:val="multilevel"/>
@@ -3913,20 +4155,20 @@
       </w:rPr>
     </w:lvl>
   </w:abstractNum>
-  <w:num w:numId="1" w16cid:durableId="187523989">
+  <w:num w:numId="1">
     <w:abstractNumId w:val="0"/>
   </w:num>
-  <w:num w:numId="2" w16cid:durableId="1569000873">
+  <w:num w:numId="2">
     <w:abstractNumId w:val="0"/>
   </w:num>
-  <w:num w:numId="3" w16cid:durableId="516240385">
+  <w:num w:numId="3">
     <w:abstractNumId w:val="0"/>
   </w:num>
 </w:numbering>
 </file>
 
 <file path=word/styles.xml><?xml version="1.0" encoding="utf-8"?>
-<w:styles xmlns:mc="http://schemas.openxmlformats.org/markup-compatibility/2006" xmlns:r="http://schemas.openxmlformats.org/officeDocument/2006/relationships" xmlns:w="http://schemas.openxmlformats.org/wordprocessingml/2006/main" xmlns:w14="http://schemas.microsoft.com/office/word/2010/wordml" xmlns:w15="http://schemas.microsoft.com/office/word/2012/wordml" xmlns:w16cex="http://schemas.microsoft.com/office/word/2018/wordml/cex" xmlns:w16cid="http://schemas.microsoft.com/office/word/2016/wordml/cid" xmlns:w16="http://schemas.microsoft.com/office/word/2018/wordml" xmlns:w16du="http://schemas.microsoft.com/office/word/2023/wordml/word16du" xmlns:w16sdtdh="http://schemas.microsoft.com/office/word/2020/wordml/sdtdatahash" xmlns:w16sdtfl="http://schemas.microsoft.com/office/word/2024/wordml/sdtformatlock" xmlns:w16se="http://schemas.microsoft.com/office/word/2015/wordml/symex" mc:Ignorable="w14 w15 w16se w16cid w16 w16cex w16sdtdh w16sdtfl w16du">
+<w:styles xmlns:mc="http://schemas.openxmlformats.org/markup-compatibility/2006" xmlns:r="http://schemas.openxmlformats.org/officeDocument/2006/relationships" xmlns:w="http://schemas.openxmlformats.org/wordprocessingml/2006/main" xmlns:w14="http://schemas.microsoft.com/office/word/2010/wordml" xmlns:w15="http://schemas.microsoft.com/office/word/2012/wordml" xmlns:w16cid="http://schemas.microsoft.com/office/word/2016/wordml/cid" xmlns:w16se="http://schemas.microsoft.com/office/word/2015/wordml/symex" mc:Ignorable="w14 w15 w16se w16cid">
   <w:docDefaults>
     <w:rPrDefault>
       <w:rPr>
@@ -3944,7 +4186,7 @@
       </w:pPr>
     </w:pPrDefault>
   </w:docDefaults>
-  <w:latentStyles w:defLockedState="0" w:defUIPriority="99" w:defSemiHidden="0" w:defUnhideWhenUsed="0" w:defQFormat="0" w:count="376">
+  <w:latentStyles w:defLockedState="0" w:defUIPriority="99" w:defSemiHidden="0" w:defUnhideWhenUsed="0" w:defQFormat="0" w:count="375">
     <w:lsdException w:name="Normal" w:uiPriority="0" w:qFormat="1"/>
     <w:lsdException w:name="heading 1" w:uiPriority="9" w:qFormat="1"/>
     <w:lsdException w:name="heading 2" w:semiHidden="1" w:uiPriority="9" w:unhideWhenUsed="1" w:qFormat="1"/>
@@ -4320,7 +4562,6 @@
     <w:lsdException w:name="Smart Hyperlink" w:semiHidden="1" w:unhideWhenUsed="1"/>
     <w:lsdException w:name="Hashtag" w:semiHidden="1" w:unhideWhenUsed="1"/>
     <w:lsdException w:name="Unresolved Mention" w:semiHidden="1" w:unhideWhenUsed="1"/>
-    <w:lsdException w:name="Smart Link" w:semiHidden="1" w:unhideWhenUsed="1"/>
   </w:latentStyles>
   <w:style w:type="paragraph" w:default="1" w:styleId="a">
     <w:name w:val="Normal"/>
@@ -4566,6 +4807,7 @@
   <w:style w:type="character" w:default="1" w:styleId="a0">
     <w:name w:val="Default Paragraph Font"/>
     <w:uiPriority w:val="1"/>
+    <w:semiHidden/>
     <w:unhideWhenUsed/>
   </w:style>
   <w:style w:type="table" w:default="1" w:styleId="a1">
@@ -5394,7 +5636,7 @@
 </file>
 
 <file path=customXml/itemProps1.xml><?xml version="1.0" encoding="utf-8"?>
-<ds:datastoreItem xmlns:ds="http://schemas.openxmlformats.org/officeDocument/2006/customXml" ds:itemID="{1FA41EBF-0E66-43CB-B554-111C16DA6205}">
+<ds:datastoreItem xmlns:ds="http://schemas.openxmlformats.org/officeDocument/2006/customXml" ds:itemID="{8959C654-4D15-4234-A672-C6292B26313E}">
   <ds:schemaRefs>
     <ds:schemaRef ds:uri="http://schemas.openxmlformats.org/officeDocument/2006/bibliography"/>
   </ds:schemaRefs>

--- a/參考文件/交通部會議繳交區/交通部會議-114年上半年趨勢分析.docx
+++ b/參考文件/交通部會議繳交區/交通部會議-114年上半年趨勢分析.docx
@@ -1,6 +1,6 @@
 
 <file path=word/document.xml><?xml version="1.0" encoding="utf-8"?>
-<w:document xmlns:wpc="http://schemas.microsoft.com/office/word/2010/wordprocessingCanvas" xmlns:cx="http://schemas.microsoft.com/office/drawing/2014/chartex" xmlns:cx1="http://schemas.microsoft.com/office/drawing/2015/9/8/chartex" xmlns:cx2="http://schemas.microsoft.com/office/drawing/2015/10/21/chartex" xmlns:cx3="http://schemas.microsoft.com/office/drawing/2016/5/9/chartex" xmlns:cx4="http://schemas.microsoft.com/office/drawing/2016/5/10/chartex" xmlns:cx5="http://schemas.microsoft.com/office/drawing/2016/5/11/chartex" xmlns:cx6="http://schemas.microsoft.com/office/drawing/2016/5/12/chartex" xmlns:cx7="http://schemas.microsoft.com/office/drawing/2016/5/13/chartex" xmlns:cx8="http://schemas.microsoft.com/office/drawing/2016/5/14/chartex" xmlns:mc="http://schemas.openxmlformats.org/markup-compatibility/2006" xmlns:aink="http://schemas.microsoft.com/office/drawing/2016/ink" xmlns:am3d="http://schemas.microsoft.com/office/drawing/2017/model3d" xmlns:o="urn:schemas-microsoft-com:office:office" xmlns:r="http://schemas.openxmlformats.org/officeDocument/2006/relationships" xmlns:m="http://schemas.openxmlformats.org/officeDocument/2006/math" xmlns:v="urn:schemas-microsoft-com:vml" xmlns:wp14="http://schemas.microsoft.com/office/word/2010/wordprocessingDrawing" xmlns:wp="http://schemas.openxmlformats.org/drawingml/2006/wordprocessingDrawing" xmlns:w10="urn:schemas-microsoft-com:office:word" xmlns:w="http://schemas.openxmlformats.org/wordprocessingml/2006/main" xmlns:w14="http://schemas.microsoft.com/office/word/2010/wordml" xmlns:w15="http://schemas.microsoft.com/office/word/2012/wordml" xmlns:w16cid="http://schemas.microsoft.com/office/word/2016/wordml/cid" xmlns:w16se="http://schemas.microsoft.com/office/word/2015/wordml/symex" xmlns:wpg="http://schemas.microsoft.com/office/word/2010/wordprocessingGroup" xmlns:wpi="http://schemas.microsoft.com/office/word/2010/wordprocessingInk" xmlns:wne="http://schemas.microsoft.com/office/word/2006/wordml" xmlns:wps="http://schemas.microsoft.com/office/word/2010/wordprocessingShape" mc:Ignorable="w14 w15 w16se w16cid wp14">
+<w:document xmlns:wpc="http://schemas.microsoft.com/office/word/2010/wordprocessingCanvas" xmlns:cx="http://schemas.microsoft.com/office/drawing/2014/chartex" xmlns:cx1="http://schemas.microsoft.com/office/drawing/2015/9/8/chartex" xmlns:cx2="http://schemas.microsoft.com/office/drawing/2015/10/21/chartex" xmlns:cx3="http://schemas.microsoft.com/office/drawing/2016/5/9/chartex" xmlns:cx4="http://schemas.microsoft.com/office/drawing/2016/5/10/chartex" xmlns:cx5="http://schemas.microsoft.com/office/drawing/2016/5/11/chartex" xmlns:cx6="http://schemas.microsoft.com/office/drawing/2016/5/12/chartex" xmlns:cx7="http://schemas.microsoft.com/office/drawing/2016/5/13/chartex" xmlns:cx8="http://schemas.microsoft.com/office/drawing/2016/5/14/chartex" xmlns:mc="http://schemas.openxmlformats.org/markup-compatibility/2006" xmlns:aink="http://schemas.microsoft.com/office/drawing/2016/ink" xmlns:am3d="http://schemas.microsoft.com/office/drawing/2017/model3d" xmlns:o="urn:schemas-microsoft-com:office:office" xmlns:oel="http://schemas.microsoft.com/office/2019/extlst" xmlns:r="http://schemas.openxmlformats.org/officeDocument/2006/relationships" xmlns:m="http://schemas.openxmlformats.org/officeDocument/2006/math" xmlns:v="urn:schemas-microsoft-com:vml" xmlns:wp14="http://schemas.microsoft.com/office/word/2010/wordprocessingDrawing" xmlns:wp="http://schemas.openxmlformats.org/drawingml/2006/wordprocessingDrawing" xmlns:w10="urn:schemas-microsoft-com:office:word" xmlns:w="http://schemas.openxmlformats.org/wordprocessingml/2006/main" xmlns:w14="http://schemas.microsoft.com/office/word/2010/wordml" xmlns:w15="http://schemas.microsoft.com/office/word/2012/wordml" xmlns:w16cex="http://schemas.microsoft.com/office/word/2018/wordml/cex" xmlns:w16cid="http://schemas.microsoft.com/office/word/2016/wordml/cid" xmlns:w16="http://schemas.microsoft.com/office/word/2018/wordml" xmlns:w16du="http://schemas.microsoft.com/office/word/2023/wordml/word16du" xmlns:w16sdtdh="http://schemas.microsoft.com/office/word/2020/wordml/sdtdatahash" xmlns:w16sdtfl="http://schemas.microsoft.com/office/word/2024/wordml/sdtformatlock" xmlns:w16se="http://schemas.microsoft.com/office/word/2015/wordml/symex" xmlns:wpg="http://schemas.microsoft.com/office/word/2010/wordprocessingGroup" xmlns:wpi="http://schemas.microsoft.com/office/word/2010/wordprocessingInk" xmlns:wne="http://schemas.microsoft.com/office/word/2006/wordml" xmlns:wps="http://schemas.microsoft.com/office/word/2010/wordprocessingShape" mc:Ignorable="w14 w15 w16se w16cid w16 w16cex w16sdtdh w16sdtfl w16du wp14">
   <w:body>
     <w:sdt>
       <w:sdtPr>
@@ -809,12 +809,12 @@
         <w:rPr>
           <w:rFonts w:cs="Times New Roman"/>
         </w:rPr>
-      </w:r>
-      <w:r>
-        <w:rPr>
-          <w:rFonts w:cs="Times New Roman"/>
-        </w:rPr>
         <w:instrText xml:space="preserve"> \* MERGEFORMAT </w:instrText>
+      </w:r>
+      <w:r>
+        <w:rPr>
+          <w:rFonts w:cs="Times New Roman"/>
+        </w:rPr>
       </w:r>
       <w:r>
         <w:rPr>
@@ -1205,17 +1205,17 @@
         <w:rPr>
           <w:rFonts w:cs="Times New Roman"/>
         </w:rPr>
-      </w:r>
-      <w:r>
-        <w:rPr>
-          <w:rFonts w:cs="Times New Roman"/>
-        </w:rPr>
         <w:instrText xml:space="preserve"> \* MERGEFORMAT </w:instrText>
       </w:r>
       <w:r>
         <w:rPr>
           <w:rFonts w:cs="Times New Roman"/>
         </w:rPr>
+      </w:r>
+      <w:r>
+        <w:rPr>
+          <w:rFonts w:cs="Times New Roman"/>
+        </w:rPr>
         <w:fldChar w:fldCharType="separate"/>
       </w:r>
       <w:r>
@@ -1308,21 +1308,7 @@
         <w:rPr>
           <w:rFonts w:cs="Times New Roman"/>
         </w:rPr>
-        <w:t>）的身分</w:t>
-      </w:r>
-      <w:proofErr w:type="gramStart"/>
-      <w:r>
-        <w:rPr>
-          <w:rFonts w:cs="Times New Roman"/>
-        </w:rPr>
-        <w:t>佔</w:t>
-      </w:r>
-      <w:proofErr w:type="gramEnd"/>
-      <w:r>
-        <w:rPr>
-          <w:rFonts w:cs="Times New Roman"/>
-        </w:rPr>
-        <w:t>比最多，為</w:t>
+        <w:t>）的身分佔比最多，為</w:t>
       </w:r>
       <w:r>
         <w:rPr>
@@ -1334,16 +1320,8 @@
         <w:rPr>
           <w:rFonts w:cs="Times New Roman"/>
         </w:rPr>
-        <w:t>，其次學生身分</w:t>
-      </w:r>
-      <w:proofErr w:type="gramStart"/>
-      <w:r>
-        <w:rPr>
-          <w:rFonts w:cs="Times New Roman"/>
-        </w:rPr>
-        <w:t>佔</w:t>
-      </w:r>
-      <w:proofErr w:type="gramEnd"/>
+        <w:t>，其次學生身分佔</w:t>
+      </w:r>
       <w:r>
         <w:rPr>
           <w:rFonts w:cs="Times New Roman"/>
@@ -1354,16 +1332,8 @@
         <w:rPr>
           <w:rFonts w:cs="Times New Roman"/>
         </w:rPr>
-        <w:t>，而其他優待</w:t>
-      </w:r>
-      <w:proofErr w:type="gramStart"/>
-      <w:r>
-        <w:rPr>
-          <w:rFonts w:cs="Times New Roman"/>
-        </w:rPr>
-        <w:t>佔</w:t>
-      </w:r>
-      <w:proofErr w:type="gramEnd"/>
+        <w:t>，而其他優待佔</w:t>
+      </w:r>
       <w:r>
         <w:rPr>
           <w:rFonts w:cs="Times New Roman"/>
@@ -1374,16 +1344,8 @@
         <w:rPr>
           <w:rFonts w:cs="Times New Roman"/>
         </w:rPr>
-        <w:t>，愛心優待僅</w:t>
-      </w:r>
-      <w:proofErr w:type="gramStart"/>
-      <w:r>
-        <w:rPr>
-          <w:rFonts w:cs="Times New Roman"/>
-        </w:rPr>
-        <w:t>佔</w:t>
-      </w:r>
-      <w:proofErr w:type="gramEnd"/>
+        <w:t>，愛心優待僅佔</w:t>
+      </w:r>
       <w:r>
         <w:rPr>
           <w:rFonts w:cs="Times New Roman"/>
@@ -1406,20 +1368,12 @@
         </w:rPr>
       </w:pPr>
       <w:bookmarkStart w:id="3" w:name="_Toc226998714"/>
-      <w:proofErr w:type="gramStart"/>
       <w:r>
         <w:rPr>
           <w:rFonts w:cs="Times New Roman"/>
         </w:rPr>
         <w:lastRenderedPageBreak/>
-        <w:t>臺</w:t>
-      </w:r>
-      <w:proofErr w:type="gramEnd"/>
-      <w:r>
-        <w:rPr>
-          <w:rFonts w:cs="Times New Roman"/>
-        </w:rPr>
-        <w:t>東縣市區客運</w:t>
+        <w:t>臺東縣市區客運</w:t>
       </w:r>
       <w:bookmarkEnd w:id="3"/>
     </w:p>
@@ -1676,17 +1630,17 @@
         <w:rPr>
           <w:rFonts w:cs="Times New Roman"/>
         </w:rPr>
-      </w:r>
-      <w:r>
-        <w:rPr>
-          <w:rFonts w:cs="Times New Roman"/>
-        </w:rPr>
         <w:instrText xml:space="preserve"> \* MERGEFORMAT </w:instrText>
       </w:r>
       <w:r>
         <w:rPr>
           <w:rFonts w:cs="Times New Roman"/>
         </w:rPr>
+      </w:r>
+      <w:r>
+        <w:rPr>
+          <w:rFonts w:cs="Times New Roman"/>
+        </w:rPr>
         <w:fldChar w:fldCharType="separate"/>
       </w:r>
       <w:r>
@@ -1731,21 +1685,7 @@
         <w:rPr>
           <w:rFonts w:cs="Times New Roman"/>
         </w:rPr>
-        <w:t>可以看出，</w:t>
-      </w:r>
-      <w:proofErr w:type="gramStart"/>
-      <w:r>
-        <w:rPr>
-          <w:rFonts w:cs="Times New Roman"/>
-        </w:rPr>
-        <w:t>臺</w:t>
-      </w:r>
-      <w:proofErr w:type="gramEnd"/>
-      <w:r>
-        <w:rPr>
-          <w:rFonts w:cs="Times New Roman"/>
-        </w:rPr>
-        <w:t>東縣市區客運上半年運量呈現與花蓮縣市區客運相似的趨勢，在</w:t>
+        <w:t>可以看出，臺東縣市區客運上半年運量呈現與花蓮縣市區客運相似的趨勢，在</w:t>
       </w:r>
       <w:r>
         <w:rPr>
@@ -1781,49 +1721,7 @@
         <w:rPr>
           <w:rFonts w:cs="Times New Roman"/>
         </w:rPr>
-        <w:t>月運量逐漸攀升，除了學生族群的通學需求回流外，猜測與當時</w:t>
-      </w:r>
-      <w:proofErr w:type="gramStart"/>
-      <w:r>
-        <w:rPr>
-          <w:rFonts w:cs="Times New Roman"/>
-        </w:rPr>
-        <w:t>臺</w:t>
-      </w:r>
-      <w:proofErr w:type="gramEnd"/>
-      <w:r>
-        <w:rPr>
-          <w:rFonts w:cs="Times New Roman"/>
-        </w:rPr>
-        <w:t>東舉辦的</w:t>
-      </w:r>
-      <w:proofErr w:type="gramStart"/>
-      <w:r>
-        <w:rPr>
-          <w:rFonts w:cs="Times New Roman"/>
-        </w:rPr>
-        <w:t>慢食節</w:t>
-      </w:r>
-      <w:proofErr w:type="gramEnd"/>
-      <w:r>
-        <w:rPr>
-          <w:rFonts w:cs="Times New Roman"/>
-        </w:rPr>
-        <w:t>及自然</w:t>
-      </w:r>
-      <w:proofErr w:type="gramStart"/>
-      <w:r>
-        <w:rPr>
-          <w:rFonts w:cs="Times New Roman"/>
-        </w:rPr>
-        <w:t>醒慢活祭</w:t>
-      </w:r>
-      <w:proofErr w:type="gramEnd"/>
-      <w:r>
-        <w:rPr>
-          <w:rFonts w:cs="Times New Roman"/>
-        </w:rPr>
-        <w:t>相關，吸引少量觀光客利用客運代步。而</w:t>
+        <w:t>月運量逐漸攀升，除了學生族群的通學需求回流外，猜測與當時臺東舉辦的慢食節及自然醒慢活祭相關，吸引少量觀光客利用客運代步。而</w:t>
       </w:r>
       <w:r>
         <w:rPr>
@@ -1847,21 +1745,7 @@
         <w:rPr>
           <w:rFonts w:cs="Times New Roman"/>
         </w:rPr>
-        <w:t>月運量即便只有小幅上升但有延續住上升的趨勢，反映出地方政府在持續促進觀光活動的努力，帶動了</w:t>
-      </w:r>
-      <w:proofErr w:type="gramStart"/>
-      <w:r>
-        <w:rPr>
-          <w:rFonts w:cs="Times New Roman"/>
-        </w:rPr>
-        <w:t>臺</w:t>
-      </w:r>
-      <w:proofErr w:type="gramEnd"/>
-      <w:r>
-        <w:rPr>
-          <w:rFonts w:cs="Times New Roman"/>
-        </w:rPr>
-        <w:t>東縣市區客運量成長。</w:t>
+        <w:t>月運量即便只有小幅上升但有延續住上升的趨勢，反映出地方政府在持續促進觀光活動的努力，帶動了臺東縣市區客運量成長。</w:t>
       </w:r>
     </w:p>
     <w:p>
@@ -2158,21 +2042,7 @@
         <w:rPr>
           <w:rFonts w:cs="Times New Roman"/>
         </w:rPr>
-        <w:t>之身分</w:t>
-      </w:r>
-      <w:proofErr w:type="gramStart"/>
-      <w:r>
-        <w:rPr>
-          <w:rFonts w:cs="Times New Roman"/>
-        </w:rPr>
-        <w:t>佔</w:t>
-      </w:r>
-      <w:proofErr w:type="gramEnd"/>
-      <w:r>
-        <w:rPr>
-          <w:rFonts w:cs="Times New Roman"/>
-        </w:rPr>
-        <w:t>比最高，為</w:t>
+        <w:t>之身分佔比最高，為</w:t>
       </w:r>
       <w:r>
         <w:rPr>
@@ -2184,16 +2054,8 @@
         <w:rPr>
           <w:rFonts w:cs="Times New Roman"/>
         </w:rPr>
-        <w:t>。其次敬老優待</w:t>
-      </w:r>
-      <w:proofErr w:type="gramStart"/>
-      <w:r>
-        <w:rPr>
-          <w:rFonts w:cs="Times New Roman"/>
-        </w:rPr>
-        <w:t>佔</w:t>
-      </w:r>
-      <w:proofErr w:type="gramEnd"/>
+        <w:t>。其次敬老優待佔</w:t>
+      </w:r>
       <w:r>
         <w:rPr>
           <w:rFonts w:cs="Times New Roman"/>
@@ -2204,16 +2066,8 @@
         <w:rPr>
           <w:rFonts w:cs="Times New Roman"/>
         </w:rPr>
-        <w:t>，學生族群</w:t>
-      </w:r>
-      <w:proofErr w:type="gramStart"/>
-      <w:r>
-        <w:rPr>
-          <w:rFonts w:cs="Times New Roman"/>
-        </w:rPr>
-        <w:t>佔</w:t>
-      </w:r>
-      <w:proofErr w:type="gramEnd"/>
+        <w:t>，學生族群佔</w:t>
+      </w:r>
       <w:r>
         <w:rPr>
           <w:rFonts w:cs="Times New Roman"/>
@@ -2224,16 +2078,8 @@
         <w:rPr>
           <w:rFonts w:cs="Times New Roman"/>
         </w:rPr>
-        <w:t>，而愛心優待僅</w:t>
-      </w:r>
-      <w:proofErr w:type="gramStart"/>
-      <w:r>
-        <w:rPr>
-          <w:rFonts w:cs="Times New Roman"/>
-        </w:rPr>
-        <w:t>佔</w:t>
-      </w:r>
-      <w:proofErr w:type="gramEnd"/>
+        <w:t>，而愛心優待僅佔</w:t>
+      </w:r>
       <w:r>
         <w:rPr>
           <w:rFonts w:cs="Times New Roman"/>
@@ -2269,7 +2115,6 @@
         <w:rPr>
           <w:rFonts w:cs="Times New Roman"/>
         </w:rPr>
-        <w:lastRenderedPageBreak/>
         <w:t>花蓮縣公路客運</w:t>
       </w:r>
       <w:bookmarkEnd w:id="5"/>
@@ -2290,9 +2135,9 @@
           <w:noProof/>
         </w:rPr>
         <w:drawing>
-          <wp:inline distT="0" distB="0" distL="0" distR="0" wp14:anchorId="58226867" wp14:editId="0851BEBA">
-            <wp:extent cx="5267325" cy="2809875"/>
-            <wp:effectExtent l="0" t="0" r="9525" b="9525"/>
+          <wp:inline distT="0" distB="0" distL="0" distR="0" wp14:anchorId="58226867" wp14:editId="668A1E4F">
+            <wp:extent cx="5267325" cy="1755774"/>
+            <wp:effectExtent l="0" t="0" r="0" b="0"/>
             <wp:docPr id="144031768" name="圖片 5"/>
             <wp:cNvGraphicFramePr>
               <a:graphicFrameLocks xmlns:a="http://schemas.openxmlformats.org/drawingml/2006/main" noChangeAspect="1"/>
@@ -2301,20 +2146,13 @@
               <a:graphicData uri="http://schemas.openxmlformats.org/drawingml/2006/picture">
                 <pic:pic xmlns:pic="http://schemas.openxmlformats.org/drawingml/2006/picture">
                   <pic:nvPicPr>
-                    <pic:cNvPr id="0" name="Picture 4"/>
+                    <pic:cNvPr id="144031768" name="圖片 5"/>
                     <pic:cNvPicPr>
                       <a:picLocks noChangeAspect="1" noChangeArrowheads="1"/>
                     </pic:cNvPicPr>
                   </pic:nvPicPr>
                   <pic:blipFill>
-                    <a:blip r:embed="rId12">
-                      <a:extLst>
-                        <a:ext uri="{28A0092B-C50C-407E-A947-70E740481C1C}">
-                          <a14:useLocalDpi xmlns:a14="http://schemas.microsoft.com/office/drawing/2010/main" val="0"/>
-                        </a:ext>
-                      </a:extLst>
-                    </a:blip>
-                    <a:srcRect/>
+                    <a:blip r:embed="rId12"/>
                     <a:stretch>
                       <a:fillRect/>
                     </a:stretch>
@@ -2322,7 +2160,7 @@
                   <pic:spPr bwMode="auto">
                     <a:xfrm>
                       <a:off x="0" y="0"/>
-                      <a:ext cx="5267325" cy="2809875"/>
+                      <a:ext cx="5267325" cy="1755774"/>
                     </a:xfrm>
                     <a:prstGeom prst="rect">
                       <a:avLst/>
@@ -2494,7 +2332,19 @@
         <w:rPr>
           <w:rFonts w:cs="Times New Roman"/>
         </w:rPr>
-        <w:t>月花蓮縣公路客運運量折線圖</w:t>
+        <w:t>月花蓮縣公路客運</w:t>
+      </w:r>
+      <w:r>
+        <w:rPr>
+          <w:rFonts w:cs="Times New Roman" w:hint="eastAsia"/>
+        </w:rPr>
+        <w:t>總</w:t>
+      </w:r>
+      <w:r>
+        <w:rPr>
+          <w:rFonts w:cs="Times New Roman"/>
+        </w:rPr>
+        <w:t>運量折線圖</w:t>
       </w:r>
     </w:p>
     <w:p>
@@ -2509,6 +2359,7 @@
         <w:rPr>
           <w:rFonts w:cs="Times New Roman"/>
         </w:rPr>
+        <w:lastRenderedPageBreak/>
         <w:fldChar w:fldCharType="begin"/>
       </w:r>
       <w:r>
@@ -2521,12 +2372,12 @@
         <w:rPr>
           <w:rFonts w:cs="Times New Roman"/>
         </w:rPr>
-      </w:r>
-      <w:r>
-        <w:rPr>
-          <w:rFonts w:cs="Times New Roman"/>
-        </w:rPr>
         <w:instrText xml:space="preserve"> \* MERGEFORMAT </w:instrText>
+      </w:r>
+      <w:r>
+        <w:rPr>
+          <w:rFonts w:cs="Times New Roman"/>
+        </w:rPr>
       </w:r>
       <w:r>
         <w:rPr>
@@ -2715,9 +2566,9 @@
           <w:noProof/>
         </w:rPr>
         <w:drawing>
-          <wp:inline distT="0" distB="0" distL="0" distR="0" wp14:anchorId="78A92C2F" wp14:editId="11521C53">
-            <wp:extent cx="5267325" cy="2628900"/>
-            <wp:effectExtent l="0" t="0" r="9525" b="0"/>
+          <wp:inline distT="0" distB="0" distL="0" distR="0" wp14:anchorId="78A92C2F" wp14:editId="60473D7C">
+            <wp:extent cx="4394246" cy="2628900"/>
+            <wp:effectExtent l="0" t="0" r="6350" b="0"/>
             <wp:docPr id="944438558" name="圖片 6"/>
             <wp:cNvGraphicFramePr>
               <a:graphicFrameLocks xmlns:a="http://schemas.openxmlformats.org/drawingml/2006/main" noChangeAspect="1"/>
@@ -2726,20 +2577,13 @@
               <a:graphicData uri="http://schemas.openxmlformats.org/drawingml/2006/picture">
                 <pic:pic xmlns:pic="http://schemas.openxmlformats.org/drawingml/2006/picture">
                   <pic:nvPicPr>
-                    <pic:cNvPr id="0" name="Picture 5"/>
+                    <pic:cNvPr id="944438558" name="圖片 6"/>
                     <pic:cNvPicPr>
                       <a:picLocks noChangeAspect="1" noChangeArrowheads="1"/>
                     </pic:cNvPicPr>
                   </pic:nvPicPr>
                   <pic:blipFill>
-                    <a:blip r:embed="rId13">
-                      <a:extLst>
-                        <a:ext uri="{28A0092B-C50C-407E-A947-70E740481C1C}">
-                          <a14:useLocalDpi xmlns:a14="http://schemas.microsoft.com/office/drawing/2010/main" val="0"/>
-                        </a:ext>
-                      </a:extLst>
-                    </a:blip>
-                    <a:srcRect/>
+                    <a:blip r:embed="rId13"/>
                     <a:stretch>
                       <a:fillRect/>
                     </a:stretch>
@@ -2747,7 +2591,7 @@
                   <pic:spPr bwMode="auto">
                     <a:xfrm>
                       <a:off x="0" y="0"/>
-                      <a:ext cx="5267325" cy="2628900"/>
+                      <a:ext cx="4394246" cy="2628900"/>
                     </a:xfrm>
                     <a:prstGeom prst="rect">
                       <a:avLst/>
@@ -2952,17 +2796,17 @@
         <w:rPr>
           <w:rFonts w:cs="Times New Roman"/>
         </w:rPr>
-      </w:r>
-      <w:r>
-        <w:rPr>
-          <w:rFonts w:cs="Times New Roman"/>
-        </w:rPr>
         <w:instrText xml:space="preserve"> \* MERGEFORMAT </w:instrText>
       </w:r>
       <w:r>
         <w:rPr>
           <w:rFonts w:cs="Times New Roman"/>
         </w:rPr>
+      </w:r>
+      <w:r>
+        <w:rPr>
+          <w:rFonts w:cs="Times New Roman"/>
+        </w:rPr>
         <w:fldChar w:fldCharType="separate"/>
       </w:r>
       <w:r>
@@ -3043,14 +2887,7 @@
         <w:rPr>
           <w:rFonts w:cs="Times New Roman"/>
         </w:rPr>
-        <w:t>月花蓮縣公路客運乘客以普通身分</w:t>
-      </w:r>
-      <w:r>
-        <w:rPr>
-          <w:rFonts w:cs="Times New Roman"/>
-        </w:rPr>
-        <w:lastRenderedPageBreak/>
-        <w:t>（含</w:t>
+        <w:t>月花蓮縣公路客運乘客以普通身分（含</w:t>
       </w:r>
       <w:r>
         <w:rPr>
@@ -3146,19 +2983,12 @@
         </w:rPr>
       </w:pPr>
       <w:bookmarkStart w:id="8" w:name="_Toc226998716"/>
-      <w:proofErr w:type="gramStart"/>
-      <w:r>
-        <w:rPr>
-          <w:rFonts w:cs="Times New Roman"/>
-        </w:rPr>
-        <w:t>臺</w:t>
-      </w:r>
-      <w:proofErr w:type="gramEnd"/>
-      <w:r>
-        <w:rPr>
-          <w:rFonts w:cs="Times New Roman"/>
-        </w:rPr>
-        <w:t>東縣公路客運</w:t>
+      <w:r>
+        <w:rPr>
+          <w:rFonts w:cs="Times New Roman"/>
+        </w:rPr>
+        <w:lastRenderedPageBreak/>
+        <w:t>臺東縣公路客運</w:t>
       </w:r>
       <w:bookmarkEnd w:id="8"/>
     </w:p>
@@ -3382,7 +3212,19 @@
         <w:rPr>
           <w:rFonts w:cs="Times New Roman"/>
         </w:rPr>
-        <w:t>月臺東縣公路客運運量折線圖</w:t>
+        <w:t>月臺東縣公路客運</w:t>
+      </w:r>
+      <w:r>
+        <w:rPr>
+          <w:rFonts w:cs="Times New Roman" w:hint="eastAsia"/>
+        </w:rPr>
+        <w:t>總</w:t>
+      </w:r>
+      <w:r>
+        <w:rPr>
+          <w:rFonts w:cs="Times New Roman"/>
+        </w:rPr>
+        <w:t>運量折線圖</w:t>
       </w:r>
     </w:p>
     <w:p>
@@ -3511,7 +3353,6 @@
           <w:rFonts w:cs="Times New Roman"/>
           <w:noProof/>
         </w:rPr>
-        <w:lastRenderedPageBreak/>
         <w:drawing>
           <wp:inline distT="0" distB="0" distL="0" distR="0" wp14:anchorId="760153AA" wp14:editId="64B5AC77">
             <wp:extent cx="5267325" cy="3152775"/>
@@ -3750,17 +3591,17 @@
         <w:rPr>
           <w:rFonts w:cs="Times New Roman"/>
         </w:rPr>
-      </w:r>
-      <w:r>
-        <w:rPr>
-          <w:rFonts w:cs="Times New Roman"/>
-        </w:rPr>
         <w:instrText xml:space="preserve"> \* MERGEFORMAT </w:instrText>
       </w:r>
       <w:r>
         <w:rPr>
           <w:rFonts w:cs="Times New Roman"/>
         </w:rPr>
+      </w:r>
+      <w:r>
+        <w:rPr>
+          <w:rFonts w:cs="Times New Roman"/>
+        </w:rPr>
         <w:fldChar w:fldCharType="separate"/>
       </w:r>
       <w:r>
@@ -3847,43 +3688,14 @@
         <w:rPr>
           <w:rFonts w:cs="Times New Roman"/>
         </w:rPr>
-        <w:t>共占逾六成，是臺東縣公路客運之主要客群，其次無法區別身分占逾兩成人次，已成為第三大類別，此比例持續上升將影響持卡身分</w:t>
-      </w:r>
-      <w:bookmarkStart w:id="11" w:name="_GoBack"/>
-      <w:bookmarkEnd w:id="11"/>
-      <w:r>
-        <w:rPr>
-          <w:rFonts w:cs="Times New Roman"/>
-        </w:rPr>
-        <w:t>結構分析的可信度。學生票的使用率剩約一成，</w:t>
-      </w:r>
-      <w:proofErr w:type="gramStart"/>
-      <w:r>
-        <w:rPr>
-          <w:rFonts w:cs="Times New Roman"/>
-        </w:rPr>
-        <w:t>佔</w:t>
-      </w:r>
-      <w:proofErr w:type="gramEnd"/>
-      <w:r>
-        <w:rPr>
-          <w:rFonts w:cs="Times New Roman"/>
-        </w:rPr>
-        <w:t>比相對偏低；其他優待與愛心優待</w:t>
-      </w:r>
-      <w:proofErr w:type="gramStart"/>
-      <w:r>
-        <w:rPr>
-          <w:rFonts w:cs="Times New Roman"/>
-        </w:rPr>
-        <w:t>佔</w:t>
-      </w:r>
-      <w:proofErr w:type="gramEnd"/>
-      <w:r>
-        <w:rPr>
-          <w:rFonts w:cs="Times New Roman"/>
-        </w:rPr>
-        <w:t>比皆低，對於整體影響較少。</w:t>
+        <w:t>共占逾六成，是臺東縣公路客運之主要客群，其次無法區別身分占逾兩成人次，已成為第三大類別，此比例持續上升將影響持卡身分結構分析的可信度。</w:t>
+      </w:r>
+      <w:r>
+        <w:rPr>
+          <w:rFonts w:cs="Times New Roman"/>
+        </w:rPr>
+        <w:lastRenderedPageBreak/>
+        <w:t>學生票的使用率剩約一成，佔比相對偏低；其他優待與愛心優待佔比皆低，對於整體影響較少。</w:t>
       </w:r>
     </w:p>
     <w:sectPr>
@@ -3903,7 +3715,7 @@
 </file>
 
 <file path=word/endnotes.xml><?xml version="1.0" encoding="utf-8"?>
-<w:endnotes xmlns:wpc="http://schemas.microsoft.com/office/word/2010/wordprocessingCanvas" xmlns:cx="http://schemas.microsoft.com/office/drawing/2014/chartex" xmlns:cx1="http://schemas.microsoft.com/office/drawing/2015/9/8/chartex" xmlns:cx2="http://schemas.microsoft.com/office/drawing/2015/10/21/chartex" xmlns:cx3="http://schemas.microsoft.com/office/drawing/2016/5/9/chartex" xmlns:cx4="http://schemas.microsoft.com/office/drawing/2016/5/10/chartex" xmlns:cx5="http://schemas.microsoft.com/office/drawing/2016/5/11/chartex" xmlns:cx6="http://schemas.microsoft.com/office/drawing/2016/5/12/chartex" xmlns:cx7="http://schemas.microsoft.com/office/drawing/2016/5/13/chartex" xmlns:cx8="http://schemas.microsoft.com/office/drawing/2016/5/14/chartex" xmlns:mc="http://schemas.openxmlformats.org/markup-compatibility/2006" xmlns:aink="http://schemas.microsoft.com/office/drawing/2016/ink" xmlns:am3d="http://schemas.microsoft.com/office/drawing/2017/model3d" xmlns:o="urn:schemas-microsoft-com:office:office" xmlns:r="http://schemas.openxmlformats.org/officeDocument/2006/relationships" xmlns:m="http://schemas.openxmlformats.org/officeDocument/2006/math" xmlns:v="urn:schemas-microsoft-com:vml" xmlns:wp14="http://schemas.microsoft.com/office/word/2010/wordprocessingDrawing" xmlns:wp="http://schemas.openxmlformats.org/drawingml/2006/wordprocessingDrawing" xmlns:w10="urn:schemas-microsoft-com:office:word" xmlns:w="http://schemas.openxmlformats.org/wordprocessingml/2006/main" xmlns:w14="http://schemas.microsoft.com/office/word/2010/wordml" xmlns:w15="http://schemas.microsoft.com/office/word/2012/wordml" xmlns:w16cid="http://schemas.microsoft.com/office/word/2016/wordml/cid" xmlns:w16se="http://schemas.microsoft.com/office/word/2015/wordml/symex" xmlns:wpg="http://schemas.microsoft.com/office/word/2010/wordprocessingGroup" xmlns:wpi="http://schemas.microsoft.com/office/word/2010/wordprocessingInk" xmlns:wne="http://schemas.microsoft.com/office/word/2006/wordml" xmlns:wps="http://schemas.microsoft.com/office/word/2010/wordprocessingShape" mc:Ignorable="w14 w15 w16se w16cid wp14">
+<w:endnotes xmlns:wpc="http://schemas.microsoft.com/office/word/2010/wordprocessingCanvas" xmlns:cx="http://schemas.microsoft.com/office/drawing/2014/chartex" xmlns:cx1="http://schemas.microsoft.com/office/drawing/2015/9/8/chartex" xmlns:cx2="http://schemas.microsoft.com/office/drawing/2015/10/21/chartex" xmlns:cx3="http://schemas.microsoft.com/office/drawing/2016/5/9/chartex" xmlns:cx4="http://schemas.microsoft.com/office/drawing/2016/5/10/chartex" xmlns:cx5="http://schemas.microsoft.com/office/drawing/2016/5/11/chartex" xmlns:cx6="http://schemas.microsoft.com/office/drawing/2016/5/12/chartex" xmlns:cx7="http://schemas.microsoft.com/office/drawing/2016/5/13/chartex" xmlns:cx8="http://schemas.microsoft.com/office/drawing/2016/5/14/chartex" xmlns:mc="http://schemas.openxmlformats.org/markup-compatibility/2006" xmlns:aink="http://schemas.microsoft.com/office/drawing/2016/ink" xmlns:am3d="http://schemas.microsoft.com/office/drawing/2017/model3d" xmlns:o="urn:schemas-microsoft-com:office:office" xmlns:oel="http://schemas.microsoft.com/office/2019/extlst" xmlns:r="http://schemas.openxmlformats.org/officeDocument/2006/relationships" xmlns:m="http://schemas.openxmlformats.org/officeDocument/2006/math" xmlns:v="urn:schemas-microsoft-com:vml" xmlns:wp14="http://schemas.microsoft.com/office/word/2010/wordprocessingDrawing" xmlns:wp="http://schemas.openxmlformats.org/drawingml/2006/wordprocessingDrawing" xmlns:w10="urn:schemas-microsoft-com:office:word" xmlns:w="http://schemas.openxmlformats.org/wordprocessingml/2006/main" xmlns:w14="http://schemas.microsoft.com/office/word/2010/wordml" xmlns:w15="http://schemas.microsoft.com/office/word/2012/wordml" xmlns:w16cex="http://schemas.microsoft.com/office/word/2018/wordml/cex" xmlns:w16cid="http://schemas.microsoft.com/office/word/2016/wordml/cid" xmlns:w16="http://schemas.microsoft.com/office/word/2018/wordml" xmlns:w16du="http://schemas.microsoft.com/office/word/2023/wordml/word16du" xmlns:w16sdtdh="http://schemas.microsoft.com/office/word/2020/wordml/sdtdatahash" xmlns:w16sdtfl="http://schemas.microsoft.com/office/word/2024/wordml/sdtformatlock" xmlns:w16se="http://schemas.microsoft.com/office/word/2015/wordml/symex" xmlns:wpg="http://schemas.microsoft.com/office/word/2010/wordprocessingGroup" xmlns:wpi="http://schemas.microsoft.com/office/word/2010/wordprocessingInk" xmlns:wne="http://schemas.microsoft.com/office/word/2006/wordml" xmlns:wps="http://schemas.microsoft.com/office/word/2010/wordprocessingShape" mc:Ignorable="w14 w15 w16se w16cid w16 w16cex w16sdtdh w16sdtfl w16du wp14">
   <w:endnote w:type="separator" w:id="-1">
     <w:p>
       <w:pPr>
@@ -3930,7 +3742,7 @@
 </file>
 
 <file path=word/footer1.xml><?xml version="1.0" encoding="utf-8"?>
-<w:ftr xmlns:wpc="http://schemas.microsoft.com/office/word/2010/wordprocessingCanvas" xmlns:cx="http://schemas.microsoft.com/office/drawing/2014/chartex" xmlns:cx1="http://schemas.microsoft.com/office/drawing/2015/9/8/chartex" xmlns:cx2="http://schemas.microsoft.com/office/drawing/2015/10/21/chartex" xmlns:cx3="http://schemas.microsoft.com/office/drawing/2016/5/9/chartex" xmlns:cx4="http://schemas.microsoft.com/office/drawing/2016/5/10/chartex" xmlns:cx5="http://schemas.microsoft.com/office/drawing/2016/5/11/chartex" xmlns:cx6="http://schemas.microsoft.com/office/drawing/2016/5/12/chartex" xmlns:cx7="http://schemas.microsoft.com/office/drawing/2016/5/13/chartex" xmlns:cx8="http://schemas.microsoft.com/office/drawing/2016/5/14/chartex" xmlns:mc="http://schemas.openxmlformats.org/markup-compatibility/2006" xmlns:aink="http://schemas.microsoft.com/office/drawing/2016/ink" xmlns:am3d="http://schemas.microsoft.com/office/drawing/2017/model3d" xmlns:o="urn:schemas-microsoft-com:office:office" xmlns:r="http://schemas.openxmlformats.org/officeDocument/2006/relationships" xmlns:m="http://schemas.openxmlformats.org/officeDocument/2006/math" xmlns:v="urn:schemas-microsoft-com:vml" xmlns:wp14="http://schemas.microsoft.com/office/word/2010/wordprocessingDrawing" xmlns:wp="http://schemas.openxmlformats.org/drawingml/2006/wordprocessingDrawing" xmlns:w10="urn:schemas-microsoft-com:office:word" xmlns:w="http://schemas.openxmlformats.org/wordprocessingml/2006/main" xmlns:w14="http://schemas.microsoft.com/office/word/2010/wordml" xmlns:w15="http://schemas.microsoft.com/office/word/2012/wordml" xmlns:w16cid="http://schemas.microsoft.com/office/word/2016/wordml/cid" xmlns:w16se="http://schemas.microsoft.com/office/word/2015/wordml/symex" xmlns:wpg="http://schemas.microsoft.com/office/word/2010/wordprocessingGroup" xmlns:wpi="http://schemas.microsoft.com/office/word/2010/wordprocessingInk" xmlns:wne="http://schemas.microsoft.com/office/word/2006/wordml" xmlns:wps="http://schemas.microsoft.com/office/word/2010/wordprocessingShape" mc:Ignorable="w14 w15 w16se w16cid wp14">
+<w:ftr xmlns:wpc="http://schemas.microsoft.com/office/word/2010/wordprocessingCanvas" xmlns:cx="http://schemas.microsoft.com/office/drawing/2014/chartex" xmlns:cx1="http://schemas.microsoft.com/office/drawing/2015/9/8/chartex" xmlns:cx2="http://schemas.microsoft.com/office/drawing/2015/10/21/chartex" xmlns:cx3="http://schemas.microsoft.com/office/drawing/2016/5/9/chartex" xmlns:cx4="http://schemas.microsoft.com/office/drawing/2016/5/10/chartex" xmlns:cx5="http://schemas.microsoft.com/office/drawing/2016/5/11/chartex" xmlns:cx6="http://schemas.microsoft.com/office/drawing/2016/5/12/chartex" xmlns:cx7="http://schemas.microsoft.com/office/drawing/2016/5/13/chartex" xmlns:cx8="http://schemas.microsoft.com/office/drawing/2016/5/14/chartex" xmlns:mc="http://schemas.openxmlformats.org/markup-compatibility/2006" xmlns:aink="http://schemas.microsoft.com/office/drawing/2016/ink" xmlns:am3d="http://schemas.microsoft.com/office/drawing/2017/model3d" xmlns:o="urn:schemas-microsoft-com:office:office" xmlns:oel="http://schemas.microsoft.com/office/2019/extlst" xmlns:r="http://schemas.openxmlformats.org/officeDocument/2006/relationships" xmlns:m="http://schemas.openxmlformats.org/officeDocument/2006/math" xmlns:v="urn:schemas-microsoft-com:vml" xmlns:wp14="http://schemas.microsoft.com/office/word/2010/wordprocessingDrawing" xmlns:wp="http://schemas.openxmlformats.org/drawingml/2006/wordprocessingDrawing" xmlns:w10="urn:schemas-microsoft-com:office:word" xmlns:w="http://schemas.openxmlformats.org/wordprocessingml/2006/main" xmlns:w14="http://schemas.microsoft.com/office/word/2010/wordml" xmlns:w15="http://schemas.microsoft.com/office/word/2012/wordml" xmlns:w16cex="http://schemas.microsoft.com/office/word/2018/wordml/cex" xmlns:w16cid="http://schemas.microsoft.com/office/word/2016/wordml/cid" xmlns:w16="http://schemas.microsoft.com/office/word/2018/wordml" xmlns:w16du="http://schemas.microsoft.com/office/word/2023/wordml/word16du" xmlns:w16sdtdh="http://schemas.microsoft.com/office/word/2020/wordml/sdtdatahash" xmlns:w16sdtfl="http://schemas.microsoft.com/office/word/2024/wordml/sdtformatlock" xmlns:w16se="http://schemas.microsoft.com/office/word/2015/wordml/symex" xmlns:wpg="http://schemas.microsoft.com/office/word/2010/wordprocessingGroup" xmlns:wpi="http://schemas.microsoft.com/office/word/2010/wordprocessingInk" xmlns:wne="http://schemas.microsoft.com/office/word/2006/wordml" xmlns:wps="http://schemas.microsoft.com/office/word/2010/wordprocessingShape" mc:Ignorable="w14 w15 w16se w16cid w16 w16cex w16sdtdh w16sdtfl w16du wp14">
   <w:p>
     <w:pPr>
       <w:pStyle w:val="af3"/>
@@ -3941,7 +3753,7 @@
 </file>
 
 <file path=word/footer2.xml><?xml version="1.0" encoding="utf-8"?>
-<w:ftr xmlns:wpc="http://schemas.microsoft.com/office/word/2010/wordprocessingCanvas" xmlns:cx="http://schemas.microsoft.com/office/drawing/2014/chartex" xmlns:cx1="http://schemas.microsoft.com/office/drawing/2015/9/8/chartex" xmlns:cx2="http://schemas.microsoft.com/office/drawing/2015/10/21/chartex" xmlns:cx3="http://schemas.microsoft.com/office/drawing/2016/5/9/chartex" xmlns:cx4="http://schemas.microsoft.com/office/drawing/2016/5/10/chartex" xmlns:cx5="http://schemas.microsoft.com/office/drawing/2016/5/11/chartex" xmlns:cx6="http://schemas.microsoft.com/office/drawing/2016/5/12/chartex" xmlns:cx7="http://schemas.microsoft.com/office/drawing/2016/5/13/chartex" xmlns:cx8="http://schemas.microsoft.com/office/drawing/2016/5/14/chartex" xmlns:mc="http://schemas.openxmlformats.org/markup-compatibility/2006" xmlns:aink="http://schemas.microsoft.com/office/drawing/2016/ink" xmlns:am3d="http://schemas.microsoft.com/office/drawing/2017/model3d" xmlns:o="urn:schemas-microsoft-com:office:office" xmlns:r="http://schemas.openxmlformats.org/officeDocument/2006/relationships" xmlns:m="http://schemas.openxmlformats.org/officeDocument/2006/math" xmlns:v="urn:schemas-microsoft-com:vml" xmlns:wp14="http://schemas.microsoft.com/office/word/2010/wordprocessingDrawing" xmlns:wp="http://schemas.openxmlformats.org/drawingml/2006/wordprocessingDrawing" xmlns:w10="urn:schemas-microsoft-com:office:word" xmlns:w="http://schemas.openxmlformats.org/wordprocessingml/2006/main" xmlns:w14="http://schemas.microsoft.com/office/word/2010/wordml" xmlns:w15="http://schemas.microsoft.com/office/word/2012/wordml" xmlns:w16cid="http://schemas.microsoft.com/office/word/2016/wordml/cid" xmlns:w16se="http://schemas.microsoft.com/office/word/2015/wordml/symex" xmlns:wpg="http://schemas.microsoft.com/office/word/2010/wordprocessingGroup" xmlns:wpi="http://schemas.microsoft.com/office/word/2010/wordprocessingInk" xmlns:wne="http://schemas.microsoft.com/office/word/2006/wordml" xmlns:wps="http://schemas.microsoft.com/office/word/2010/wordprocessingShape" mc:Ignorable="w14 w15 w16se w16cid wp14">
+<w:ftr xmlns:wpc="http://schemas.microsoft.com/office/word/2010/wordprocessingCanvas" xmlns:cx="http://schemas.microsoft.com/office/drawing/2014/chartex" xmlns:cx1="http://schemas.microsoft.com/office/drawing/2015/9/8/chartex" xmlns:cx2="http://schemas.microsoft.com/office/drawing/2015/10/21/chartex" xmlns:cx3="http://schemas.microsoft.com/office/drawing/2016/5/9/chartex" xmlns:cx4="http://schemas.microsoft.com/office/drawing/2016/5/10/chartex" xmlns:cx5="http://schemas.microsoft.com/office/drawing/2016/5/11/chartex" xmlns:cx6="http://schemas.microsoft.com/office/drawing/2016/5/12/chartex" xmlns:cx7="http://schemas.microsoft.com/office/drawing/2016/5/13/chartex" xmlns:cx8="http://schemas.microsoft.com/office/drawing/2016/5/14/chartex" xmlns:mc="http://schemas.openxmlformats.org/markup-compatibility/2006" xmlns:aink="http://schemas.microsoft.com/office/drawing/2016/ink" xmlns:am3d="http://schemas.microsoft.com/office/drawing/2017/model3d" xmlns:o="urn:schemas-microsoft-com:office:office" xmlns:oel="http://schemas.microsoft.com/office/2019/extlst" xmlns:r="http://schemas.openxmlformats.org/officeDocument/2006/relationships" xmlns:m="http://schemas.openxmlformats.org/officeDocument/2006/math" xmlns:v="urn:schemas-microsoft-com:vml" xmlns:wp14="http://schemas.microsoft.com/office/word/2010/wordprocessingDrawing" xmlns:wp="http://schemas.openxmlformats.org/drawingml/2006/wordprocessingDrawing" xmlns:w10="urn:schemas-microsoft-com:office:word" xmlns:w="http://schemas.openxmlformats.org/wordprocessingml/2006/main" xmlns:w14="http://schemas.microsoft.com/office/word/2010/wordml" xmlns:w15="http://schemas.microsoft.com/office/word/2012/wordml" xmlns:w16cex="http://schemas.microsoft.com/office/word/2018/wordml/cex" xmlns:w16cid="http://schemas.microsoft.com/office/word/2016/wordml/cid" xmlns:w16="http://schemas.microsoft.com/office/word/2018/wordml" xmlns:w16du="http://schemas.microsoft.com/office/word/2023/wordml/word16du" xmlns:w16sdtdh="http://schemas.microsoft.com/office/word/2020/wordml/sdtdatahash" xmlns:w16sdtfl="http://schemas.microsoft.com/office/word/2024/wordml/sdtformatlock" xmlns:w16se="http://schemas.microsoft.com/office/word/2015/wordml/symex" xmlns:wpg="http://schemas.microsoft.com/office/word/2010/wordprocessingGroup" xmlns:wpi="http://schemas.microsoft.com/office/word/2010/wordprocessingInk" xmlns:wne="http://schemas.microsoft.com/office/word/2006/wordml" xmlns:wps="http://schemas.microsoft.com/office/word/2010/wordprocessingShape" mc:Ignorable="w14 w15 w16se w16cid w16 w16cex w16sdtdh w16sdtfl w16du wp14">
   <w:p>
     <w:pPr>
       <w:pStyle w:val="af3"/>
@@ -3952,7 +3764,7 @@
 </file>
 
 <file path=word/footer3.xml><?xml version="1.0" encoding="utf-8"?>
-<w:ftr xmlns:wpc="http://schemas.microsoft.com/office/word/2010/wordprocessingCanvas" xmlns:cx="http://schemas.microsoft.com/office/drawing/2014/chartex" xmlns:cx1="http://schemas.microsoft.com/office/drawing/2015/9/8/chartex" xmlns:cx2="http://schemas.microsoft.com/office/drawing/2015/10/21/chartex" xmlns:cx3="http://schemas.microsoft.com/office/drawing/2016/5/9/chartex" xmlns:cx4="http://schemas.microsoft.com/office/drawing/2016/5/10/chartex" xmlns:cx5="http://schemas.microsoft.com/office/drawing/2016/5/11/chartex" xmlns:cx6="http://schemas.microsoft.com/office/drawing/2016/5/12/chartex" xmlns:cx7="http://schemas.microsoft.com/office/drawing/2016/5/13/chartex" xmlns:cx8="http://schemas.microsoft.com/office/drawing/2016/5/14/chartex" xmlns:mc="http://schemas.openxmlformats.org/markup-compatibility/2006" xmlns:aink="http://schemas.microsoft.com/office/drawing/2016/ink" xmlns:am3d="http://schemas.microsoft.com/office/drawing/2017/model3d" xmlns:o="urn:schemas-microsoft-com:office:office" xmlns:r="http://schemas.openxmlformats.org/officeDocument/2006/relationships" xmlns:m="http://schemas.openxmlformats.org/officeDocument/2006/math" xmlns:v="urn:schemas-microsoft-com:vml" xmlns:wp14="http://schemas.microsoft.com/office/word/2010/wordprocessingDrawing" xmlns:wp="http://schemas.openxmlformats.org/drawingml/2006/wordprocessingDrawing" xmlns:w10="urn:schemas-microsoft-com:office:word" xmlns:w="http://schemas.openxmlformats.org/wordprocessingml/2006/main" xmlns:w14="http://schemas.microsoft.com/office/word/2010/wordml" xmlns:w15="http://schemas.microsoft.com/office/word/2012/wordml" xmlns:w16cid="http://schemas.microsoft.com/office/word/2016/wordml/cid" xmlns:w16se="http://schemas.microsoft.com/office/word/2015/wordml/symex" xmlns:wpg="http://schemas.microsoft.com/office/word/2010/wordprocessingGroup" xmlns:wpi="http://schemas.microsoft.com/office/word/2010/wordprocessingInk" xmlns:wne="http://schemas.microsoft.com/office/word/2006/wordml" xmlns:wps="http://schemas.microsoft.com/office/word/2010/wordprocessingShape" mc:Ignorable="w14 w15 w16se w16cid wp14">
+<w:ftr xmlns:wpc="http://schemas.microsoft.com/office/word/2010/wordprocessingCanvas" xmlns:cx="http://schemas.microsoft.com/office/drawing/2014/chartex" xmlns:cx1="http://schemas.microsoft.com/office/drawing/2015/9/8/chartex" xmlns:cx2="http://schemas.microsoft.com/office/drawing/2015/10/21/chartex" xmlns:cx3="http://schemas.microsoft.com/office/drawing/2016/5/9/chartex" xmlns:cx4="http://schemas.microsoft.com/office/drawing/2016/5/10/chartex" xmlns:cx5="http://schemas.microsoft.com/office/drawing/2016/5/11/chartex" xmlns:cx6="http://schemas.microsoft.com/office/drawing/2016/5/12/chartex" xmlns:cx7="http://schemas.microsoft.com/office/drawing/2016/5/13/chartex" xmlns:cx8="http://schemas.microsoft.com/office/drawing/2016/5/14/chartex" xmlns:mc="http://schemas.openxmlformats.org/markup-compatibility/2006" xmlns:aink="http://schemas.microsoft.com/office/drawing/2016/ink" xmlns:am3d="http://schemas.microsoft.com/office/drawing/2017/model3d" xmlns:o="urn:schemas-microsoft-com:office:office" xmlns:oel="http://schemas.microsoft.com/office/2019/extlst" xmlns:r="http://schemas.openxmlformats.org/officeDocument/2006/relationships" xmlns:m="http://schemas.openxmlformats.org/officeDocument/2006/math" xmlns:v="urn:schemas-microsoft-com:vml" xmlns:wp14="http://schemas.microsoft.com/office/word/2010/wordprocessingDrawing" xmlns:wp="http://schemas.openxmlformats.org/drawingml/2006/wordprocessingDrawing" xmlns:w10="urn:schemas-microsoft-com:office:word" xmlns:w="http://schemas.openxmlformats.org/wordprocessingml/2006/main" xmlns:w14="http://schemas.microsoft.com/office/word/2010/wordml" xmlns:w15="http://schemas.microsoft.com/office/word/2012/wordml" xmlns:w16cex="http://schemas.microsoft.com/office/word/2018/wordml/cex" xmlns:w16cid="http://schemas.microsoft.com/office/word/2016/wordml/cid" xmlns:w16="http://schemas.microsoft.com/office/word/2018/wordml" xmlns:w16du="http://schemas.microsoft.com/office/word/2023/wordml/word16du" xmlns:w16sdtdh="http://schemas.microsoft.com/office/word/2020/wordml/sdtdatahash" xmlns:w16sdtfl="http://schemas.microsoft.com/office/word/2024/wordml/sdtformatlock" xmlns:w16se="http://schemas.microsoft.com/office/word/2015/wordml/symex" xmlns:wpg="http://schemas.microsoft.com/office/word/2010/wordprocessingGroup" xmlns:wpi="http://schemas.microsoft.com/office/word/2010/wordprocessingInk" xmlns:wne="http://schemas.microsoft.com/office/word/2006/wordml" xmlns:wps="http://schemas.microsoft.com/office/word/2010/wordprocessingShape" mc:Ignorable="w14 w15 w16se w16cid w16 w16cex w16sdtdh w16sdtfl w16du wp14">
   <w:p>
     <w:pPr>
       <w:pStyle w:val="af3"/>
@@ -3963,7 +3775,7 @@
 </file>
 
 <file path=word/footnotes.xml><?xml version="1.0" encoding="utf-8"?>
-<w:footnotes xmlns:wpc="http://schemas.microsoft.com/office/word/2010/wordprocessingCanvas" xmlns:cx="http://schemas.microsoft.com/office/drawing/2014/chartex" xmlns:cx1="http://schemas.microsoft.com/office/drawing/2015/9/8/chartex" xmlns:cx2="http://schemas.microsoft.com/office/drawing/2015/10/21/chartex" xmlns:cx3="http://schemas.microsoft.com/office/drawing/2016/5/9/chartex" xmlns:cx4="http://schemas.microsoft.com/office/drawing/2016/5/10/chartex" xmlns:cx5="http://schemas.microsoft.com/office/drawing/2016/5/11/chartex" xmlns:cx6="http://schemas.microsoft.com/office/drawing/2016/5/12/chartex" xmlns:cx7="http://schemas.microsoft.com/office/drawing/2016/5/13/chartex" xmlns:cx8="http://schemas.microsoft.com/office/drawing/2016/5/14/chartex" xmlns:mc="http://schemas.openxmlformats.org/markup-compatibility/2006" xmlns:aink="http://schemas.microsoft.com/office/drawing/2016/ink" xmlns:am3d="http://schemas.microsoft.com/office/drawing/2017/model3d" xmlns:o="urn:schemas-microsoft-com:office:office" xmlns:r="http://schemas.openxmlformats.org/officeDocument/2006/relationships" xmlns:m="http://schemas.openxmlformats.org/officeDocument/2006/math" xmlns:v="urn:schemas-microsoft-com:vml" xmlns:wp14="http://schemas.microsoft.com/office/word/2010/wordprocessingDrawing" xmlns:wp="http://schemas.openxmlformats.org/drawingml/2006/wordprocessingDrawing" xmlns:w10="urn:schemas-microsoft-com:office:word" xmlns:w="http://schemas.openxmlformats.org/wordprocessingml/2006/main" xmlns:w14="http://schemas.microsoft.com/office/word/2010/wordml" xmlns:w15="http://schemas.microsoft.com/office/word/2012/wordml" xmlns:w16cid="http://schemas.microsoft.com/office/word/2016/wordml/cid" xmlns:w16se="http://schemas.microsoft.com/office/word/2015/wordml/symex" xmlns:wpg="http://schemas.microsoft.com/office/word/2010/wordprocessingGroup" xmlns:wpi="http://schemas.microsoft.com/office/word/2010/wordprocessingInk" xmlns:wne="http://schemas.microsoft.com/office/word/2006/wordml" xmlns:wps="http://schemas.microsoft.com/office/word/2010/wordprocessingShape" mc:Ignorable="w14 w15 w16se w16cid wp14">
+<w:footnotes xmlns:wpc="http://schemas.microsoft.com/office/word/2010/wordprocessingCanvas" xmlns:cx="http://schemas.microsoft.com/office/drawing/2014/chartex" xmlns:cx1="http://schemas.microsoft.com/office/drawing/2015/9/8/chartex" xmlns:cx2="http://schemas.microsoft.com/office/drawing/2015/10/21/chartex" xmlns:cx3="http://schemas.microsoft.com/office/drawing/2016/5/9/chartex" xmlns:cx4="http://schemas.microsoft.com/office/drawing/2016/5/10/chartex" xmlns:cx5="http://schemas.microsoft.com/office/drawing/2016/5/11/chartex" xmlns:cx6="http://schemas.microsoft.com/office/drawing/2016/5/12/chartex" xmlns:cx7="http://schemas.microsoft.com/office/drawing/2016/5/13/chartex" xmlns:cx8="http://schemas.microsoft.com/office/drawing/2016/5/14/chartex" xmlns:mc="http://schemas.openxmlformats.org/markup-compatibility/2006" xmlns:aink="http://schemas.microsoft.com/office/drawing/2016/ink" xmlns:am3d="http://schemas.microsoft.com/office/drawing/2017/model3d" xmlns:o="urn:schemas-microsoft-com:office:office" xmlns:oel="http://schemas.microsoft.com/office/2019/extlst" xmlns:r="http://schemas.openxmlformats.org/officeDocument/2006/relationships" xmlns:m="http://schemas.openxmlformats.org/officeDocument/2006/math" xmlns:v="urn:schemas-microsoft-com:vml" xmlns:wp14="http://schemas.microsoft.com/office/word/2010/wordprocessingDrawing" xmlns:wp="http://schemas.openxmlformats.org/drawingml/2006/wordprocessingDrawing" xmlns:w10="urn:schemas-microsoft-com:office:word" xmlns:w="http://schemas.openxmlformats.org/wordprocessingml/2006/main" xmlns:w14="http://schemas.microsoft.com/office/word/2010/wordml" xmlns:w15="http://schemas.microsoft.com/office/word/2012/wordml" xmlns:w16cex="http://schemas.microsoft.com/office/word/2018/wordml/cex" xmlns:w16cid="http://schemas.microsoft.com/office/word/2016/wordml/cid" xmlns:w16="http://schemas.microsoft.com/office/word/2018/wordml" xmlns:w16du="http://schemas.microsoft.com/office/word/2023/wordml/word16du" xmlns:w16sdtdh="http://schemas.microsoft.com/office/word/2020/wordml/sdtdatahash" xmlns:w16sdtfl="http://schemas.microsoft.com/office/word/2024/wordml/sdtformatlock" xmlns:w16se="http://schemas.microsoft.com/office/word/2015/wordml/symex" xmlns:wpg="http://schemas.microsoft.com/office/word/2010/wordprocessingGroup" xmlns:wpi="http://schemas.microsoft.com/office/word/2010/wordprocessingInk" xmlns:wne="http://schemas.microsoft.com/office/word/2006/wordml" xmlns:wps="http://schemas.microsoft.com/office/word/2010/wordprocessingShape" mc:Ignorable="w14 w15 w16se w16cid w16 w16cex w16sdtdh w16sdtfl w16du wp14">
   <w:footnote w:type="separator" w:id="-1">
     <w:p>
       <w:pPr>
@@ -3990,7 +3802,7 @@
 </file>
 
 <file path=word/header1.xml><?xml version="1.0" encoding="utf-8"?>
-<w:hdr xmlns:wpc="http://schemas.microsoft.com/office/word/2010/wordprocessingCanvas" xmlns:cx="http://schemas.microsoft.com/office/drawing/2014/chartex" xmlns:cx1="http://schemas.microsoft.com/office/drawing/2015/9/8/chartex" xmlns:cx2="http://schemas.microsoft.com/office/drawing/2015/10/21/chartex" xmlns:cx3="http://schemas.microsoft.com/office/drawing/2016/5/9/chartex" xmlns:cx4="http://schemas.microsoft.com/office/drawing/2016/5/10/chartex" xmlns:cx5="http://schemas.microsoft.com/office/drawing/2016/5/11/chartex" xmlns:cx6="http://schemas.microsoft.com/office/drawing/2016/5/12/chartex" xmlns:cx7="http://schemas.microsoft.com/office/drawing/2016/5/13/chartex" xmlns:cx8="http://schemas.microsoft.com/office/drawing/2016/5/14/chartex" xmlns:mc="http://schemas.openxmlformats.org/markup-compatibility/2006" xmlns:aink="http://schemas.microsoft.com/office/drawing/2016/ink" xmlns:am3d="http://schemas.microsoft.com/office/drawing/2017/model3d" xmlns:o="urn:schemas-microsoft-com:office:office" xmlns:r="http://schemas.openxmlformats.org/officeDocument/2006/relationships" xmlns:m="http://schemas.openxmlformats.org/officeDocument/2006/math" xmlns:v="urn:schemas-microsoft-com:vml" xmlns:wp14="http://schemas.microsoft.com/office/word/2010/wordprocessingDrawing" xmlns:wp="http://schemas.openxmlformats.org/drawingml/2006/wordprocessingDrawing" xmlns:w10="urn:schemas-microsoft-com:office:word" xmlns:w="http://schemas.openxmlformats.org/wordprocessingml/2006/main" xmlns:w14="http://schemas.microsoft.com/office/word/2010/wordml" xmlns:w15="http://schemas.microsoft.com/office/word/2012/wordml" xmlns:w16cid="http://schemas.microsoft.com/office/word/2016/wordml/cid" xmlns:w16se="http://schemas.microsoft.com/office/word/2015/wordml/symex" xmlns:wpg="http://schemas.microsoft.com/office/word/2010/wordprocessingGroup" xmlns:wpi="http://schemas.microsoft.com/office/word/2010/wordprocessingInk" xmlns:wne="http://schemas.microsoft.com/office/word/2006/wordml" xmlns:wps="http://schemas.microsoft.com/office/word/2010/wordprocessingShape" mc:Ignorable="w14 w15 w16se w16cid wp14">
+<w:hdr xmlns:wpc="http://schemas.microsoft.com/office/word/2010/wordprocessingCanvas" xmlns:cx="http://schemas.microsoft.com/office/drawing/2014/chartex" xmlns:cx1="http://schemas.microsoft.com/office/drawing/2015/9/8/chartex" xmlns:cx2="http://schemas.microsoft.com/office/drawing/2015/10/21/chartex" xmlns:cx3="http://schemas.microsoft.com/office/drawing/2016/5/9/chartex" xmlns:cx4="http://schemas.microsoft.com/office/drawing/2016/5/10/chartex" xmlns:cx5="http://schemas.microsoft.com/office/drawing/2016/5/11/chartex" xmlns:cx6="http://schemas.microsoft.com/office/drawing/2016/5/12/chartex" xmlns:cx7="http://schemas.microsoft.com/office/drawing/2016/5/13/chartex" xmlns:cx8="http://schemas.microsoft.com/office/drawing/2016/5/14/chartex" xmlns:mc="http://schemas.openxmlformats.org/markup-compatibility/2006" xmlns:aink="http://schemas.microsoft.com/office/drawing/2016/ink" xmlns:am3d="http://schemas.microsoft.com/office/drawing/2017/model3d" xmlns:o="urn:schemas-microsoft-com:office:office" xmlns:oel="http://schemas.microsoft.com/office/2019/extlst" xmlns:r="http://schemas.openxmlformats.org/officeDocument/2006/relationships" xmlns:m="http://schemas.openxmlformats.org/officeDocument/2006/math" xmlns:v="urn:schemas-microsoft-com:vml" xmlns:wp14="http://schemas.microsoft.com/office/word/2010/wordprocessingDrawing" xmlns:wp="http://schemas.openxmlformats.org/drawingml/2006/wordprocessingDrawing" xmlns:w10="urn:schemas-microsoft-com:office:word" xmlns:w="http://schemas.openxmlformats.org/wordprocessingml/2006/main" xmlns:w14="http://schemas.microsoft.com/office/word/2010/wordml" xmlns:w15="http://schemas.microsoft.com/office/word/2012/wordml" xmlns:w16cex="http://schemas.microsoft.com/office/word/2018/wordml/cex" xmlns:w16cid="http://schemas.microsoft.com/office/word/2016/wordml/cid" xmlns:w16="http://schemas.microsoft.com/office/word/2018/wordml" xmlns:w16du="http://schemas.microsoft.com/office/word/2023/wordml/word16du" xmlns:w16sdtdh="http://schemas.microsoft.com/office/word/2020/wordml/sdtdatahash" xmlns:w16sdtfl="http://schemas.microsoft.com/office/word/2024/wordml/sdtformatlock" xmlns:w16se="http://schemas.microsoft.com/office/word/2015/wordml/symex" xmlns:wpg="http://schemas.microsoft.com/office/word/2010/wordprocessingGroup" xmlns:wpi="http://schemas.microsoft.com/office/word/2010/wordprocessingInk" xmlns:wne="http://schemas.microsoft.com/office/word/2006/wordml" xmlns:wps="http://schemas.microsoft.com/office/word/2010/wordprocessingShape" mc:Ignorable="w14 w15 w16se w16cid w16 w16cex w16sdtdh w16sdtfl w16du wp14">
   <w:p>
     <w:pPr>
       <w:pStyle w:val="af1"/>
@@ -4001,7 +3813,7 @@
 </file>
 
 <file path=word/header2.xml><?xml version="1.0" encoding="utf-8"?>
-<w:hdr xmlns:wpc="http://schemas.microsoft.com/office/word/2010/wordprocessingCanvas" xmlns:cx="http://schemas.microsoft.com/office/drawing/2014/chartex" xmlns:cx1="http://schemas.microsoft.com/office/drawing/2015/9/8/chartex" xmlns:cx2="http://schemas.microsoft.com/office/drawing/2015/10/21/chartex" xmlns:cx3="http://schemas.microsoft.com/office/drawing/2016/5/9/chartex" xmlns:cx4="http://schemas.microsoft.com/office/drawing/2016/5/10/chartex" xmlns:cx5="http://schemas.microsoft.com/office/drawing/2016/5/11/chartex" xmlns:cx6="http://schemas.microsoft.com/office/drawing/2016/5/12/chartex" xmlns:cx7="http://schemas.microsoft.com/office/drawing/2016/5/13/chartex" xmlns:cx8="http://schemas.microsoft.com/office/drawing/2016/5/14/chartex" xmlns:mc="http://schemas.openxmlformats.org/markup-compatibility/2006" xmlns:aink="http://schemas.microsoft.com/office/drawing/2016/ink" xmlns:am3d="http://schemas.microsoft.com/office/drawing/2017/model3d" xmlns:o="urn:schemas-microsoft-com:office:office" xmlns:r="http://schemas.openxmlformats.org/officeDocument/2006/relationships" xmlns:m="http://schemas.openxmlformats.org/officeDocument/2006/math" xmlns:v="urn:schemas-microsoft-com:vml" xmlns:wp14="http://schemas.microsoft.com/office/word/2010/wordprocessingDrawing" xmlns:wp="http://schemas.openxmlformats.org/drawingml/2006/wordprocessingDrawing" xmlns:w10="urn:schemas-microsoft-com:office:word" xmlns:w="http://schemas.openxmlformats.org/wordprocessingml/2006/main" xmlns:w14="http://schemas.microsoft.com/office/word/2010/wordml" xmlns:w15="http://schemas.microsoft.com/office/word/2012/wordml" xmlns:w16cid="http://schemas.microsoft.com/office/word/2016/wordml/cid" xmlns:w16se="http://schemas.microsoft.com/office/word/2015/wordml/symex" xmlns:wpg="http://schemas.microsoft.com/office/word/2010/wordprocessingGroup" xmlns:wpi="http://schemas.microsoft.com/office/word/2010/wordprocessingInk" xmlns:wne="http://schemas.microsoft.com/office/word/2006/wordml" xmlns:wps="http://schemas.microsoft.com/office/word/2010/wordprocessingShape" mc:Ignorable="w14 w15 w16se w16cid wp14">
+<w:hdr xmlns:wpc="http://schemas.microsoft.com/office/word/2010/wordprocessingCanvas" xmlns:cx="http://schemas.microsoft.com/office/drawing/2014/chartex" xmlns:cx1="http://schemas.microsoft.com/office/drawing/2015/9/8/chartex" xmlns:cx2="http://schemas.microsoft.com/office/drawing/2015/10/21/chartex" xmlns:cx3="http://schemas.microsoft.com/office/drawing/2016/5/9/chartex" xmlns:cx4="http://schemas.microsoft.com/office/drawing/2016/5/10/chartex" xmlns:cx5="http://schemas.microsoft.com/office/drawing/2016/5/11/chartex" xmlns:cx6="http://schemas.microsoft.com/office/drawing/2016/5/12/chartex" xmlns:cx7="http://schemas.microsoft.com/office/drawing/2016/5/13/chartex" xmlns:cx8="http://schemas.microsoft.com/office/drawing/2016/5/14/chartex" xmlns:mc="http://schemas.openxmlformats.org/markup-compatibility/2006" xmlns:aink="http://schemas.microsoft.com/office/drawing/2016/ink" xmlns:am3d="http://schemas.microsoft.com/office/drawing/2017/model3d" xmlns:o="urn:schemas-microsoft-com:office:office" xmlns:oel="http://schemas.microsoft.com/office/2019/extlst" xmlns:r="http://schemas.openxmlformats.org/officeDocument/2006/relationships" xmlns:m="http://schemas.openxmlformats.org/officeDocument/2006/math" xmlns:v="urn:schemas-microsoft-com:vml" xmlns:wp14="http://schemas.microsoft.com/office/word/2010/wordprocessingDrawing" xmlns:wp="http://schemas.openxmlformats.org/drawingml/2006/wordprocessingDrawing" xmlns:w10="urn:schemas-microsoft-com:office:word" xmlns:w="http://schemas.openxmlformats.org/wordprocessingml/2006/main" xmlns:w14="http://schemas.microsoft.com/office/word/2010/wordml" xmlns:w15="http://schemas.microsoft.com/office/word/2012/wordml" xmlns:w16cex="http://schemas.microsoft.com/office/word/2018/wordml/cex" xmlns:w16cid="http://schemas.microsoft.com/office/word/2016/wordml/cid" xmlns:w16="http://schemas.microsoft.com/office/word/2018/wordml" xmlns:w16du="http://schemas.microsoft.com/office/word/2023/wordml/word16du" xmlns:w16sdtdh="http://schemas.microsoft.com/office/word/2020/wordml/sdtdatahash" xmlns:w16sdtfl="http://schemas.microsoft.com/office/word/2024/wordml/sdtformatlock" xmlns:w16se="http://schemas.microsoft.com/office/word/2015/wordml/symex" xmlns:wpg="http://schemas.microsoft.com/office/word/2010/wordprocessingGroup" xmlns:wpi="http://schemas.microsoft.com/office/word/2010/wordprocessingInk" xmlns:wne="http://schemas.microsoft.com/office/word/2006/wordml" xmlns:wps="http://schemas.microsoft.com/office/word/2010/wordprocessingShape" mc:Ignorable="w14 w15 w16se w16cid w16 w16cex w16sdtdh w16sdtfl w16du wp14">
   <w:p>
     <w:pPr>
       <w:pStyle w:val="af1"/>
@@ -4012,7 +3824,7 @@
 </file>
 
 <file path=word/header3.xml><?xml version="1.0" encoding="utf-8"?>
-<w:hdr xmlns:wpc="http://schemas.microsoft.com/office/word/2010/wordprocessingCanvas" xmlns:cx="http://schemas.microsoft.com/office/drawing/2014/chartex" xmlns:cx1="http://schemas.microsoft.com/office/drawing/2015/9/8/chartex" xmlns:cx2="http://schemas.microsoft.com/office/drawing/2015/10/21/chartex" xmlns:cx3="http://schemas.microsoft.com/office/drawing/2016/5/9/chartex" xmlns:cx4="http://schemas.microsoft.com/office/drawing/2016/5/10/chartex" xmlns:cx5="http://schemas.microsoft.com/office/drawing/2016/5/11/chartex" xmlns:cx6="http://schemas.microsoft.com/office/drawing/2016/5/12/chartex" xmlns:cx7="http://schemas.microsoft.com/office/drawing/2016/5/13/chartex" xmlns:cx8="http://schemas.microsoft.com/office/drawing/2016/5/14/chartex" xmlns:mc="http://schemas.openxmlformats.org/markup-compatibility/2006" xmlns:aink="http://schemas.microsoft.com/office/drawing/2016/ink" xmlns:am3d="http://schemas.microsoft.com/office/drawing/2017/model3d" xmlns:o="urn:schemas-microsoft-com:office:office" xmlns:r="http://schemas.openxmlformats.org/officeDocument/2006/relationships" xmlns:m="http://schemas.openxmlformats.org/officeDocument/2006/math" xmlns:v="urn:schemas-microsoft-com:vml" xmlns:wp14="http://schemas.microsoft.com/office/word/2010/wordprocessingDrawing" xmlns:wp="http://schemas.openxmlformats.org/drawingml/2006/wordprocessingDrawing" xmlns:w10="urn:schemas-microsoft-com:office:word" xmlns:w="http://schemas.openxmlformats.org/wordprocessingml/2006/main" xmlns:w14="http://schemas.microsoft.com/office/word/2010/wordml" xmlns:w15="http://schemas.microsoft.com/office/word/2012/wordml" xmlns:w16cid="http://schemas.microsoft.com/office/word/2016/wordml/cid" xmlns:w16se="http://schemas.microsoft.com/office/word/2015/wordml/symex" xmlns:wpg="http://schemas.microsoft.com/office/word/2010/wordprocessingGroup" xmlns:wpi="http://schemas.microsoft.com/office/word/2010/wordprocessingInk" xmlns:wne="http://schemas.microsoft.com/office/word/2006/wordml" xmlns:wps="http://schemas.microsoft.com/office/word/2010/wordprocessingShape" mc:Ignorable="w14 w15 w16se w16cid wp14">
+<w:hdr xmlns:wpc="http://schemas.microsoft.com/office/word/2010/wordprocessingCanvas" xmlns:cx="http://schemas.microsoft.com/office/drawing/2014/chartex" xmlns:cx1="http://schemas.microsoft.com/office/drawing/2015/9/8/chartex" xmlns:cx2="http://schemas.microsoft.com/office/drawing/2015/10/21/chartex" xmlns:cx3="http://schemas.microsoft.com/office/drawing/2016/5/9/chartex" xmlns:cx4="http://schemas.microsoft.com/office/drawing/2016/5/10/chartex" xmlns:cx5="http://schemas.microsoft.com/office/drawing/2016/5/11/chartex" xmlns:cx6="http://schemas.microsoft.com/office/drawing/2016/5/12/chartex" xmlns:cx7="http://schemas.microsoft.com/office/drawing/2016/5/13/chartex" xmlns:cx8="http://schemas.microsoft.com/office/drawing/2016/5/14/chartex" xmlns:mc="http://schemas.openxmlformats.org/markup-compatibility/2006" xmlns:aink="http://schemas.microsoft.com/office/drawing/2016/ink" xmlns:am3d="http://schemas.microsoft.com/office/drawing/2017/model3d" xmlns:o="urn:schemas-microsoft-com:office:office" xmlns:oel="http://schemas.microsoft.com/office/2019/extlst" xmlns:r="http://schemas.openxmlformats.org/officeDocument/2006/relationships" xmlns:m="http://schemas.openxmlformats.org/officeDocument/2006/math" xmlns:v="urn:schemas-microsoft-com:vml" xmlns:wp14="http://schemas.microsoft.com/office/word/2010/wordprocessingDrawing" xmlns:wp="http://schemas.openxmlformats.org/drawingml/2006/wordprocessingDrawing" xmlns:w10="urn:schemas-microsoft-com:office:word" xmlns:w="http://schemas.openxmlformats.org/wordprocessingml/2006/main" xmlns:w14="http://schemas.microsoft.com/office/word/2010/wordml" xmlns:w15="http://schemas.microsoft.com/office/word/2012/wordml" xmlns:w16cex="http://schemas.microsoft.com/office/word/2018/wordml/cex" xmlns:w16cid="http://schemas.microsoft.com/office/word/2016/wordml/cid" xmlns:w16="http://schemas.microsoft.com/office/word/2018/wordml" xmlns:w16du="http://schemas.microsoft.com/office/word/2023/wordml/word16du" xmlns:w16sdtdh="http://schemas.microsoft.com/office/word/2020/wordml/sdtdatahash" xmlns:w16sdtfl="http://schemas.microsoft.com/office/word/2024/wordml/sdtformatlock" xmlns:w16se="http://schemas.microsoft.com/office/word/2015/wordml/symex" xmlns:wpg="http://schemas.microsoft.com/office/word/2010/wordprocessingGroup" xmlns:wpi="http://schemas.microsoft.com/office/word/2010/wordprocessingInk" xmlns:wne="http://schemas.microsoft.com/office/word/2006/wordml" xmlns:wps="http://schemas.microsoft.com/office/word/2010/wordprocessingShape" mc:Ignorable="w14 w15 w16se w16cid w16 w16cex w16sdtdh w16sdtfl w16du wp14">
   <w:p>
     <w:pPr>
       <w:pStyle w:val="af1"/>
@@ -4023,7 +3835,7 @@
 </file>
 
 <file path=word/numbering.xml><?xml version="1.0" encoding="utf-8"?>
-<w:numbering xmlns:wpc="http://schemas.microsoft.com/office/word/2010/wordprocessingCanvas" xmlns:cx="http://schemas.microsoft.com/office/drawing/2014/chartex" xmlns:cx1="http://schemas.microsoft.com/office/drawing/2015/9/8/chartex" xmlns:cx2="http://schemas.microsoft.com/office/drawing/2015/10/21/chartex" xmlns:cx3="http://schemas.microsoft.com/office/drawing/2016/5/9/chartex" xmlns:cx4="http://schemas.microsoft.com/office/drawing/2016/5/10/chartex" xmlns:cx5="http://schemas.microsoft.com/office/drawing/2016/5/11/chartex" xmlns:cx6="http://schemas.microsoft.com/office/drawing/2016/5/12/chartex" xmlns:cx7="http://schemas.microsoft.com/office/drawing/2016/5/13/chartex" xmlns:cx8="http://schemas.microsoft.com/office/drawing/2016/5/14/chartex" xmlns:mc="http://schemas.openxmlformats.org/markup-compatibility/2006" xmlns:aink="http://schemas.microsoft.com/office/drawing/2016/ink" xmlns:am3d="http://schemas.microsoft.com/office/drawing/2017/model3d" xmlns:o="urn:schemas-microsoft-com:office:office" xmlns:r="http://schemas.openxmlformats.org/officeDocument/2006/relationships" xmlns:m="http://schemas.openxmlformats.org/officeDocument/2006/math" xmlns:v="urn:schemas-microsoft-com:vml" xmlns:wp14="http://schemas.microsoft.com/office/word/2010/wordprocessingDrawing" xmlns:wp="http://schemas.openxmlformats.org/drawingml/2006/wordprocessingDrawing" xmlns:w10="urn:schemas-microsoft-com:office:word" xmlns:w="http://schemas.openxmlformats.org/wordprocessingml/2006/main" xmlns:w14="http://schemas.microsoft.com/office/word/2010/wordml" xmlns:w15="http://schemas.microsoft.com/office/word/2012/wordml" xmlns:w16cid="http://schemas.microsoft.com/office/word/2016/wordml/cid" xmlns:w16se="http://schemas.microsoft.com/office/word/2015/wordml/symex" xmlns:wpg="http://schemas.microsoft.com/office/word/2010/wordprocessingGroup" xmlns:wpi="http://schemas.microsoft.com/office/word/2010/wordprocessingInk" xmlns:wne="http://schemas.microsoft.com/office/word/2006/wordml" xmlns:wps="http://schemas.microsoft.com/office/word/2010/wordprocessingShape" mc:Ignorable="w14 w15 w16se w16cid wp14">
+<w:numbering xmlns:wpc="http://schemas.microsoft.com/office/word/2010/wordprocessingCanvas" xmlns:cx="http://schemas.microsoft.com/office/drawing/2014/chartex" xmlns:cx1="http://schemas.microsoft.com/office/drawing/2015/9/8/chartex" xmlns:cx2="http://schemas.microsoft.com/office/drawing/2015/10/21/chartex" xmlns:cx3="http://schemas.microsoft.com/office/drawing/2016/5/9/chartex" xmlns:cx4="http://schemas.microsoft.com/office/drawing/2016/5/10/chartex" xmlns:cx5="http://schemas.microsoft.com/office/drawing/2016/5/11/chartex" xmlns:cx6="http://schemas.microsoft.com/office/drawing/2016/5/12/chartex" xmlns:cx7="http://schemas.microsoft.com/office/drawing/2016/5/13/chartex" xmlns:cx8="http://schemas.microsoft.com/office/drawing/2016/5/14/chartex" xmlns:mc="http://schemas.openxmlformats.org/markup-compatibility/2006" xmlns:aink="http://schemas.microsoft.com/office/drawing/2016/ink" xmlns:am3d="http://schemas.microsoft.com/office/drawing/2017/model3d" xmlns:o="urn:schemas-microsoft-com:office:office" xmlns:oel="http://schemas.microsoft.com/office/2019/extlst" xmlns:r="http://schemas.openxmlformats.org/officeDocument/2006/relationships" xmlns:m="http://schemas.openxmlformats.org/officeDocument/2006/math" xmlns:v="urn:schemas-microsoft-com:vml" xmlns:wp14="http://schemas.microsoft.com/office/word/2010/wordprocessingDrawing" xmlns:wp="http://schemas.openxmlformats.org/drawingml/2006/wordprocessingDrawing" xmlns:w10="urn:schemas-microsoft-com:office:word" xmlns:w="http://schemas.openxmlformats.org/wordprocessingml/2006/main" xmlns:w14="http://schemas.microsoft.com/office/word/2010/wordml" xmlns:w15="http://schemas.microsoft.com/office/word/2012/wordml" xmlns:w16cex="http://schemas.microsoft.com/office/word/2018/wordml/cex" xmlns:w16cid="http://schemas.microsoft.com/office/word/2016/wordml/cid" xmlns:w16="http://schemas.microsoft.com/office/word/2018/wordml" xmlns:w16du="http://schemas.microsoft.com/office/word/2023/wordml/word16du" xmlns:w16sdtdh="http://schemas.microsoft.com/office/word/2020/wordml/sdtdatahash" xmlns:w16sdtfl="http://schemas.microsoft.com/office/word/2024/wordml/sdtformatlock" xmlns:w16se="http://schemas.microsoft.com/office/word/2015/wordml/symex" xmlns:wpg="http://schemas.microsoft.com/office/word/2010/wordprocessingGroup" xmlns:wpi="http://schemas.microsoft.com/office/word/2010/wordprocessingInk" xmlns:wne="http://schemas.microsoft.com/office/word/2006/wordml" xmlns:wps="http://schemas.microsoft.com/office/word/2010/wordprocessingShape" mc:Ignorable="w14 w15 w16se w16cid w16 w16cex w16sdtdh w16sdtfl w16du wp14">
   <w:abstractNum w:abstractNumId="0" w15:restartNumberingAfterBreak="0">
     <w:nsid w:val="4F9A114E"/>
     <w:multiLevelType w:val="multilevel"/>
@@ -4155,20 +3967,20 @@
       </w:rPr>
     </w:lvl>
   </w:abstractNum>
-  <w:num w:numId="1">
+  <w:num w:numId="1" w16cid:durableId="1312061560">
     <w:abstractNumId w:val="0"/>
   </w:num>
-  <w:num w:numId="2">
+  <w:num w:numId="2" w16cid:durableId="1259676660">
     <w:abstractNumId w:val="0"/>
   </w:num>
-  <w:num w:numId="3">
+  <w:num w:numId="3" w16cid:durableId="1194348292">
     <w:abstractNumId w:val="0"/>
   </w:num>
 </w:numbering>
 </file>
 
 <file path=word/styles.xml><?xml version="1.0" encoding="utf-8"?>
-<w:styles xmlns:mc="http://schemas.openxmlformats.org/markup-compatibility/2006" xmlns:r="http://schemas.openxmlformats.org/officeDocument/2006/relationships" xmlns:w="http://schemas.openxmlformats.org/wordprocessingml/2006/main" xmlns:w14="http://schemas.microsoft.com/office/word/2010/wordml" xmlns:w15="http://schemas.microsoft.com/office/word/2012/wordml" xmlns:w16cid="http://schemas.microsoft.com/office/word/2016/wordml/cid" xmlns:w16se="http://schemas.microsoft.com/office/word/2015/wordml/symex" mc:Ignorable="w14 w15 w16se w16cid">
+<w:styles xmlns:mc="http://schemas.openxmlformats.org/markup-compatibility/2006" xmlns:r="http://schemas.openxmlformats.org/officeDocument/2006/relationships" xmlns:w="http://schemas.openxmlformats.org/wordprocessingml/2006/main" xmlns:w14="http://schemas.microsoft.com/office/word/2010/wordml" xmlns:w15="http://schemas.microsoft.com/office/word/2012/wordml" xmlns:w16cex="http://schemas.microsoft.com/office/word/2018/wordml/cex" xmlns:w16cid="http://schemas.microsoft.com/office/word/2016/wordml/cid" xmlns:w16="http://schemas.microsoft.com/office/word/2018/wordml" xmlns:w16du="http://schemas.microsoft.com/office/word/2023/wordml/word16du" xmlns:w16sdtdh="http://schemas.microsoft.com/office/word/2020/wordml/sdtdatahash" xmlns:w16sdtfl="http://schemas.microsoft.com/office/word/2024/wordml/sdtformatlock" xmlns:w16se="http://schemas.microsoft.com/office/word/2015/wordml/symex" mc:Ignorable="w14 w15 w16se w16cid w16 w16cex w16sdtdh w16sdtfl w16du">
   <w:docDefaults>
     <w:rPrDefault>
       <w:rPr>
@@ -4186,7 +3998,7 @@
       </w:pPr>
     </w:pPrDefault>
   </w:docDefaults>
-  <w:latentStyles w:defLockedState="0" w:defUIPriority="99" w:defSemiHidden="0" w:defUnhideWhenUsed="0" w:defQFormat="0" w:count="375">
+  <w:latentStyles w:defLockedState="0" w:defUIPriority="99" w:defSemiHidden="0" w:defUnhideWhenUsed="0" w:defQFormat="0" w:count="376">
     <w:lsdException w:name="Normal" w:uiPriority="0" w:qFormat="1"/>
     <w:lsdException w:name="heading 1" w:uiPriority="9" w:qFormat="1"/>
     <w:lsdException w:name="heading 2" w:semiHidden="1" w:uiPriority="9" w:unhideWhenUsed="1" w:qFormat="1"/>
@@ -4562,6 +4374,7 @@
     <w:lsdException w:name="Smart Hyperlink" w:semiHidden="1" w:unhideWhenUsed="1"/>
     <w:lsdException w:name="Hashtag" w:semiHidden="1" w:unhideWhenUsed="1"/>
     <w:lsdException w:name="Unresolved Mention" w:semiHidden="1" w:unhideWhenUsed="1"/>
+    <w:lsdException w:name="Smart Link" w:semiHidden="1" w:unhideWhenUsed="1"/>
   </w:latentStyles>
   <w:style w:type="paragraph" w:default="1" w:styleId="a">
     <w:name w:val="Normal"/>

--- a/參考文件/交通部會議繳交區/交通部會議-114年上半年趨勢分析.docx
+++ b/參考文件/交通部會議繳交區/交通部會議-114年上半年趨勢分析.docx
@@ -2491,9 +2491,9 @@
       </w:r>
       <w:r>
         <w:rPr>
-          <w:rFonts w:cs="Times New Roman"/>
-        </w:rPr>
-        <w:t>15.5</w:t>
+          <w:rFonts w:cs="Times New Roman" w:hint="eastAsia"/>
+        </w:rPr>
+        <w:t>3.4</w:t>
       </w:r>
       <w:r>
         <w:rPr>
@@ -2527,21 +2527,9 @@
       </w:r>
       <w:r>
         <w:rPr>
-          <w:rFonts w:cs="Times New Roman"/>
-        </w:rPr>
-        <w:t>10</w:t>
-      </w:r>
-      <w:r>
-        <w:rPr>
-          <w:rFonts w:cs="Times New Roman"/>
-        </w:rPr>
-        <w:t>至</w:t>
-      </w:r>
-      <w:r>
-        <w:rPr>
-          <w:rFonts w:cs="Times New Roman"/>
-        </w:rPr>
-        <w:t>11</w:t>
+          <w:rFonts w:cs="Times New Roman" w:hint="eastAsia"/>
+        </w:rPr>
+        <w:t>3</w:t>
       </w:r>
       <w:r>
         <w:rPr>
@@ -2903,9 +2891,15 @@
       </w:r>
       <w:r>
         <w:rPr>
-          <w:rFonts w:cs="Times New Roman"/>
-        </w:rPr>
-        <w:t>55.8%</w:t>
+          <w:rFonts w:cs="Times New Roman" w:hint="eastAsia"/>
+        </w:rPr>
+        <w:t>42.4</w:t>
+      </w:r>
+      <w:r>
+        <w:rPr>
+          <w:rFonts w:cs="Times New Roman"/>
+        </w:rPr>
+        <w:t>%</w:t>
       </w:r>
       <w:r>
         <w:rPr>
@@ -2917,31 +2911,67 @@
         <w:rPr>
           <w:rFonts w:cs="Times New Roman"/>
         </w:rPr>
-        <w:t>32.7%</w:t>
-      </w:r>
-      <w:r>
-        <w:rPr>
-          <w:rFonts w:cs="Times New Roman"/>
-        </w:rPr>
-        <w:t>，顯示一般民眾與高齡族群為主要使用者。學生身分占</w:t>
-      </w:r>
-      <w:r>
-        <w:rPr>
-          <w:rFonts w:cs="Times New Roman"/>
-        </w:rPr>
-        <w:t>6.5%</w:t>
-      </w:r>
-      <w:r>
-        <w:rPr>
-          <w:rFonts w:cs="Times New Roman"/>
-        </w:rPr>
-        <w:t>，愛心優惠</w:t>
-      </w:r>
-      <w:r>
-        <w:rPr>
-          <w:rFonts w:cs="Times New Roman"/>
-        </w:rPr>
-        <w:t>4.1%</w:t>
+        <w:t>3</w:t>
+      </w:r>
+      <w:r>
+        <w:rPr>
+          <w:rFonts w:cs="Times New Roman" w:hint="eastAsia"/>
+        </w:rPr>
+        <w:t>3.3</w:t>
+      </w:r>
+      <w:r>
+        <w:rPr>
+          <w:rFonts w:cs="Times New Roman"/>
+        </w:rPr>
+        <w:t>%</w:t>
+      </w:r>
+      <w:r>
+        <w:rPr>
+          <w:rFonts w:cs="Times New Roman"/>
+        </w:rPr>
+        <w:t>，顯示一般民眾與高齡族群為主要使用者。愛心優惠</w:t>
+      </w:r>
+      <w:r>
+        <w:rPr>
+          <w:rFonts w:cs="Times New Roman" w:hint="eastAsia"/>
+        </w:rPr>
+        <w:t>12.7</w:t>
+      </w:r>
+      <w:r>
+        <w:rPr>
+          <w:rFonts w:cs="Times New Roman"/>
+        </w:rPr>
+        <w:t>%</w:t>
+      </w:r>
+      <w:r>
+        <w:rPr>
+          <w:rFonts w:cs="Times New Roman" w:hint="eastAsia"/>
+        </w:rPr>
+        <w:t>，</w:t>
+      </w:r>
+      <w:r>
+        <w:rPr>
+          <w:rFonts w:cs="Times New Roman"/>
+        </w:rPr>
+        <w:t>學生身分占</w:t>
+      </w:r>
+      <w:r>
+        <w:rPr>
+          <w:rFonts w:cs="Times New Roman"/>
+        </w:rPr>
+        <w:t>6.</w:t>
+      </w:r>
+      <w:r>
+        <w:rPr>
+          <w:rFonts w:cs="Times New Roman" w:hint="eastAsia"/>
+        </w:rPr>
+        <w:t>7</w:t>
+      </w:r>
+      <w:r>
+        <w:rPr>
+          <w:rFonts w:cs="Times New Roman"/>
+        </w:rPr>
+        <w:t>%</w:t>
       </w:r>
       <w:r>
         <w:rPr>
@@ -2951,9 +2981,15 @@
       </w:r>
       <w:r>
         <w:rPr>
-          <w:rFonts w:cs="Times New Roman"/>
-        </w:rPr>
-        <w:t>0.8%</w:t>
+          <w:rFonts w:cs="Times New Roman" w:hint="eastAsia"/>
+        </w:rPr>
+        <w:t>1.7</w:t>
+      </w:r>
+      <w:r>
+        <w:rPr>
+          <w:rFonts w:cs="Times New Roman"/>
+        </w:rPr>
+        <w:t>%</w:t>
       </w:r>
       <w:r>
         <w:rPr>
@@ -2963,9 +2999,15 @@
       </w:r>
       <w:r>
         <w:rPr>
-          <w:rFonts w:cs="Times New Roman"/>
-        </w:rPr>
-        <w:t>0%</w:t>
+          <w:rFonts w:cs="Times New Roman" w:hint="eastAsia"/>
+        </w:rPr>
+        <w:t>3.2</w:t>
+      </w:r>
+      <w:r>
+        <w:rPr>
+          <w:rFonts w:cs="Times New Roman"/>
+        </w:rPr>
+        <w:t>%</w:t>
       </w:r>
       <w:r>
         <w:rPr>
@@ -3008,9 +3050,9 @@
           <w:noProof/>
         </w:rPr>
         <w:drawing>
-          <wp:inline distT="0" distB="0" distL="0" distR="0" wp14:anchorId="3B9CB3A7" wp14:editId="2B0062EB">
-            <wp:extent cx="5267325" cy="1752600"/>
-            <wp:effectExtent l="0" t="0" r="9525" b="0"/>
+          <wp:inline distT="0" distB="0" distL="0" distR="0" wp14:anchorId="3B9CB3A7" wp14:editId="0D1F8275">
+            <wp:extent cx="5257800" cy="1752600"/>
+            <wp:effectExtent l="0" t="0" r="0" b="0"/>
             <wp:docPr id="161663734" name="圖片 7"/>
             <wp:cNvGraphicFramePr>
               <a:graphicFrameLocks xmlns:a="http://schemas.openxmlformats.org/drawingml/2006/main" noChangeAspect="1"/>
@@ -3019,20 +3061,13 @@
               <a:graphicData uri="http://schemas.openxmlformats.org/drawingml/2006/picture">
                 <pic:pic xmlns:pic="http://schemas.openxmlformats.org/drawingml/2006/picture">
                   <pic:nvPicPr>
-                    <pic:cNvPr id="0" name="Picture 6"/>
+                    <pic:cNvPr id="161663734" name="圖片 7"/>
                     <pic:cNvPicPr>
                       <a:picLocks noChangeAspect="1" noChangeArrowheads="1"/>
                     </pic:cNvPicPr>
                   </pic:nvPicPr>
                   <pic:blipFill>
-                    <a:blip r:embed="rId14">
-                      <a:extLst>
-                        <a:ext uri="{28A0092B-C50C-407E-A947-70E740481C1C}">
-                          <a14:useLocalDpi xmlns:a14="http://schemas.microsoft.com/office/drawing/2010/main" val="0"/>
-                        </a:ext>
-                      </a:extLst>
-                    </a:blip>
-                    <a:srcRect/>
+                    <a:blip r:embed="rId14"/>
                     <a:stretch>
                       <a:fillRect/>
                     </a:stretch>
@@ -3040,7 +3075,7 @@
                   <pic:spPr bwMode="auto">
                     <a:xfrm>
                       <a:off x="0" y="0"/>
-                      <a:ext cx="5267325" cy="1752600"/>
+                      <a:ext cx="5257800" cy="1752600"/>
                     </a:xfrm>
                     <a:prstGeom prst="rect">
                       <a:avLst/>
@@ -3354,9 +3389,9 @@
           <w:noProof/>
         </w:rPr>
         <w:drawing>
-          <wp:inline distT="0" distB="0" distL="0" distR="0" wp14:anchorId="760153AA" wp14:editId="64B5AC77">
-            <wp:extent cx="5267325" cy="3152775"/>
-            <wp:effectExtent l="0" t="0" r="9525" b="9525"/>
+          <wp:inline distT="0" distB="0" distL="0" distR="0" wp14:anchorId="760153AA" wp14:editId="22A9A7C6">
+            <wp:extent cx="5267325" cy="3151227"/>
+            <wp:effectExtent l="0" t="0" r="0" b="0"/>
             <wp:docPr id="1035646490" name="圖片 8"/>
             <wp:cNvGraphicFramePr>
               <a:graphicFrameLocks xmlns:a="http://schemas.openxmlformats.org/drawingml/2006/main" noChangeAspect="1"/>
@@ -3365,20 +3400,13 @@
               <a:graphicData uri="http://schemas.openxmlformats.org/drawingml/2006/picture">
                 <pic:pic xmlns:pic="http://schemas.openxmlformats.org/drawingml/2006/picture">
                   <pic:nvPicPr>
-                    <pic:cNvPr id="0" name="Picture 7"/>
+                    <pic:cNvPr id="1035646490" name="圖片 8"/>
                     <pic:cNvPicPr>
                       <a:picLocks noChangeAspect="1" noChangeArrowheads="1"/>
                     </pic:cNvPicPr>
                   </pic:nvPicPr>
                   <pic:blipFill>
-                    <a:blip r:embed="rId15">
-                      <a:extLst>
-                        <a:ext uri="{28A0092B-C50C-407E-A947-70E740481C1C}">
-                          <a14:useLocalDpi xmlns:a14="http://schemas.microsoft.com/office/drawing/2010/main" val="0"/>
-                        </a:ext>
-                      </a:extLst>
-                    </a:blip>
-                    <a:srcRect/>
+                    <a:blip r:embed="rId15"/>
                     <a:stretch>
                       <a:fillRect/>
                     </a:stretch>
@@ -3386,7 +3414,7 @@
                   <pic:spPr bwMode="auto">
                     <a:xfrm>
                       <a:off x="0" y="0"/>
-                      <a:ext cx="5267325" cy="3152775"/>
+                      <a:ext cx="5267325" cy="3151227"/>
                     </a:xfrm>
                     <a:prstGeom prst="rect">
                       <a:avLst/>
@@ -3688,14 +3716,26 @@
         <w:rPr>
           <w:rFonts w:cs="Times New Roman"/>
         </w:rPr>
-        <w:t>共占逾六成，是臺東縣公路客運之主要客群，其次無法區別身分占逾兩成人次，已成為第三大類別，此比例持續上升將影響持卡身分結構分析的可信度。</w:t>
-      </w:r>
-      <w:r>
-        <w:rPr>
-          <w:rFonts w:cs="Times New Roman"/>
+        <w:t>共占逾六成，是臺東縣公路客運之主要客群，其次無法區別身分占逾兩成人次，已成為第三大類別，此比例持續上升將影響持卡身分結構分析的可信度</w:t>
+      </w:r>
+      <w:r>
+        <w:rPr>
+          <w:rFonts w:cs="Times New Roman" w:hint="eastAsia"/>
+        </w:rPr>
+        <w:t>，</w:t>
+      </w:r>
+      <w:r>
+        <w:rPr>
+          <w:rFonts w:cs="Times New Roman" w:hint="eastAsia"/>
         </w:rPr>
         <w:lastRenderedPageBreak/>
-        <w:t>學生票的使用率剩約一成，佔比相對偏低；其他優待與愛心優待佔比皆低，對於整體影響較少。</w:t>
+        <w:t>應持續追蹤該項目比例</w:t>
+      </w:r>
+      <w:r>
+        <w:rPr>
+          <w:rFonts w:cs="Times New Roman"/>
+        </w:rPr>
+        <w:t>。學生票的使用率剩約一成，佔比相對偏低；其他優待與愛心優待佔比皆低，對於整體影響較少。</w:t>
       </w:r>
     </w:p>
     <w:sectPr>
